--- a/src/articles/דברים-פשוטים/דברים פשוטים פסח תשפו.docx
+++ b/src/articles/דברים-פשוטים/דברים פשוטים פסח תשפו.docx
@@ -18,27 +18,7 @@
           <w:szCs w:val="22"/>
           <w:rtl/>
         </w:rPr>
-        <w:t xml:space="preserve">יום שישי א' </w:t>
-      </w:r>
-      <w:proofErr w:type="spellStart"/>
-      <w:r>
-        <w:rPr>
-          <w:rFonts w:asciiTheme="minorBidi" w:hAnsiTheme="minorBidi" w:cstheme="minorBidi"/>
-          <w:sz w:val="22"/>
-          <w:szCs w:val="22"/>
-          <w:rtl/>
-        </w:rPr>
-        <w:t>דחוה"מ</w:t>
-      </w:r>
-      <w:proofErr w:type="spellEnd"/>
-      <w:r>
-        <w:rPr>
-          <w:rFonts w:asciiTheme="minorBidi" w:hAnsiTheme="minorBidi" w:cstheme="minorBidi"/>
-          <w:sz w:val="22"/>
-          <w:szCs w:val="22"/>
-          <w:rtl/>
-        </w:rPr>
-        <w:t xml:space="preserve"> פסח ה'תשפ"ו.</w:t>
+        <w:t>יום שישי א' דחוה"מ פסח ה'תשפ"ו.</w:t>
       </w:r>
     </w:p>
     <w:p>
@@ -135,35 +115,7 @@
         <w:rPr>
           <w:rtl/>
         </w:rPr>
-        <w:t xml:space="preserve"> זמן יציאת מצריים, ולא מציינים את יום </w:t>
-      </w:r>
-      <w:proofErr w:type="spellStart"/>
-      <w:r>
-        <w:rPr>
-          <w:rtl/>
-        </w:rPr>
-        <w:t>חצײת</w:t>
-      </w:r>
-      <w:proofErr w:type="spellEnd"/>
-      <w:r>
-        <w:rPr>
-          <w:rtl/>
-        </w:rPr>
-        <w:t xml:space="preserve"> הירדן והכניסה לא"י? עד כדי כך </w:t>
-      </w:r>
-      <w:proofErr w:type="spellStart"/>
-      <w:r>
-        <w:rPr>
-          <w:rtl/>
-        </w:rPr>
-        <w:t>שהט"ז</w:t>
-      </w:r>
-      <w:proofErr w:type="spellEnd"/>
-      <w:r>
-        <w:rPr>
-          <w:rtl/>
-        </w:rPr>
-        <w:t xml:space="preserve"> אומר שמציינים את שבת הגדול דווקא בשבת ולא בי' ניסן שזה תאריך הנס (למ"ד ששבת הגדול היא ע"</w:t>
+        <w:t xml:space="preserve"> זמן יציאת מצריים, ולא מציינים את יום חצײת הירדן והכניסה לא"י? עד כדי כך שהט"ז אומר שמציינים את שבת הגדול דווקא בשבת ולא בי' ניסן שזה תאריך הנס (למ"ד ששבת הגדול היא ע"</w:t>
       </w:r>
       <w:r>
         <w:rPr>
@@ -424,23 +376,7 @@
           <w:rFonts w:hint="cs"/>
           <w:rtl/>
         </w:rPr>
-        <w:t xml:space="preserve"> ואף </w:t>
-      </w:r>
-      <w:proofErr w:type="spellStart"/>
-      <w:r>
-        <w:rPr>
-          <w:rFonts w:hint="cs"/>
-          <w:rtl/>
-        </w:rPr>
-        <w:t>מחוייב</w:t>
-      </w:r>
-      <w:proofErr w:type="spellEnd"/>
-      <w:r>
-        <w:rPr>
-          <w:rFonts w:hint="cs"/>
-          <w:rtl/>
-        </w:rPr>
-        <w:t xml:space="preserve"> </w:t>
+        <w:t xml:space="preserve"> ואף מחוייב </w:t>
       </w:r>
       <w:r>
         <w:rPr>
@@ -653,63 +589,7 @@
         <w:rPr>
           <w:rtl/>
         </w:rPr>
-        <w:t xml:space="preserve">"וַיְדַבֵּ֤ר מֹשֶׁה֙ </w:t>
-      </w:r>
-      <w:proofErr w:type="spellStart"/>
-      <w:r>
-        <w:rPr>
-          <w:rtl/>
-        </w:rPr>
-        <w:t>וְהַכֹּהֲנִ֣ים</w:t>
-      </w:r>
-      <w:proofErr w:type="spellEnd"/>
-      <w:r>
-        <w:rPr>
-          <w:rtl/>
-        </w:rPr>
-        <w:t xml:space="preserve"> </w:t>
-      </w:r>
-      <w:proofErr w:type="spellStart"/>
-      <w:r>
-        <w:rPr>
-          <w:rtl/>
-        </w:rPr>
-        <w:t>הַלְוִיִּ֔ם</w:t>
-      </w:r>
-      <w:proofErr w:type="spellEnd"/>
-      <w:r>
-        <w:rPr>
-          <w:rtl/>
-        </w:rPr>
-        <w:t xml:space="preserve"> אֶ֥ל </w:t>
-      </w:r>
-      <w:proofErr w:type="spellStart"/>
-      <w:r>
-        <w:rPr>
-          <w:rtl/>
-        </w:rPr>
-        <w:t>כׇּל־יִשְׂרָאֵ֖ל</w:t>
-      </w:r>
-      <w:proofErr w:type="spellEnd"/>
-      <w:r>
-        <w:rPr>
-          <w:rtl/>
-        </w:rPr>
-        <w:t xml:space="preserve"> </w:t>
-      </w:r>
-      <w:proofErr w:type="spellStart"/>
-      <w:r>
-        <w:rPr>
-          <w:rtl/>
-        </w:rPr>
-        <w:t>לֵאמֹ֑ר</w:t>
-      </w:r>
-      <w:proofErr w:type="spellEnd"/>
-      <w:r>
-        <w:rPr>
-          <w:rtl/>
-        </w:rPr>
-        <w:t xml:space="preserve"> הַסְכֵּ֤ת וּשְׁמַע֙ יִשְׂרָאֵ֔ל </w:t>
+        <w:t xml:space="preserve">"וַיְדַבֵּ֤ר מֹשֶׁה֙ וְהַכֹּהֲנִ֣ים הַלְוִיִּ֔ם אֶ֥ל כׇּל־יִשְׂרָאֵ֖ל לֵאמֹ֑ר הַסְכֵּ֤ת וּשְׁמַע֙ יִשְׂרָאֵ֔ל </w:t>
       </w:r>
       <w:r>
         <w:rPr>
@@ -735,14 +615,7 @@
         <w:rPr>
           <w:rtl/>
         </w:rPr>
-        <w:t xml:space="preserve"> </w:t>
-      </w:r>
-      <w:proofErr w:type="spellStart"/>
-      <w:r>
-        <w:rPr>
-          <w:rtl/>
-        </w:rPr>
-        <w:t>אֱ</w:t>
+        <w:t xml:space="preserve"> אֱ</w:t>
       </w:r>
       <w:r>
         <w:rPr>
@@ -755,14 +628,7 @@
         <w:rPr>
           <w:rtl/>
         </w:rPr>
-        <w:t>לֹהֶֽיך</w:t>
-      </w:r>
-      <w:proofErr w:type="spellEnd"/>
-      <w:r>
-        <w:rPr>
-          <w:rtl/>
-        </w:rPr>
-        <w:t>ָ". עם ישראל נהיה לעם רק כשהוא נכנס לארץ, ואיננו עם, וודאי לא</w:t>
+        <w:t>לֹהֶֽיךָ". עם ישראל נהיה לעם רק כשהוא נכנס לארץ, ואיננו עם, וודאי לא</w:t>
       </w:r>
       <w:r>
         <w:rPr>
@@ -855,56 +721,7 @@
         <w:rPr>
           <w:rtl/>
         </w:rPr>
-        <w:t xml:space="preserve"> אֶ֣רֶץ </w:t>
-      </w:r>
-      <w:proofErr w:type="spellStart"/>
-      <w:r>
-        <w:rPr>
-          <w:rtl/>
-        </w:rPr>
-        <w:t>מְגֻרֶ֗יך</w:t>
-      </w:r>
-      <w:proofErr w:type="spellEnd"/>
-      <w:r>
-        <w:rPr>
-          <w:rtl/>
-        </w:rPr>
-        <w:t xml:space="preserve">ָ אֵ֚ת </w:t>
-      </w:r>
-      <w:proofErr w:type="spellStart"/>
-      <w:r>
-        <w:rPr>
-          <w:rtl/>
-        </w:rPr>
-        <w:t>כׇּל־אֶ֣רֶץ</w:t>
-      </w:r>
-      <w:proofErr w:type="spellEnd"/>
-      <w:r>
-        <w:rPr>
-          <w:rtl/>
-        </w:rPr>
-        <w:t xml:space="preserve"> כְּנַ֔עַן </w:t>
-      </w:r>
-      <w:proofErr w:type="spellStart"/>
-      <w:r>
-        <w:rPr>
-          <w:rtl/>
-        </w:rPr>
-        <w:t>לַאֲחֻזַּ֖ת</w:t>
-      </w:r>
-      <w:proofErr w:type="spellEnd"/>
-      <w:r>
-        <w:rPr>
-          <w:rtl/>
-        </w:rPr>
-        <w:t xml:space="preserve"> עוֹלָ֑ם וְהָיִ֥יתִי לָהֶ֖ם </w:t>
-      </w:r>
-      <w:proofErr w:type="spellStart"/>
-      <w:r>
-        <w:rPr>
-          <w:rtl/>
-        </w:rPr>
-        <w:t>לֵא</w:t>
+        <w:t xml:space="preserve"> אֶ֣רֶץ מְגֻרֶ֗יךָ אֵ֚ת כׇּל־אֶ֣רֶץ כְּנַ֔עַן לַאֲחֻזַּ֖ת עוֹלָ֑ם וְהָיִ֥יתִי לָהֶ֖ם לֵא</w:t>
       </w:r>
       <w:r>
         <w:rPr>
@@ -919,7 +736,6 @@
         </w:rPr>
         <w:t>לֹהִֽים</w:t>
       </w:r>
-      <w:proofErr w:type="spellEnd"/>
       <w:r>
         <w:rPr>
           <w:rFonts w:hint="cs"/>
@@ -1126,14 +942,7 @@
         <w:rPr>
           <w:rtl/>
         </w:rPr>
-        <w:t xml:space="preserve">ן </w:t>
-      </w:r>
-      <w:proofErr w:type="spellStart"/>
-      <w:r>
-        <w:rPr>
-          <w:rtl/>
-        </w:rPr>
-        <w:t>מ</w:t>
+        <w:t>ן מ</w:t>
       </w:r>
       <w:r>
         <w:rPr>
@@ -1185,16 +994,80 @@
         <w:rPr>
           <w:rtl/>
         </w:rPr>
-        <w:t>ין</w:t>
-      </w:r>
-      <w:proofErr w:type="spellEnd"/>
-      <w:r>
-        <w:rPr>
-          <w:rtl/>
-        </w:rPr>
-        <w:t xml:space="preserve"> </w:t>
-      </w:r>
-      <w:proofErr w:type="spellStart"/>
+        <w:t>ין א</w:t>
+      </w:r>
+      <w:r>
+        <w:rPr>
+          <w:rFonts w:hint="cs"/>
+          <w:rtl/>
+        </w:rPr>
+        <w:t>ֱ</w:t>
+      </w:r>
+      <w:r>
+        <w:rPr>
+          <w:rtl/>
+        </w:rPr>
+        <w:t>ל</w:t>
+      </w:r>
+      <w:r>
+        <w:rPr>
+          <w:rFonts w:hint="cs"/>
+          <w:rtl/>
+        </w:rPr>
+        <w:t>ָ</w:t>
+      </w:r>
+      <w:r>
+        <w:rPr>
+          <w:rtl/>
+        </w:rPr>
+        <w:t>הו</w:t>
+      </w:r>
+      <w:r>
+        <w:rPr>
+          <w:rFonts w:hint="cs"/>
+          <w:rtl/>
+        </w:rPr>
+        <w:t>ּ</w:t>
+      </w:r>
+      <w:r>
+        <w:rPr>
+          <w:rtl/>
+        </w:rPr>
+        <w:t>ת</w:t>
+      </w:r>
+      <w:r>
+        <w:rPr>
+          <w:rFonts w:hint="cs"/>
+          <w:rtl/>
+        </w:rPr>
+        <w:t>ִ</w:t>
+      </w:r>
+      <w:r>
+        <w:rPr>
+          <w:rtl/>
+        </w:rPr>
+        <w:t>י</w:t>
+      </w:r>
+      <w:r>
+        <w:rPr>
+          <w:rFonts w:hint="cs"/>
+          <w:rtl/>
+        </w:rPr>
+        <w:t>,</w:t>
+      </w:r>
+      <w:r>
+        <w:rPr>
+          <w:rtl/>
+        </w:rPr>
+        <w:t xml:space="preserve"> ו</w:t>
+      </w:r>
+      <w:r>
+        <w:rPr>
+          <w:rFonts w:hint="cs"/>
+          <w:rtl/>
+        </w:rPr>
+        <w:t>ְ</w:t>
+      </w:r>
       <w:r>
         <w:rPr>
           <w:rtl/>
@@ -1206,7 +1079,85 @@
           <w:rFonts w:hint="cs"/>
           <w:rtl/>
         </w:rPr>
-        <w:t>ֱ</w:t>
+        <w:t>ִ</w:t>
+      </w:r>
+      <w:r>
+        <w:rPr>
+          <w:rtl/>
+        </w:rPr>
+        <w:t>ם ל</w:t>
+      </w:r>
+      <w:r>
+        <w:rPr>
+          <w:rFonts w:hint="cs"/>
+          <w:rtl/>
+        </w:rPr>
+        <w:t>ָ</w:t>
+      </w:r>
+      <w:r>
+        <w:rPr>
+          <w:rtl/>
+        </w:rPr>
+        <w:t xml:space="preserve">או </w:t>
+      </w:r>
+      <w:r>
+        <w:rPr>
+          <w:rFonts w:hint="cs"/>
+          <w:rtl/>
+        </w:rPr>
+        <w:t xml:space="preserve">– </w:t>
+      </w:r>
+      <w:r>
+        <w:rPr>
+          <w:rtl/>
+        </w:rPr>
+        <w:t>א</w:t>
+      </w:r>
+      <w:r>
+        <w:rPr>
+          <w:rFonts w:hint="cs"/>
+          <w:rtl/>
+        </w:rPr>
+        <w:t>ֵ</w:t>
+      </w:r>
+      <w:r>
+        <w:rPr>
+          <w:rtl/>
+        </w:rPr>
+        <w:t>ין מ</w:t>
+      </w:r>
+      <w:r>
+        <w:rPr>
+          <w:rFonts w:hint="cs"/>
+          <w:rtl/>
+        </w:rPr>
+        <w:t>ְ</w:t>
+      </w:r>
+      <w:r>
+        <w:rPr>
+          <w:rtl/>
+        </w:rPr>
+        <w:t>ק</w:t>
+      </w:r>
+      <w:r>
+        <w:rPr>
+          <w:rFonts w:hint="cs"/>
+          <w:rtl/>
+        </w:rPr>
+        <w:t>ַ</w:t>
+      </w:r>
+      <w:r>
+        <w:rPr>
+          <w:rtl/>
+        </w:rPr>
+        <w:t>ב</w:t>
+      </w:r>
+      <w:r>
+        <w:rPr>
+          <w:rFonts w:hint="cs"/>
+          <w:rtl/>
+        </w:rPr>
+        <w:t>ְּ</w:t>
       </w:r>
       <w:r>
         <w:rPr>
@@ -1219,184 +1170,13 @@
           <w:rFonts w:hint="cs"/>
           <w:rtl/>
         </w:rPr>
-        <w:t>ָ</w:t>
-      </w:r>
-      <w:r>
-        <w:rPr>
-          <w:rtl/>
-        </w:rPr>
-        <w:t>הו</w:t>
-      </w:r>
-      <w:r>
-        <w:rPr>
-          <w:rFonts w:hint="cs"/>
-          <w:rtl/>
-        </w:rPr>
-        <w:t>ּ</w:t>
-      </w:r>
-      <w:r>
-        <w:rPr>
-          <w:rtl/>
-        </w:rPr>
-        <w:t>ת</w:t>
-      </w:r>
-      <w:r>
-        <w:rPr>
-          <w:rFonts w:hint="cs"/>
-          <w:rtl/>
-        </w:rPr>
         <w:t>ִ</w:t>
       </w:r>
       <w:r>
         <w:rPr>
           <w:rtl/>
         </w:rPr>
-        <w:t>י</w:t>
-      </w:r>
-      <w:proofErr w:type="spellEnd"/>
-      <w:r>
-        <w:rPr>
-          <w:rFonts w:hint="cs"/>
-          <w:rtl/>
-        </w:rPr>
-        <w:t>,</w:t>
-      </w:r>
-      <w:r>
-        <w:rPr>
-          <w:rtl/>
-        </w:rPr>
-        <w:t xml:space="preserve"> ו</w:t>
-      </w:r>
-      <w:r>
-        <w:rPr>
-          <w:rFonts w:hint="cs"/>
-          <w:rtl/>
-        </w:rPr>
-        <w:t>ְ</w:t>
-      </w:r>
-      <w:r>
-        <w:rPr>
-          <w:rtl/>
-        </w:rPr>
-        <w:t>א</w:t>
-      </w:r>
-      <w:r>
-        <w:rPr>
-          <w:rFonts w:hint="cs"/>
-          <w:rtl/>
-        </w:rPr>
-        <w:t>ִ</w:t>
-      </w:r>
-      <w:r>
-        <w:rPr>
-          <w:rtl/>
-        </w:rPr>
-        <w:t>ם ל</w:t>
-      </w:r>
-      <w:r>
-        <w:rPr>
-          <w:rFonts w:hint="cs"/>
-          <w:rtl/>
-        </w:rPr>
-        <w:t>ָ</w:t>
-      </w:r>
-      <w:r>
-        <w:rPr>
-          <w:rtl/>
-        </w:rPr>
-        <w:t xml:space="preserve">או </w:t>
-      </w:r>
-      <w:r>
-        <w:rPr>
-          <w:rFonts w:hint="cs"/>
-          <w:rtl/>
-        </w:rPr>
-        <w:t xml:space="preserve">– </w:t>
-      </w:r>
-      <w:r>
-        <w:rPr>
-          <w:rtl/>
-        </w:rPr>
-        <w:t>א</w:t>
-      </w:r>
-      <w:r>
-        <w:rPr>
-          <w:rFonts w:hint="cs"/>
-          <w:rtl/>
-        </w:rPr>
-        <w:t>ֵ</w:t>
-      </w:r>
-      <w:r>
-        <w:rPr>
-          <w:rtl/>
-        </w:rPr>
-        <w:t xml:space="preserve">ין </w:t>
-      </w:r>
-      <w:proofErr w:type="spellStart"/>
-      <w:r>
-        <w:rPr>
-          <w:rtl/>
-        </w:rPr>
-        <w:t>מ</w:t>
-      </w:r>
-      <w:r>
-        <w:rPr>
-          <w:rFonts w:hint="cs"/>
-          <w:rtl/>
-        </w:rPr>
-        <w:t>ְ</w:t>
-      </w:r>
-      <w:r>
-        <w:rPr>
-          <w:rtl/>
-        </w:rPr>
-        <w:t>ק</w:t>
-      </w:r>
-      <w:r>
-        <w:rPr>
-          <w:rFonts w:hint="cs"/>
-          <w:rtl/>
-        </w:rPr>
-        <w:t>ַ</w:t>
-      </w:r>
-      <w:r>
-        <w:rPr>
-          <w:rtl/>
-        </w:rPr>
-        <w:t>ב</w:t>
-      </w:r>
-      <w:r>
-        <w:rPr>
-          <w:rFonts w:hint="cs"/>
-          <w:rtl/>
-        </w:rPr>
-        <w:t>ְּ</w:t>
-      </w:r>
-      <w:r>
-        <w:rPr>
-          <w:rtl/>
-        </w:rPr>
-        <w:t>ל</w:t>
-      </w:r>
-      <w:r>
-        <w:rPr>
-          <w:rFonts w:hint="cs"/>
-          <w:rtl/>
-        </w:rPr>
-        <w:t>ִ</w:t>
-      </w:r>
-      <w:r>
-        <w:rPr>
-          <w:rtl/>
-        </w:rPr>
-        <w:t>ין</w:t>
-      </w:r>
-      <w:proofErr w:type="spellEnd"/>
-      <w:r>
-        <w:rPr>
-          <w:rtl/>
-        </w:rPr>
-        <w:t>".</w:t>
+        <w:t>ין".</w:t>
       </w:r>
     </w:p>
     <w:p>
@@ -1501,16 +1281,8 @@
         <w:rPr>
           <w:rtl/>
         </w:rPr>
-        <w:t xml:space="preserve"> בַּמָּ֥ה אֵדַ֖ע כִּ֥י </w:t>
-      </w:r>
-      <w:proofErr w:type="spellStart"/>
-      <w:r>
-        <w:rPr>
-          <w:rtl/>
-        </w:rPr>
-        <w:t>אִֽירָשֶֽׁנָּה</w:t>
-      </w:r>
-      <w:proofErr w:type="spellEnd"/>
+        <w:t xml:space="preserve"> בַּמָּ֥ה אֵדַ֖ע כִּ֥י אִֽירָשֶֽׁנָּה</w:t>
+      </w:r>
       <w:r>
         <w:rPr>
           <w:rFonts w:hint="cs"/>
@@ -1685,483 +1457,316 @@
         <w:rPr>
           <w:rtl/>
         </w:rPr>
-        <w:t xml:space="preserve">", ונשנה במעמד הסנה: "וָאֵרֵ֞ד לְהַצִּיל֣וֹ מִיַּ֣ד מִצְרַ֗יִם </w:t>
-      </w:r>
-      <w:proofErr w:type="spellStart"/>
-      <w:r>
-        <w:rPr>
-          <w:rtl/>
-        </w:rPr>
-        <w:t>וּֽלְהַעֲלֹתו</w:t>
-      </w:r>
-      <w:proofErr w:type="spellEnd"/>
-      <w:r>
-        <w:rPr>
-          <w:rtl/>
-        </w:rPr>
-        <w:t xml:space="preserve">ֹ֮ </w:t>
-      </w:r>
-      <w:proofErr w:type="spellStart"/>
-      <w:r>
-        <w:rPr>
-          <w:rtl/>
-        </w:rPr>
-        <w:t>מִן־הָאָ֣רֶץ</w:t>
-      </w:r>
-      <w:proofErr w:type="spellEnd"/>
-      <w:r>
-        <w:rPr>
-          <w:rtl/>
-        </w:rPr>
-        <w:t xml:space="preserve"> הַהִוא֒ </w:t>
-      </w:r>
-      <w:proofErr w:type="spellStart"/>
+        <w:t xml:space="preserve">", ונשנה במעמד הסנה: "וָאֵרֵ֞ד לְהַצִּיל֣וֹ מִיַּ֣ד מִצְרַ֗יִם וּֽלְהַעֲלֹתוֹ֮ מִן־הָאָ֣רֶץ הַהִוא֒ </w:t>
+      </w:r>
       <w:r>
         <w:rPr>
           <w:b/>
           <w:bCs/>
           <w:rtl/>
         </w:rPr>
-        <w:t>אֶל־אֶ֤רֶץ</w:t>
-      </w:r>
-      <w:proofErr w:type="spellEnd"/>
+        <w:t>אֶל־אֶ֤רֶץ טוֹבָה֙ וּרְחָבָ֔ה</w:t>
+      </w:r>
+      <w:r>
+        <w:rPr>
+          <w:rtl/>
+        </w:rPr>
+        <w:t xml:space="preserve"> אֶל־אֶ֛רֶץ זָבַ֥ת חָלָ֖ב וּדְבָ֑שׁ אֶל־מְק֤וֹם הַֽכְּנַעֲנִי֙ וְהַ֣חִתִּ֔י וְהָֽאֱמֹרִי֙ וְהַפְּרִזִּ֔י וְהַחִוִּ֖י וְהַיְבוּסִֽי"</w:t>
+      </w:r>
+      <w:r>
+        <w:rPr>
+          <w:rFonts w:hint="cs"/>
+          <w:rtl/>
+        </w:rPr>
+        <w:t>,</w:t>
+      </w:r>
+      <w:r>
+        <w:rPr>
+          <w:rtl/>
+        </w:rPr>
+        <w:t xml:space="preserve"> ושולש בריש פרשת וארא:</w:t>
+      </w:r>
+      <w:r>
+        <w:rPr>
+          <w:rFonts w:hint="cs"/>
+          <w:rtl/>
+        </w:rPr>
+        <w:t xml:space="preserve"> </w:t>
+      </w:r>
+      <w:r>
+        <w:rPr>
+          <w:rtl/>
+        </w:rPr>
+        <w:t>"</w:t>
+      </w:r>
+      <w:r>
+        <w:rPr>
+          <w:rtl/>
+        </w:rPr>
+        <w:t>וְגַ֨ם הֲקִמֹ֤תִי אֶת־בְּרִיתִי֙ אִתָּ֔ם לָתֵ֥ת לָהֶ֖ם אֶת־אֶ֣רֶץ כְּנָ֑עַן אֵ֛ת אֶ֥רֶץ מְגֻרֵיהֶ֖ם אֲשֶׁר־גָּ֥רוּ בָֽהּ</w:t>
+      </w:r>
+      <w:r>
+        <w:rPr>
+          <w:rFonts w:hint="cs"/>
+          <w:rtl/>
+        </w:rPr>
+        <w:t>...</w:t>
+      </w:r>
+      <w:r>
+        <w:rPr>
+          <w:rtl/>
+        </w:rPr>
+        <w:t xml:space="preserve"> </w:t>
+      </w:r>
+      <w:r>
+        <w:rPr>
+          <w:rFonts w:hint="cs"/>
+          <w:rtl/>
+        </w:rPr>
+        <w:t>לָכֵ֞ן</w:t>
+      </w:r>
+      <w:r>
+        <w:rPr>
+          <w:rtl/>
+        </w:rPr>
+        <w:t xml:space="preserve"> </w:t>
+      </w:r>
+      <w:r>
+        <w:rPr>
+          <w:rFonts w:hint="cs"/>
+          <w:rtl/>
+        </w:rPr>
+        <w:t>אֱמֹ֥ר</w:t>
+      </w:r>
+      <w:r>
+        <w:rPr>
+          <w:rtl/>
+        </w:rPr>
+        <w:t xml:space="preserve"> </w:t>
+      </w:r>
+      <w:r>
+        <w:rPr>
+          <w:rFonts w:hint="cs"/>
+          <w:rtl/>
+        </w:rPr>
+        <w:t>לִבְנֵֽי־יִשְׂרָאֵל֮</w:t>
+      </w:r>
+      <w:r>
+        <w:rPr>
+          <w:rtl/>
+        </w:rPr>
+        <w:t xml:space="preserve"> </w:t>
+      </w:r>
+      <w:r>
+        <w:rPr>
+          <w:rFonts w:hint="cs"/>
+          <w:rtl/>
+        </w:rPr>
+        <w:t>אֲנִ֣י</w:t>
+      </w:r>
+      <w:r>
+        <w:rPr>
+          <w:rtl/>
+        </w:rPr>
+        <w:t xml:space="preserve"> </w:t>
+      </w:r>
+      <w:r>
+        <w:rPr>
+          <w:rFonts w:hint="cs"/>
+          <w:rtl/>
+        </w:rPr>
+        <w:t>ה'</w:t>
+      </w:r>
+      <w:r>
+        <w:rPr>
+          <w:rtl/>
+        </w:rPr>
+        <w:t xml:space="preserve"> </w:t>
+      </w:r>
+      <w:r>
+        <w:rPr>
+          <w:rFonts w:hint="cs"/>
+          <w:rtl/>
+        </w:rPr>
+        <w:t>וְהוֹצֵאתִ֣י</w:t>
+      </w:r>
+      <w:r>
+        <w:rPr>
+          <w:rtl/>
+        </w:rPr>
+        <w:t xml:space="preserve"> </w:t>
+      </w:r>
+      <w:r>
+        <w:rPr>
+          <w:rFonts w:hint="cs"/>
+          <w:rtl/>
+        </w:rPr>
+        <w:t>אֶתְכֶ֗ם</w:t>
+      </w:r>
+      <w:r>
+        <w:rPr>
+          <w:rFonts w:hint="cs"/>
+          <w:rtl/>
+        </w:rPr>
+        <w:t>...</w:t>
+      </w:r>
+      <w:r>
+        <w:rPr>
+          <w:rtl/>
+        </w:rPr>
+        <w:t xml:space="preserve"> </w:t>
+      </w:r>
+      <w:r>
+        <w:rPr>
+          <w:rFonts w:hint="cs"/>
+          <w:rtl/>
+        </w:rPr>
+        <w:t>וְהִצַּלְתִּ֥י</w:t>
+      </w:r>
+      <w:r>
+        <w:rPr>
+          <w:rFonts w:hint="cs"/>
+          <w:rtl/>
+        </w:rPr>
+        <w:t xml:space="preserve">... </w:t>
+      </w:r>
+      <w:r>
+        <w:rPr>
+          <w:rFonts w:hint="cs"/>
+          <w:rtl/>
+        </w:rPr>
+        <w:t>וְגָאַלְתִּ֤י</w:t>
+      </w:r>
+      <w:r>
+        <w:rPr>
+          <w:rFonts w:hint="cs"/>
+          <w:rtl/>
+        </w:rPr>
+        <w:t>...</w:t>
+      </w:r>
+      <w:r>
+        <w:rPr>
+          <w:rtl/>
+        </w:rPr>
+        <w:t xml:space="preserve"> </w:t>
+      </w:r>
+      <w:r>
+        <w:rPr>
+          <w:rFonts w:hint="cs"/>
+          <w:rtl/>
+        </w:rPr>
+        <w:t>וְלָקַחְתִּ֨י</w:t>
+      </w:r>
+      <w:r>
+        <w:rPr>
+          <w:rtl/>
+        </w:rPr>
+        <w:t xml:space="preserve"> </w:t>
+      </w:r>
+      <w:r>
+        <w:rPr>
+          <w:rFonts w:hint="cs"/>
+          <w:rtl/>
+        </w:rPr>
+        <w:t>אֶתְכֶ֥ם</w:t>
+      </w:r>
+      <w:r>
+        <w:rPr>
+          <w:rtl/>
+        </w:rPr>
+        <w:t xml:space="preserve"> </w:t>
+      </w:r>
+      <w:r>
+        <w:rPr>
+          <w:rFonts w:hint="cs"/>
+          <w:rtl/>
+        </w:rPr>
+        <w:t>לִי֙</w:t>
+      </w:r>
+      <w:r>
+        <w:rPr>
+          <w:rtl/>
+        </w:rPr>
+        <w:t xml:space="preserve"> </w:t>
+      </w:r>
+      <w:r>
+        <w:rPr>
+          <w:rFonts w:hint="cs"/>
+          <w:rtl/>
+        </w:rPr>
+        <w:t>לְעָ֔ם</w:t>
+      </w:r>
+      <w:r>
+        <w:rPr>
+          <w:rtl/>
+        </w:rPr>
+        <w:t xml:space="preserve"> </w:t>
+      </w:r>
+      <w:r>
+        <w:rPr>
+          <w:rFonts w:hint="cs"/>
+          <w:rtl/>
+        </w:rPr>
+        <w:t>וְהָיִ֥יתִי</w:t>
+      </w:r>
+      <w:r>
+        <w:rPr>
+          <w:rtl/>
+        </w:rPr>
+        <w:t xml:space="preserve"> </w:t>
+      </w:r>
+      <w:r>
+        <w:rPr>
+          <w:rFonts w:hint="cs"/>
+          <w:rtl/>
+        </w:rPr>
+        <w:t>ל</w:t>
+      </w:r>
+      <w:r>
+        <w:rPr>
+          <w:rtl/>
+        </w:rPr>
+        <w:t>ָכֶ֖ם לֵֽא</w:t>
+      </w:r>
+      <w:r>
+        <w:rPr>
+          <w:rFonts w:hint="cs"/>
+          <w:rtl/>
+        </w:rPr>
+        <w:t>־</w:t>
+      </w:r>
+      <w:r>
+        <w:rPr>
+          <w:rtl/>
+        </w:rPr>
+        <w:t>לֹהִ֑ים</w:t>
+      </w:r>
+      <w:r>
+        <w:rPr>
+          <w:rFonts w:hint="cs"/>
+          <w:rtl/>
+        </w:rPr>
+        <w:t>...</w:t>
+      </w:r>
+      <w:r>
+        <w:rPr>
+          <w:rtl/>
+        </w:rPr>
+        <w:t xml:space="preserve"> </w:t>
+      </w:r>
       <w:r>
         <w:rPr>
           <w:b/>
           <w:bCs/>
           <w:rtl/>
         </w:rPr>
-        <w:t xml:space="preserve"> טוֹבָה֙ וּרְחָבָ֔ה</w:t>
-      </w:r>
-      <w:r>
-        <w:rPr>
-          <w:rtl/>
-        </w:rPr>
-        <w:t xml:space="preserve"> </w:t>
-      </w:r>
-      <w:proofErr w:type="spellStart"/>
-      <w:r>
-        <w:rPr>
-          <w:rtl/>
-        </w:rPr>
-        <w:t>אֶל־אֶ֛רֶץ</w:t>
-      </w:r>
-      <w:proofErr w:type="spellEnd"/>
-      <w:r>
-        <w:rPr>
-          <w:rtl/>
-        </w:rPr>
-        <w:t xml:space="preserve"> זָבַ֥ת חָלָ֖ב וּדְבָ֑שׁ </w:t>
-      </w:r>
-      <w:proofErr w:type="spellStart"/>
-      <w:r>
-        <w:rPr>
-          <w:rtl/>
-        </w:rPr>
-        <w:t>אֶל־מְק֤וֹם</w:t>
-      </w:r>
-      <w:proofErr w:type="spellEnd"/>
-      <w:r>
-        <w:rPr>
-          <w:rtl/>
-        </w:rPr>
-        <w:t xml:space="preserve"> הַֽכְּנַעֲנִי֙ וְהַ֣חִתִּ֔י וְהָֽאֱמֹרִי֙ </w:t>
-      </w:r>
-      <w:proofErr w:type="spellStart"/>
-      <w:r>
-        <w:rPr>
-          <w:rtl/>
-        </w:rPr>
-        <w:t>וְהַפְּרִזִּ֔י</w:t>
-      </w:r>
-      <w:proofErr w:type="spellEnd"/>
-      <w:r>
-        <w:rPr>
-          <w:rtl/>
-        </w:rPr>
-        <w:t xml:space="preserve"> </w:t>
-      </w:r>
-      <w:proofErr w:type="spellStart"/>
-      <w:r>
-        <w:rPr>
-          <w:rtl/>
-        </w:rPr>
-        <w:t>וְהַחִוִּ֖י</w:t>
-      </w:r>
-      <w:proofErr w:type="spellEnd"/>
-      <w:r>
-        <w:rPr>
-          <w:rtl/>
-        </w:rPr>
-        <w:t xml:space="preserve"> וְהַיְבוּסִֽי"</w:t>
-      </w:r>
-      <w:r>
-        <w:rPr>
-          <w:rFonts w:hint="cs"/>
-          <w:rtl/>
-        </w:rPr>
-        <w:t>,</w:t>
-      </w:r>
-      <w:r>
-        <w:rPr>
-          <w:rtl/>
-        </w:rPr>
-        <w:t xml:space="preserve"> ושולש בריש פרשת </w:t>
-      </w:r>
-      <w:proofErr w:type="spellStart"/>
-      <w:r>
-        <w:rPr>
-          <w:rtl/>
-        </w:rPr>
-        <w:t>וארא</w:t>
-      </w:r>
-      <w:proofErr w:type="spellEnd"/>
-      <w:r>
-        <w:rPr>
-          <w:rtl/>
-        </w:rPr>
-        <w:t>:</w:t>
-      </w:r>
-      <w:r>
-        <w:rPr>
-          <w:rFonts w:hint="cs"/>
-          <w:rtl/>
-        </w:rPr>
-        <w:t xml:space="preserve"> </w:t>
-      </w:r>
-      <w:r>
-        <w:rPr>
-          <w:rtl/>
-        </w:rPr>
-        <w:t>"</w:t>
-      </w:r>
-      <w:r>
-        <w:rPr>
-          <w:rtl/>
-        </w:rPr>
-        <w:t xml:space="preserve">וְגַ֨ם הֲקִמֹ֤תִי </w:t>
-      </w:r>
-      <w:proofErr w:type="spellStart"/>
-      <w:r>
-        <w:rPr>
-          <w:rtl/>
-        </w:rPr>
-        <w:t>אֶת־בְּרִיתִי</w:t>
-      </w:r>
-      <w:proofErr w:type="spellEnd"/>
-      <w:r>
-        <w:rPr>
-          <w:rtl/>
-        </w:rPr>
-        <w:t xml:space="preserve">֙ אִתָּ֔ם לָתֵ֥ת לָהֶ֖ם </w:t>
-      </w:r>
-      <w:proofErr w:type="spellStart"/>
-      <w:r>
-        <w:rPr>
-          <w:rtl/>
-        </w:rPr>
-        <w:t>אֶת־אֶ֣רֶץ</w:t>
-      </w:r>
-      <w:proofErr w:type="spellEnd"/>
-      <w:r>
-        <w:rPr>
-          <w:rtl/>
-        </w:rPr>
-        <w:t xml:space="preserve"> כְּנָ֑עַן אֵ֛ת אֶ֥רֶץ </w:t>
-      </w:r>
-      <w:proofErr w:type="spellStart"/>
-      <w:r>
-        <w:rPr>
-          <w:rtl/>
-        </w:rPr>
-        <w:t>מְגֻרֵיהֶ֖ם</w:t>
-      </w:r>
-      <w:proofErr w:type="spellEnd"/>
-      <w:r>
-        <w:rPr>
-          <w:rtl/>
-        </w:rPr>
-        <w:t xml:space="preserve"> </w:t>
-      </w:r>
-      <w:proofErr w:type="spellStart"/>
-      <w:r>
-        <w:rPr>
-          <w:rtl/>
-        </w:rPr>
-        <w:t>אֲשֶׁר־גָּ֥רו</w:t>
-      </w:r>
-      <w:proofErr w:type="spellEnd"/>
-      <w:r>
-        <w:rPr>
-          <w:rtl/>
-        </w:rPr>
-        <w:t>ּ בָֽהּ</w:t>
-      </w:r>
-      <w:r>
-        <w:rPr>
-          <w:rFonts w:hint="cs"/>
-          <w:rtl/>
-        </w:rPr>
-        <w:t>...</w:t>
-      </w:r>
-      <w:r>
-        <w:rPr>
-          <w:rtl/>
-        </w:rPr>
-        <w:t xml:space="preserve"> </w:t>
-      </w:r>
-      <w:r>
-        <w:rPr>
-          <w:rFonts w:hint="cs"/>
-          <w:rtl/>
-        </w:rPr>
-        <w:t>לָכֵ֞ן</w:t>
-      </w:r>
-      <w:r>
-        <w:rPr>
-          <w:rtl/>
-        </w:rPr>
-        <w:t xml:space="preserve"> </w:t>
-      </w:r>
-      <w:r>
-        <w:rPr>
-          <w:rFonts w:hint="cs"/>
-          <w:rtl/>
-        </w:rPr>
-        <w:t>אֱמֹ֥ר</w:t>
-      </w:r>
-      <w:r>
-        <w:rPr>
-          <w:rtl/>
-        </w:rPr>
-        <w:t xml:space="preserve"> </w:t>
-      </w:r>
-      <w:proofErr w:type="spellStart"/>
-      <w:r>
-        <w:rPr>
-          <w:rFonts w:hint="cs"/>
-          <w:rtl/>
-        </w:rPr>
-        <w:t>לִבְנֵֽי־יִשְׂרָאֵל</w:t>
-      </w:r>
-      <w:proofErr w:type="spellEnd"/>
-      <w:r>
-        <w:rPr>
-          <w:rFonts w:hint="cs"/>
-          <w:rtl/>
-        </w:rPr>
-        <w:t>֮</w:t>
-      </w:r>
-      <w:r>
-        <w:rPr>
-          <w:rtl/>
-        </w:rPr>
-        <w:t xml:space="preserve"> </w:t>
-      </w:r>
-      <w:r>
-        <w:rPr>
-          <w:rFonts w:hint="cs"/>
-          <w:rtl/>
-        </w:rPr>
-        <w:t>אֲנִ֣י</w:t>
-      </w:r>
-      <w:r>
-        <w:rPr>
-          <w:rtl/>
-        </w:rPr>
-        <w:t xml:space="preserve"> </w:t>
-      </w:r>
-      <w:r>
-        <w:rPr>
-          <w:rFonts w:hint="cs"/>
-          <w:rtl/>
-        </w:rPr>
-        <w:t>ה'</w:t>
-      </w:r>
-      <w:r>
-        <w:rPr>
-          <w:rtl/>
-        </w:rPr>
-        <w:t xml:space="preserve"> </w:t>
-      </w:r>
-      <w:r>
-        <w:rPr>
-          <w:rFonts w:hint="cs"/>
-          <w:rtl/>
-        </w:rPr>
-        <w:t>וְהוֹצֵאתִ֣י</w:t>
-      </w:r>
-      <w:r>
-        <w:rPr>
-          <w:rtl/>
-        </w:rPr>
-        <w:t xml:space="preserve"> </w:t>
-      </w:r>
-      <w:r>
-        <w:rPr>
-          <w:rFonts w:hint="cs"/>
-          <w:rtl/>
-        </w:rPr>
-        <w:t>אֶתְכֶ֗ם</w:t>
-      </w:r>
-      <w:r>
-        <w:rPr>
-          <w:rFonts w:hint="cs"/>
-          <w:rtl/>
-        </w:rPr>
-        <w:t>...</w:t>
-      </w:r>
-      <w:r>
-        <w:rPr>
-          <w:rtl/>
-        </w:rPr>
-        <w:t xml:space="preserve"> </w:t>
-      </w:r>
-      <w:r>
-        <w:rPr>
-          <w:rFonts w:hint="cs"/>
-          <w:rtl/>
-        </w:rPr>
-        <w:t>וְהִצַּלְתִּ֥י</w:t>
-      </w:r>
-      <w:r>
-        <w:rPr>
-          <w:rFonts w:hint="cs"/>
-          <w:rtl/>
-        </w:rPr>
-        <w:t xml:space="preserve">... </w:t>
-      </w:r>
-      <w:r>
-        <w:rPr>
-          <w:rFonts w:hint="cs"/>
-          <w:rtl/>
-        </w:rPr>
-        <w:t>וְגָאַלְתִּ֤י</w:t>
-      </w:r>
-      <w:r>
-        <w:rPr>
-          <w:rFonts w:hint="cs"/>
-          <w:rtl/>
-        </w:rPr>
-        <w:t>...</w:t>
-      </w:r>
-      <w:r>
-        <w:rPr>
-          <w:rtl/>
-        </w:rPr>
-        <w:t xml:space="preserve"> </w:t>
-      </w:r>
-      <w:r>
-        <w:rPr>
-          <w:rFonts w:hint="cs"/>
-          <w:rtl/>
-        </w:rPr>
-        <w:t>וְלָקַחְתִּ֨י</w:t>
-      </w:r>
-      <w:r>
-        <w:rPr>
-          <w:rtl/>
-        </w:rPr>
-        <w:t xml:space="preserve"> </w:t>
-      </w:r>
-      <w:r>
-        <w:rPr>
-          <w:rFonts w:hint="cs"/>
-          <w:rtl/>
-        </w:rPr>
-        <w:t>אֶתְכֶ֥ם</w:t>
-      </w:r>
-      <w:r>
-        <w:rPr>
-          <w:rtl/>
-        </w:rPr>
-        <w:t xml:space="preserve"> </w:t>
-      </w:r>
-      <w:r>
-        <w:rPr>
-          <w:rFonts w:hint="cs"/>
-          <w:rtl/>
-        </w:rPr>
-        <w:t>לִי֙</w:t>
-      </w:r>
-      <w:r>
-        <w:rPr>
-          <w:rtl/>
-        </w:rPr>
-        <w:t xml:space="preserve"> </w:t>
-      </w:r>
-      <w:r>
-        <w:rPr>
-          <w:rFonts w:hint="cs"/>
-          <w:rtl/>
-        </w:rPr>
-        <w:t>לְעָ֔ם</w:t>
-      </w:r>
-      <w:r>
-        <w:rPr>
-          <w:rtl/>
-        </w:rPr>
-        <w:t xml:space="preserve"> </w:t>
-      </w:r>
-      <w:r>
-        <w:rPr>
-          <w:rFonts w:hint="cs"/>
-          <w:rtl/>
-        </w:rPr>
-        <w:t>וְהָיִ֥יתִי</w:t>
-      </w:r>
-      <w:r>
-        <w:rPr>
-          <w:rtl/>
-        </w:rPr>
-        <w:t xml:space="preserve"> </w:t>
-      </w:r>
-      <w:r>
-        <w:rPr>
-          <w:rFonts w:hint="cs"/>
-          <w:rtl/>
-        </w:rPr>
-        <w:t>ל</w:t>
-      </w:r>
-      <w:r>
-        <w:rPr>
-          <w:rtl/>
-        </w:rPr>
-        <w:t xml:space="preserve">ָכֶ֖ם </w:t>
-      </w:r>
-      <w:proofErr w:type="spellStart"/>
-      <w:r>
-        <w:rPr>
-          <w:rtl/>
-        </w:rPr>
-        <w:t>לֵֽא</w:t>
-      </w:r>
-      <w:r>
-        <w:rPr>
-          <w:rFonts w:hint="cs"/>
-          <w:rtl/>
-        </w:rPr>
-        <w:t>־</w:t>
-      </w:r>
-      <w:r>
-        <w:rPr>
-          <w:rtl/>
-        </w:rPr>
-        <w:t>לֹהִ֑ים</w:t>
-      </w:r>
-      <w:proofErr w:type="spellEnd"/>
-      <w:r>
-        <w:rPr>
-          <w:rFonts w:hint="cs"/>
-          <w:rtl/>
-        </w:rPr>
-        <w:t>...</w:t>
-      </w:r>
-      <w:r>
-        <w:rPr>
-          <w:rtl/>
-        </w:rPr>
-        <w:t xml:space="preserve"> </w:t>
+        <w:t>וְהֵבֵאתִ֤י אֶתְכֶם֙ אֶל־הָאָ֔רֶץ</w:t>
+      </w:r>
+      <w:r>
+        <w:rPr>
+          <w:rtl/>
+        </w:rPr>
+        <w:t xml:space="preserve"> אֲשֶׁ֤ר נָשָׂ֙אתִי֙ אֶת־יָדִ֔י לָתֵ֣ת אֹתָ֔הּ לְאַבְרָהָ֥ם לְיִצְחָ֖ק וּֽלְיַעֲקֹ֑ב </w:t>
       </w:r>
       <w:r>
         <w:rPr>
@@ -2169,44 +1774,6 @@
           <w:bCs/>
           <w:rtl/>
         </w:rPr>
-        <w:t xml:space="preserve">וְהֵבֵאתִ֤י אֶתְכֶם֙ </w:t>
-      </w:r>
-      <w:proofErr w:type="spellStart"/>
-      <w:r>
-        <w:rPr>
-          <w:b/>
-          <w:bCs/>
-          <w:rtl/>
-        </w:rPr>
-        <w:t>אֶל־הָאָ֔רֶץ</w:t>
-      </w:r>
-      <w:proofErr w:type="spellEnd"/>
-      <w:r>
-        <w:rPr>
-          <w:rtl/>
-        </w:rPr>
-        <w:t xml:space="preserve"> אֲשֶׁ֤ר נָשָׂ֙אתִי֙ </w:t>
-      </w:r>
-      <w:proofErr w:type="spellStart"/>
-      <w:r>
-        <w:rPr>
-          <w:rtl/>
-        </w:rPr>
-        <w:t>אֶת־יָדִ֔י</w:t>
-      </w:r>
-      <w:proofErr w:type="spellEnd"/>
-      <w:r>
-        <w:rPr>
-          <w:rtl/>
-        </w:rPr>
-        <w:t xml:space="preserve"> לָתֵ֣ת אֹתָ֔הּ לְאַבְרָהָ֥ם לְיִצְחָ֖ק וּֽלְיַעֲקֹ֑ב </w:t>
-      </w:r>
-      <w:r>
-        <w:rPr>
-          <w:b/>
-          <w:bCs/>
-          <w:rtl/>
-        </w:rPr>
         <w:t>וְנָתַתִּ֨י אֹתָ֥הּ לָכֶ֛ם מוֹרָשָׁ֖ה</w:t>
       </w:r>
       <w:r>
@@ -2238,63 +1805,7 @@
         <w:rPr>
           <w:rtl/>
         </w:rPr>
-        <w:t xml:space="preserve">וְתַ֗חַת כִּ֤י אָהַב֙ </w:t>
-      </w:r>
-      <w:proofErr w:type="spellStart"/>
-      <w:r>
-        <w:rPr>
-          <w:rtl/>
-        </w:rPr>
-        <w:t>אֶת־אֲבֹתֶ֔יך</w:t>
-      </w:r>
-      <w:proofErr w:type="spellEnd"/>
-      <w:r>
-        <w:rPr>
-          <w:rtl/>
-        </w:rPr>
-        <w:t xml:space="preserve">ָ וַיִּבְחַ֥ר בְּזַרְע֖וֹ אַחֲרָ֑יו וַיּוֹצִֽאֲךָ֧ בְּפָנָ֛יו </w:t>
-      </w:r>
-      <w:proofErr w:type="spellStart"/>
-      <w:r>
-        <w:rPr>
-          <w:rtl/>
-        </w:rPr>
-        <w:t>בְּכֹח֥ו</w:t>
-      </w:r>
-      <w:proofErr w:type="spellEnd"/>
-      <w:r>
-        <w:rPr>
-          <w:rtl/>
-        </w:rPr>
-        <w:t xml:space="preserve">ֹ הַגָּדֹ֖ל מִמִּצְרָֽיִם׃ לְהוֹרִ֗ישׁ גּוֹיִ֛ם גְּדֹלִ֧ים וַעֲצֻמִ֛ים מִמְּךָ֖ מִפָּנֶ֑יךָ לַהֲבִֽיאֲךָ֗ </w:t>
-      </w:r>
-      <w:proofErr w:type="spellStart"/>
-      <w:r>
-        <w:rPr>
-          <w:rtl/>
-        </w:rPr>
-        <w:t>לָֽתֶת־לְך</w:t>
-      </w:r>
-      <w:proofErr w:type="spellEnd"/>
-      <w:r>
-        <w:rPr>
-          <w:rtl/>
-        </w:rPr>
-        <w:t xml:space="preserve">ָ֧ </w:t>
-      </w:r>
-      <w:proofErr w:type="spellStart"/>
-      <w:r>
-        <w:rPr>
-          <w:rtl/>
-        </w:rPr>
-        <w:t>אֶת־אַרְצָ֛ם</w:t>
-      </w:r>
-      <w:proofErr w:type="spellEnd"/>
-      <w:r>
-        <w:rPr>
-          <w:rtl/>
-        </w:rPr>
-        <w:t xml:space="preserve"> נַחֲלָ֖ה כַּיּ֥וֹם הַזֶּֽה</w:t>
+        <w:t>וְתַ֗חַת כִּ֤י אָהַב֙ אֶת־אֲבֹתֶ֔יךָ וַיִּבְחַ֥ר בְּזַרְע֖וֹ אַחֲרָ֑יו וַיּוֹצִֽאֲךָ֧ בְּפָנָ֛יו בְּכֹח֥וֹ הַגָּדֹ֖ל מִמִּצְרָֽיִם׃ לְהוֹרִ֗ישׁ גּוֹיִ֛ם גְּדֹלִ֧ים וַעֲצֻמִ֛ים מִמְּךָ֖ מִפָּנֶ֑יךָ לַהֲבִֽיאֲךָ֗ לָֽתֶת־לְךָ֧ אֶת־אַרְצָ֛ם נַחֲלָ֖ה כַּיּ֥וֹם הַזֶּֽה</w:t>
       </w:r>
       <w:r>
         <w:rPr>
@@ -2656,21 +2167,7 @@
         <w:rPr>
           <w:rtl/>
         </w:rPr>
-        <w:t xml:space="preserve">עֶבֶד ה' הוּא לְבַד </w:t>
-      </w:r>
-      <w:proofErr w:type="spellStart"/>
-      <w:r>
-        <w:rPr>
-          <w:rtl/>
-        </w:rPr>
-        <w:t>חׇפְשִׁי</w:t>
-      </w:r>
-      <w:proofErr w:type="spellEnd"/>
-      <w:r>
-        <w:rPr>
-          <w:rtl/>
-        </w:rPr>
-        <w:t>.</w:t>
+        <w:t>עֶבֶד ה' הוּא לְבַד חׇפְשִׁי.</w:t>
       </w:r>
       <w:r>
         <w:rPr>
@@ -2686,19 +2183,11 @@
         </w:rPr>
         <w:t>'</w:t>
       </w:r>
-      <w:proofErr w:type="spellStart"/>
-      <w:r>
-        <w:rPr>
-          <w:rtl/>
-        </w:rPr>
-        <w:t>וְהַ֨לֻּחֹ֔ת</w:t>
-      </w:r>
-      <w:proofErr w:type="spellEnd"/>
-      <w:r>
-        <w:rPr>
-          <w:rtl/>
-        </w:rPr>
-        <w:t xml:space="preserve"> מַעֲשֵׂ֥ה אֱלֹ</w:t>
+      <w:r>
+        <w:rPr>
+          <w:rtl/>
+        </w:rPr>
+        <w:t>וְהַ֨לֻּחֹ֔ת מַעֲשֵׂ֥ה אֱלֹ</w:t>
       </w:r>
       <w:r>
         <w:rPr>
@@ -2737,65 +2226,64 @@
           <w:bCs/>
           <w:rtl/>
         </w:rPr>
-        <w:t xml:space="preserve">חָר֖וּת </w:t>
-      </w:r>
-      <w:proofErr w:type="spellStart"/>
-      <w:r>
-        <w:rPr>
+        <w:t>חָר֖וּת עַל־הַלֻּחֹֽת</w:t>
+      </w:r>
+      <w:r>
+        <w:rPr>
+          <w:rFonts w:hint="cs"/>
+          <w:rtl/>
+        </w:rPr>
+        <w:t>'</w:t>
+      </w:r>
+      <w:r>
+        <w:rPr>
+          <w:rFonts w:hint="cs"/>
+          <w:rtl/>
+        </w:rPr>
+        <w:t xml:space="preserve"> –</w:t>
+      </w:r>
+      <w:r>
+        <w:rPr>
+          <w:rFonts w:hint="cs"/>
+          <w:rtl/>
+        </w:rPr>
+        <w:t xml:space="preserve"> </w:t>
+      </w:r>
+      <w:r>
+        <w:rPr>
+          <w:rtl/>
+        </w:rPr>
+        <w:t>אַל תִּקְרָא חָרוּת אֶלָּא חֵרוּת. שֶׁאֵין לְךָ בֶּן חוֹרִין אֶלָּא מִי שֶׁעוֹסֵק בְּתַלְמוּד תּוֹרָה</w:t>
+      </w:r>
+      <w:r>
+        <w:rPr>
+          <w:rFonts w:hint="cs"/>
+          <w:rtl/>
+        </w:rPr>
+        <w:t>"</w:t>
+      </w:r>
+      <w:r>
+        <w:rPr>
+          <w:rFonts w:hint="cs"/>
+          <w:rtl/>
+        </w:rPr>
+        <w:t>,</w:t>
+      </w:r>
+      <w:r>
+        <w:rPr>
+          <w:rFonts w:hint="cs"/>
+          <w:rtl/>
+        </w:rPr>
+        <w:t xml:space="preserve"> </w:t>
+      </w:r>
+      <w:r>
+        <w:rPr>
+          <w:rFonts w:hint="cs"/>
           <w:b/>
           <w:bCs/>
           <w:rtl/>
         </w:rPr>
-        <w:t>עַל־הַלֻּחֹֽת</w:t>
-      </w:r>
-      <w:proofErr w:type="spellEnd"/>
-      <w:r>
-        <w:rPr>
-          <w:rFonts w:hint="cs"/>
-          <w:rtl/>
-        </w:rPr>
-        <w:t>'</w:t>
-      </w:r>
-      <w:r>
-        <w:rPr>
-          <w:rFonts w:hint="cs"/>
-          <w:rtl/>
-        </w:rPr>
-        <w:t xml:space="preserve"> –</w:t>
-      </w:r>
-      <w:r>
-        <w:rPr>
-          <w:rFonts w:hint="cs"/>
-          <w:rtl/>
-        </w:rPr>
-        <w:t xml:space="preserve"> </w:t>
-      </w:r>
-      <w:r>
-        <w:rPr>
-          <w:rtl/>
-        </w:rPr>
-        <w:t>אַל תִּקְרָא חָרוּת אֶלָּא חֵרוּת. שֶׁאֵין לְךָ בֶּן חוֹרִין אֶלָּא מִי שֶׁעוֹסֵק בְּתַלְמוּד תּוֹרָה</w:t>
-      </w:r>
-      <w:r>
-        <w:rPr>
-          <w:rFonts w:hint="cs"/>
-          <w:rtl/>
-        </w:rPr>
-        <w:t>"</w:t>
-      </w:r>
-      <w:r>
-        <w:rPr>
-          <w:rFonts w:hint="cs"/>
-          <w:rtl/>
-        </w:rPr>
-        <w:t>,</w:t>
-      </w:r>
-      <w:r>
-        <w:rPr>
-          <w:rFonts w:hint="cs"/>
-          <w:rtl/>
-        </w:rPr>
-        <w:t xml:space="preserve"> </w:t>
+        <w:t xml:space="preserve">איננה להחליף ציות לאדון בשר ודם </w:t>
       </w:r>
       <w:r>
         <w:rPr>
@@ -2804,7 +2292,7 @@
           <w:bCs/>
           <w:rtl/>
         </w:rPr>
-        <w:t xml:space="preserve">איננה להחליף ציות לאדון בשר ודם </w:t>
+        <w:t xml:space="preserve">בציות </w:t>
       </w:r>
       <w:r>
         <w:rPr>
@@ -2813,15 +2301,6 @@
           <w:bCs/>
           <w:rtl/>
         </w:rPr>
-        <w:t xml:space="preserve">בציות </w:t>
-      </w:r>
-      <w:r>
-        <w:rPr>
-          <w:rFonts w:hint="cs"/>
-          <w:b/>
-          <w:bCs/>
-          <w:rtl/>
-        </w:rPr>
         <w:t>לאדון שאיננו בשר ודם</w:t>
       </w:r>
       <w:r>
@@ -2920,39 +2399,7 @@
           <w:rFonts w:hint="cs"/>
           <w:rtl/>
         </w:rPr>
-        <w:t xml:space="preserve"> ולא בשתי רשויות, אנו מאמינים </w:t>
-      </w:r>
-      <w:proofErr w:type="spellStart"/>
-      <w:r>
-        <w:rPr>
-          <w:rFonts w:hint="cs"/>
-          <w:rtl/>
-        </w:rPr>
-        <w:t>ש"קודשא</w:t>
-      </w:r>
-      <w:proofErr w:type="spellEnd"/>
-      <w:r>
-        <w:rPr>
-          <w:rFonts w:hint="cs"/>
-          <w:rtl/>
-        </w:rPr>
-        <w:t xml:space="preserve"> </w:t>
-      </w:r>
-      <w:proofErr w:type="spellStart"/>
-      <w:r>
-        <w:rPr>
-          <w:rFonts w:hint="cs"/>
-          <w:rtl/>
-        </w:rPr>
-        <w:t>בריך</w:t>
-      </w:r>
-      <w:proofErr w:type="spellEnd"/>
-      <w:r>
-        <w:rPr>
-          <w:rFonts w:hint="cs"/>
-          <w:rtl/>
-        </w:rPr>
-        <w:t xml:space="preserve"> הוא, אורייתא וישראל </w:t>
+        <w:t xml:space="preserve"> ולא בשתי רשויות, אנו מאמינים ש"קודשא בריך הוא, אורייתא וישראל </w:t>
       </w:r>
       <w:r>
         <w:rPr>
@@ -2987,42 +2434,13 @@
           <w:rFonts w:hint="cs"/>
           <w:rtl/>
         </w:rPr>
-        <w:t xml:space="preserve"> </w:t>
-      </w:r>
-      <w:proofErr w:type="spellStart"/>
-      <w:r>
-        <w:rPr>
-          <w:rFonts w:hint="cs"/>
-          <w:rtl/>
-        </w:rPr>
-        <w:t>וש"</w:t>
-      </w:r>
-      <w:r>
-        <w:rPr>
-          <w:rtl/>
-        </w:rPr>
-        <w:t>קוּדְשָׁא</w:t>
-      </w:r>
-      <w:proofErr w:type="spellEnd"/>
-      <w:r>
-        <w:rPr>
-          <w:rtl/>
-        </w:rPr>
-        <w:t xml:space="preserve"> </w:t>
-      </w:r>
-      <w:proofErr w:type="spellStart"/>
-      <w:r>
-        <w:rPr>
-          <w:rtl/>
-        </w:rPr>
-        <w:t>בְּרִיך</w:t>
-      </w:r>
-      <w:proofErr w:type="spellEnd"/>
-      <w:r>
-        <w:rPr>
-          <w:rtl/>
-        </w:rPr>
-        <w:t xml:space="preserve">ְ הוּא וּכְנֶסֶת יִשְׂרָאֵל </w:t>
+        <w:t xml:space="preserve"> וש"</w:t>
+      </w:r>
+      <w:r>
+        <w:rPr>
+          <w:rtl/>
+        </w:rPr>
+        <w:t xml:space="preserve">קוּדְשָׁא בְּרִיךְ הוּא וּכְנֶסֶת יִשְׂרָאֵל </w:t>
       </w:r>
       <w:r>
         <w:rPr>
@@ -3121,42 +2539,13 @@
           <w:rFonts w:hint="cs"/>
           <w:rtl/>
         </w:rPr>
-        <w:t xml:space="preserve"> </w:t>
-      </w:r>
-      <w:proofErr w:type="spellStart"/>
-      <w:r>
-        <w:rPr>
-          <w:rFonts w:hint="cs"/>
-          <w:rtl/>
-        </w:rPr>
-        <w:t>וש"</w:t>
-      </w:r>
-      <w:r>
-        <w:rPr>
-          <w:rtl/>
-        </w:rPr>
-        <w:t>אִסְתָּכַּל</w:t>
-      </w:r>
-      <w:proofErr w:type="spellEnd"/>
-      <w:r>
-        <w:rPr>
-          <w:rtl/>
-        </w:rPr>
-        <w:t xml:space="preserve"> </w:t>
-      </w:r>
-      <w:proofErr w:type="spellStart"/>
-      <w:r>
-        <w:rPr>
-          <w:rtl/>
-        </w:rPr>
-        <w:t>בְּאוֹרַיְיתָא</w:t>
-      </w:r>
-      <w:proofErr w:type="spellEnd"/>
-      <w:r>
-        <w:rPr>
-          <w:rtl/>
-        </w:rPr>
-        <w:t>, וּבָרָא עָלְמָא</w:t>
+        <w:t xml:space="preserve"> וש"</w:t>
+      </w:r>
+      <w:r>
+        <w:rPr>
+          <w:rtl/>
+        </w:rPr>
+        <w:t>אִסְתָּכַּל בְּאוֹרַיְיתָא, וּבָרָא עָלְמָא</w:t>
       </w:r>
       <w:r>
         <w:rPr>
@@ -3546,16 +2935,8 @@
         <w:rPr>
           <w:rtl/>
         </w:rPr>
-        <w:t xml:space="preserve">יֹ֣דְעֵי צֶ֔דֶק עַ֖ם תּוֹרָתִ֣י </w:t>
-      </w:r>
-      <w:proofErr w:type="spellStart"/>
-      <w:r>
-        <w:rPr>
-          <w:rtl/>
-        </w:rPr>
-        <w:t>בְלִבָּ֑ם</w:t>
-      </w:r>
-      <w:proofErr w:type="spellEnd"/>
+        <w:t>יֹ֣דְעֵי צֶ֔דֶק עַ֖ם תּוֹרָתִ֣י בְלִבָּ֑ם</w:t>
+      </w:r>
       <w:r>
         <w:rPr>
           <w:rStyle w:val="af0"/>
@@ -3575,39 +2956,7 @@
           <w:rFonts w:hint="cs"/>
           <w:rtl/>
         </w:rPr>
-        <w:t xml:space="preserve">, אך לבא </w:t>
-      </w:r>
-      <w:proofErr w:type="spellStart"/>
-      <w:r>
-        <w:rPr>
-          <w:rFonts w:hint="cs"/>
-          <w:rtl/>
-        </w:rPr>
-        <w:t>לפומא</w:t>
-      </w:r>
-      <w:proofErr w:type="spellEnd"/>
-      <w:r>
-        <w:rPr>
-          <w:rFonts w:hint="cs"/>
-          <w:rtl/>
-        </w:rPr>
-        <w:t xml:space="preserve"> לא </w:t>
-      </w:r>
-      <w:proofErr w:type="spellStart"/>
-      <w:r>
-        <w:rPr>
-          <w:rFonts w:hint="cs"/>
-          <w:rtl/>
-        </w:rPr>
-        <w:t>גליא</w:t>
-      </w:r>
-      <w:proofErr w:type="spellEnd"/>
-      <w:r>
-        <w:rPr>
-          <w:rFonts w:hint="cs"/>
-          <w:rtl/>
-        </w:rPr>
-        <w:t>.</w:t>
+        <w:t>, אך לבא לפומא לא גליא.</w:t>
       </w:r>
       <w:r>
         <w:rPr>
@@ -3635,23 +2984,7 @@
           <w:rFonts w:hint="cs"/>
           <w:rtl/>
         </w:rPr>
-        <w:t xml:space="preserve">, ולכן התשובה היא </w:t>
-      </w:r>
-      <w:proofErr w:type="spellStart"/>
-      <w:r>
-        <w:rPr>
-          <w:rFonts w:hint="cs"/>
-          <w:rtl/>
-        </w:rPr>
-        <w:t>היא</w:t>
-      </w:r>
-      <w:proofErr w:type="spellEnd"/>
-      <w:r>
-        <w:rPr>
-          <w:rFonts w:hint="cs"/>
-          <w:rtl/>
-        </w:rPr>
-        <w:t xml:space="preserve"> באה מעולם החירות כידוע</w:t>
+        <w:t>, ולכן התשובה היא היא באה מעולם החירות כידוע</w:t>
       </w:r>
       <w:r>
         <w:rPr>
@@ -4322,28 +3655,7 @@
         <w:rPr>
           <w:rtl/>
         </w:rPr>
-        <w:t xml:space="preserve">בְּהוֹצִֽיאֲךָ֤ </w:t>
-      </w:r>
-      <w:proofErr w:type="spellStart"/>
-      <w:r>
-        <w:rPr>
-          <w:rtl/>
-        </w:rPr>
-        <w:t>אֶת־הָעָם</w:t>
-      </w:r>
-      <w:proofErr w:type="spellEnd"/>
-      <w:r>
-        <w:rPr>
-          <w:rtl/>
-        </w:rPr>
-        <w:t xml:space="preserve">֙ מִמִּצְרַ֔יִם תַּֽעַבְדוּן֙ </w:t>
-      </w:r>
-      <w:proofErr w:type="spellStart"/>
-      <w:r>
-        <w:rPr>
-          <w:rtl/>
-        </w:rPr>
-        <w:t>אֶת־הָ֣אֱ</w:t>
+        <w:t>בְּהוֹצִֽיאֲךָ֤ אֶת־הָעָם֙ מִמִּצְרַ֔יִם תַּֽעַבְדוּן֙ אֶת־הָ֣אֱ</w:t>
       </w:r>
       <w:r>
         <w:rPr>
@@ -4356,14 +3668,7 @@
         <w:rPr>
           <w:rtl/>
         </w:rPr>
-        <w:t>לֹהִ֔ים</w:t>
-      </w:r>
-      <w:proofErr w:type="spellEnd"/>
-      <w:r>
-        <w:rPr>
-          <w:rtl/>
-        </w:rPr>
-        <w:t xml:space="preserve"> עַ֖ל הָהָ֥ר הַזֶּֽה</w:t>
+        <w:t>לֹהִ֔ים עַ֖ל הָהָ֥ר הַזֶּֽה</w:t>
       </w:r>
       <w:r>
         <w:rPr>
@@ -4383,63 +3688,7 @@
         <w:rPr>
           <w:rtl/>
         </w:rPr>
-        <w:t xml:space="preserve"> שמשמע לכאורה שיש מעמד הר סיני </w:t>
-      </w:r>
-      <w:proofErr w:type="spellStart"/>
-      <w:r>
-        <w:rPr>
-          <w:rtl/>
-        </w:rPr>
-        <w:t>בתכנית</w:t>
-      </w:r>
-      <w:proofErr w:type="spellEnd"/>
-      <w:r>
-        <w:rPr>
-          <w:rtl/>
-        </w:rPr>
-        <w:t xml:space="preserve">? ובכן, יש לקרוא את הפסוקים בשלמותם: "וַיֹּ֤אמֶר מֹשֶׁה֙ </w:t>
-      </w:r>
-      <w:proofErr w:type="spellStart"/>
-      <w:r>
-        <w:rPr>
-          <w:rtl/>
-        </w:rPr>
-        <w:t>אֶל־הָ֣אֱלֹהִ֔ים</w:t>
-      </w:r>
-      <w:proofErr w:type="spellEnd"/>
-      <w:r>
-        <w:rPr>
-          <w:rtl/>
-        </w:rPr>
-        <w:t xml:space="preserve"> מִ֣י אָנֹ֔כִי כִּ֥י אֵלֵ֖ךְ </w:t>
-      </w:r>
-      <w:proofErr w:type="spellStart"/>
-      <w:r>
-        <w:rPr>
-          <w:rtl/>
-        </w:rPr>
-        <w:t>אֶל־פַּרְעֹ֑ה</w:t>
-      </w:r>
-      <w:proofErr w:type="spellEnd"/>
-      <w:r>
-        <w:rPr>
-          <w:rtl/>
-        </w:rPr>
-        <w:t xml:space="preserve"> וְכִ֥י אוֹצִ֛יא </w:t>
-      </w:r>
-      <w:proofErr w:type="spellStart"/>
-      <w:r>
-        <w:rPr>
-          <w:rtl/>
-        </w:rPr>
-        <w:t>אֶת־בְּנֵ֥י</w:t>
-      </w:r>
-      <w:proofErr w:type="spellEnd"/>
-      <w:r>
-        <w:rPr>
-          <w:rtl/>
-        </w:rPr>
-        <w:t xml:space="preserve"> יִשְׂרָאֵ֖ל מִמִּצְרָֽיִם</w:t>
+        <w:t xml:space="preserve"> שמשמע לכאורה שיש מעמד הר סיני בתכנית? ובכן, יש לקרוא את הפסוקים בשלמותם: "וַיֹּ֤אמֶר מֹשֶׁה֙ אֶל־הָ֣אֱלֹהִ֔ים מִ֣י אָנֹ֔כִי כִּ֥י אֵלֵ֖ךְ אֶל־פַּרְעֹ֑ה וְכִ֥י אוֹצִ֛יא אֶת־בְּנֵ֥י יִשְׂרָאֵ֖ל מִמִּצְרָֽיִם</w:t>
       </w:r>
       <w:r>
         <w:rPr>
@@ -4452,75 +3701,178 @@
         <w:rPr>
           <w:rtl/>
         </w:rPr>
-        <w:t xml:space="preserve"> וַיֹּ֙אמֶר֙ </w:t>
-      </w:r>
-      <w:proofErr w:type="spellStart"/>
-      <w:r>
-        <w:rPr>
-          <w:rtl/>
-        </w:rPr>
-        <w:t>כִּֽי־אֶֽהְיֶ֣ה</w:t>
-      </w:r>
-      <w:proofErr w:type="spellEnd"/>
-      <w:r>
-        <w:rPr>
-          <w:rtl/>
-        </w:rPr>
-        <w:t xml:space="preserve"> עִמָּ֔ךְ </w:t>
-      </w:r>
-      <w:proofErr w:type="spellStart"/>
+        <w:t xml:space="preserve"> וַיֹּ֙אמֶר֙ כִּֽי־אֶֽהְיֶ֣ה עִמָּ֔ךְ </w:t>
+      </w:r>
       <w:r>
         <w:rPr>
           <w:b/>
           <w:bCs/>
           <w:rtl/>
         </w:rPr>
-        <w:t>וְזֶה־לְּך</w:t>
-      </w:r>
-      <w:proofErr w:type="spellEnd"/>
-      <w:r>
-        <w:rPr>
+        <w:t>וְזֶה־לְּךָ֣ הָא֔וֹת כִּ֥י אָנֹכִ֖י שְׁלַחְתִּ֑יךָ בְּהוֹצִֽיאֲךָ֤ אֶת־הָעָם֙ מִמִּצְרַ֔יִם תַּֽעַבְדוּן֙ אֶת־הָ֣אֱ</w:t>
+      </w:r>
+      <w:r>
+        <w:rPr>
+          <w:rFonts w:hint="cs"/>
           <w:b/>
           <w:bCs/>
           <w:rtl/>
         </w:rPr>
-        <w:t xml:space="preserve">ָ֣ הָא֔וֹת כִּ֥י אָנֹכִ֖י שְׁלַחְתִּ֑יךָ בְּהוֹצִֽיאֲךָ֤ </w:t>
-      </w:r>
-      <w:proofErr w:type="spellStart"/>
+        <w:t>־</w:t>
+      </w:r>
       <w:r>
         <w:rPr>
           <w:b/>
           <w:bCs/>
           <w:rtl/>
         </w:rPr>
-        <w:t>אֶת־הָעָם</w:t>
-      </w:r>
-      <w:proofErr w:type="spellEnd"/>
+        <w:t>לֹהִ֔ים עַ֖ל הָהָ֥ר הַזֶּֽה</w:t>
+      </w:r>
+      <w:r>
+        <w:rPr>
+          <w:rtl/>
+        </w:rPr>
+        <w:t>"</w:t>
+      </w:r>
+      <w:r>
+        <w:rPr>
+          <w:rFonts w:hint="cs"/>
+          <w:rtl/>
+        </w:rPr>
+        <w:t>. לא כתוב כאן שזו מטרת היציאה ממצרים, כי אם</w:t>
+      </w:r>
+      <w:r>
+        <w:rPr>
+          <w:rtl/>
+        </w:rPr>
+        <w:t xml:space="preserve"> </w:t>
+      </w:r>
+      <w:r>
+        <w:rPr>
+          <w:rFonts w:hint="cs"/>
+          <w:rtl/>
+        </w:rPr>
+        <w:t>ש</w:t>
+      </w:r>
+      <w:r>
+        <w:rPr>
+          <w:rtl/>
+        </w:rPr>
+        <w:t>מעמד הר סיני נועד לאות למשה כי אכן הוא ראוי להוציא את בני ישראל ממצרים</w:t>
+      </w:r>
+      <w:r>
+        <w:rPr>
+          <w:rFonts w:hint="cs"/>
+          <w:rtl/>
+        </w:rPr>
+        <w:t xml:space="preserve"> וכי אכן ה' שלחו</w:t>
+      </w:r>
+      <w:r>
+        <w:rPr>
+          <w:rtl/>
+        </w:rPr>
+        <w:t>.</w:t>
+      </w:r>
+      <w:r>
+        <w:rPr>
+          <w:rFonts w:hint="cs"/>
+          <w:rtl/>
+        </w:rPr>
+        <w:t xml:space="preserve"> מתקשים לקבל? הבה נשמע את דבר ה' מדוע לעשות את מעמד הר סיני בפרשת יתרו: "</w:t>
+      </w:r>
+      <w:r>
+        <w:rPr>
+          <w:rtl/>
+        </w:rPr>
+        <w:t xml:space="preserve">וַיָּבֹ֣א מֹשֶׁ֔ה וַיִּקְרָ֖א לְזִקְנֵ֣י הָעָ֑ם וַיָּ֣שֶׂם לִפְנֵיהֶ֗ם אֵ֚ת כׇּל־הַדְּבָרִ֣ים הָאֵ֔לֶּה אֲשֶׁ֥ר צִוָּ֖הוּ </w:t>
+      </w:r>
+      <w:r>
+        <w:rPr>
+          <w:rFonts w:hint="cs"/>
+          <w:rtl/>
+        </w:rPr>
+        <w:t>ה'</w:t>
+      </w:r>
+      <w:r>
+        <w:rPr>
+          <w:rtl/>
+        </w:rPr>
+        <w:t>׃</w:t>
+      </w:r>
+      <w:r>
+        <w:rPr>
+          <w:rFonts w:hint="cs"/>
+          <w:rtl/>
+        </w:rPr>
+        <w:t>" משה יורד</w:t>
+      </w:r>
+      <w:r>
+        <w:rPr>
+          <w:rtl/>
+        </w:rPr>
+        <w:t xml:space="preserve"> </w:t>
+      </w:r>
+      <w:r>
+        <w:rPr>
+          <w:rFonts w:hint="cs"/>
+          <w:rtl/>
+        </w:rPr>
+        <w:t>ומוסר לעם את דברי ה' שיועדו לבית יעקב ולבני ישראל, "</w:t>
+      </w:r>
+      <w:r>
+        <w:rPr>
+          <w:rtl/>
+        </w:rPr>
+        <w:t xml:space="preserve">וַיַּעֲנ֨וּ כׇל־הָעָ֤ם יַחְדָּו֙ וַיֹּ֣אמְר֔וּ </w:t>
+      </w:r>
       <w:r>
         <w:rPr>
           <w:b/>
           <w:bCs/>
           <w:rtl/>
         </w:rPr>
-        <w:t xml:space="preserve">֙ מִמִּצְרַ֔יִם תַּֽעַבְדוּן֙ </w:t>
-      </w:r>
-      <w:proofErr w:type="spellStart"/>
+        <w:t xml:space="preserve">כֹּ֛ל אֲשֶׁר־דִּבֶּ֥ר </w:t>
+      </w:r>
       <w:r>
         <w:rPr>
           <w:b/>
           <w:bCs/>
           <w:rtl/>
         </w:rPr>
-        <w:t>אֶת־הָ֣אֱ</w:t>
-      </w:r>
-      <w:r>
-        <w:rPr>
-          <w:rFonts w:hint="cs"/>
+        <w:t>ה'</w:t>
+      </w:r>
+      <w:r>
+        <w:rPr>
           <w:b/>
           <w:bCs/>
           <w:rtl/>
         </w:rPr>
-        <w:t>־</w:t>
+        <w:t xml:space="preserve"> נַעֲשֶׂ֑ה</w:t>
+      </w:r>
+      <w:r>
+        <w:rPr>
+          <w:rFonts w:hint="cs"/>
+          <w:rtl/>
+        </w:rPr>
+        <w:t>" – העם לא מוכן לקבל את שליחות משה ורוצה שה' ידבר בעצמו. עדיין מתקשים לקבל? עיינו בתשובת ה' למשה: "</w:t>
+      </w:r>
+      <w:r>
+        <w:rPr>
+          <w:rtl/>
+        </w:rPr>
+        <w:t xml:space="preserve">וַיֹּ֨אמֶר </w:t>
+      </w:r>
+      <w:r>
+        <w:rPr>
+          <w:rtl/>
+        </w:rPr>
+        <w:t>ה'</w:t>
+      </w:r>
+      <w:r>
+        <w:rPr>
+          <w:rtl/>
+        </w:rPr>
+        <w:t xml:space="preserve"> אֶל־מֹשֶׁ֗ה הִנֵּ֨ה אָנֹכִ֜י בָּ֣א אֵלֶ֘יךָ֮ בְּעַ֣ב הֶֽעָנָן֒ </w:t>
       </w:r>
       <w:r>
         <w:rPr>
@@ -4528,296 +3880,13 @@
           <w:bCs/>
           <w:rtl/>
         </w:rPr>
-        <w:t>לֹהִ֔ים</w:t>
-      </w:r>
-      <w:proofErr w:type="spellEnd"/>
-      <w:r>
-        <w:rPr>
-          <w:b/>
-          <w:bCs/>
-          <w:rtl/>
-        </w:rPr>
-        <w:t xml:space="preserve"> עַ֖ל הָהָ֥ר הַזֶּֽה</w:t>
-      </w:r>
-      <w:r>
-        <w:rPr>
-          <w:rtl/>
-        </w:rPr>
-        <w:t>"</w:t>
-      </w:r>
-      <w:r>
-        <w:rPr>
-          <w:rFonts w:hint="cs"/>
-          <w:rtl/>
-        </w:rPr>
-        <w:t>. לא כתוב כאן שזו מטרת היציאה ממצרים, כי אם</w:t>
-      </w:r>
-      <w:r>
-        <w:rPr>
-          <w:rtl/>
-        </w:rPr>
-        <w:t xml:space="preserve"> </w:t>
-      </w:r>
-      <w:r>
-        <w:rPr>
-          <w:rFonts w:hint="cs"/>
-          <w:rtl/>
-        </w:rPr>
-        <w:t>ש</w:t>
-      </w:r>
-      <w:r>
-        <w:rPr>
-          <w:rtl/>
-        </w:rPr>
-        <w:t>מעמד הר סיני נועד לאות למשה כי אכן הוא ראוי להוציא את בני ישראל ממצרים</w:t>
-      </w:r>
-      <w:r>
-        <w:rPr>
-          <w:rFonts w:hint="cs"/>
-          <w:rtl/>
-        </w:rPr>
-        <w:t xml:space="preserve"> וכי אכן ה' שלחו</w:t>
-      </w:r>
-      <w:r>
-        <w:rPr>
-          <w:rtl/>
-        </w:rPr>
-        <w:t>.</w:t>
-      </w:r>
-      <w:r>
-        <w:rPr>
-          <w:rFonts w:hint="cs"/>
-          <w:rtl/>
-        </w:rPr>
-        <w:t xml:space="preserve"> מתקשים לקבל? הבה נשמע את דבר ה' מדוע לעשות את מעמד הר סיני בפרשת יתרו: "</w:t>
-      </w:r>
-      <w:r>
-        <w:rPr>
-          <w:rtl/>
-        </w:rPr>
-        <w:t xml:space="preserve">וַיָּבֹ֣א מֹשֶׁ֔ה וַיִּקְרָ֖א לְזִקְנֵ֣י הָעָ֑ם וַיָּ֣שֶׂם לִפְנֵיהֶ֗ם אֵ֚ת </w:t>
-      </w:r>
-      <w:proofErr w:type="spellStart"/>
-      <w:r>
-        <w:rPr>
-          <w:rtl/>
-        </w:rPr>
-        <w:t>כׇּל־הַדְּבָרִ֣ים</w:t>
-      </w:r>
-      <w:proofErr w:type="spellEnd"/>
-      <w:r>
-        <w:rPr>
-          <w:rtl/>
-        </w:rPr>
-        <w:t xml:space="preserve"> הָאֵ֔לֶּה אֲשֶׁ֥ר </w:t>
-      </w:r>
-      <w:proofErr w:type="spellStart"/>
-      <w:r>
-        <w:rPr>
-          <w:rtl/>
-        </w:rPr>
-        <w:t>צִוָּ֖הו</w:t>
-      </w:r>
-      <w:proofErr w:type="spellEnd"/>
-      <w:r>
-        <w:rPr>
-          <w:rtl/>
-        </w:rPr>
-        <w:t xml:space="preserve">ּ </w:t>
-      </w:r>
-      <w:r>
-        <w:rPr>
-          <w:rFonts w:hint="cs"/>
-          <w:rtl/>
-        </w:rPr>
-        <w:t>ה'</w:t>
-      </w:r>
-      <w:r>
-        <w:rPr>
-          <w:rtl/>
-        </w:rPr>
-        <w:t>׃</w:t>
-      </w:r>
-      <w:r>
-        <w:rPr>
-          <w:rFonts w:hint="cs"/>
-          <w:rtl/>
-        </w:rPr>
-        <w:t>" משה יורד</w:t>
-      </w:r>
-      <w:r>
-        <w:rPr>
-          <w:rtl/>
-        </w:rPr>
-        <w:t xml:space="preserve"> </w:t>
-      </w:r>
-      <w:r>
-        <w:rPr>
-          <w:rFonts w:hint="cs"/>
-          <w:rtl/>
-        </w:rPr>
-        <w:t>ומוסר לעם את דברי ה' שיועדו לבית יעקב ולבני ישראל, "</w:t>
-      </w:r>
-      <w:r>
-        <w:rPr>
-          <w:rtl/>
-        </w:rPr>
-        <w:t xml:space="preserve">וַיַּעֲנ֨וּ </w:t>
-      </w:r>
-      <w:proofErr w:type="spellStart"/>
-      <w:r>
-        <w:rPr>
-          <w:rtl/>
-        </w:rPr>
-        <w:t>כׇל־הָעָ֤ם</w:t>
-      </w:r>
-      <w:proofErr w:type="spellEnd"/>
-      <w:r>
-        <w:rPr>
-          <w:rtl/>
-        </w:rPr>
-        <w:t xml:space="preserve"> יַחְדָּו֙ וַיֹּ֣אמְר֔וּ </w:t>
-      </w:r>
-      <w:r>
-        <w:rPr>
-          <w:b/>
-          <w:bCs/>
-          <w:rtl/>
-        </w:rPr>
-        <w:t xml:space="preserve">כֹּ֛ל </w:t>
-      </w:r>
-      <w:proofErr w:type="spellStart"/>
-      <w:r>
-        <w:rPr>
-          <w:b/>
-          <w:bCs/>
-          <w:rtl/>
-        </w:rPr>
-        <w:t>אֲשֶׁר־דִּבֶּ֥ר</w:t>
-      </w:r>
-      <w:proofErr w:type="spellEnd"/>
-      <w:r>
-        <w:rPr>
-          <w:b/>
-          <w:bCs/>
-          <w:rtl/>
-        </w:rPr>
-        <w:t xml:space="preserve"> </w:t>
-      </w:r>
-      <w:r>
-        <w:rPr>
-          <w:b/>
-          <w:bCs/>
-          <w:rtl/>
-        </w:rPr>
-        <w:t>ה'</w:t>
-      </w:r>
-      <w:r>
-        <w:rPr>
-          <w:b/>
-          <w:bCs/>
-          <w:rtl/>
-        </w:rPr>
-        <w:t xml:space="preserve"> נַעֲשֶׂ֑ה</w:t>
-      </w:r>
-      <w:r>
-        <w:rPr>
-          <w:rFonts w:hint="cs"/>
-          <w:rtl/>
-        </w:rPr>
-        <w:t>" – העם לא מוכן לקבל את שליחות משה ורוצה שה' ידבר בעצמו. עדיין מתקשים לקבל? עיינו בתשובת ה' למשה: "</w:t>
-      </w:r>
-      <w:r>
-        <w:rPr>
-          <w:rtl/>
-        </w:rPr>
-        <w:t xml:space="preserve">וַיֹּ֨אמֶר </w:t>
-      </w:r>
-      <w:r>
-        <w:rPr>
-          <w:rtl/>
-        </w:rPr>
-        <w:t>ה'</w:t>
-      </w:r>
-      <w:r>
-        <w:rPr>
-          <w:rtl/>
-        </w:rPr>
-        <w:t xml:space="preserve"> </w:t>
-      </w:r>
-      <w:proofErr w:type="spellStart"/>
-      <w:r>
-        <w:rPr>
-          <w:rtl/>
-        </w:rPr>
-        <w:t>אֶל־מֹשֶׁ֗ה</w:t>
-      </w:r>
-      <w:proofErr w:type="spellEnd"/>
-      <w:r>
-        <w:rPr>
-          <w:rtl/>
-        </w:rPr>
-        <w:t xml:space="preserve"> הִנֵּ֨ה אָנֹכִ֜י בָּ֣א אֵלֶ֘יךָ֮ בְּעַ֣ב הֶֽעָנָן֒ </w:t>
-      </w:r>
-      <w:r>
-        <w:rPr>
-          <w:b/>
-          <w:bCs/>
-          <w:rtl/>
-        </w:rPr>
-        <w:t xml:space="preserve">בַּעֲב֞וּר יִשְׁמַ֤ע הָעָם֙ בְּדַבְּרִ֣י עִמָּ֔ךְ </w:t>
-      </w:r>
-      <w:proofErr w:type="spellStart"/>
-      <w:r>
-        <w:rPr>
-          <w:b/>
-          <w:bCs/>
-          <w:rtl/>
-        </w:rPr>
-        <w:t>וְגַם־בְּך</w:t>
-      </w:r>
-      <w:proofErr w:type="spellEnd"/>
-      <w:r>
-        <w:rPr>
-          <w:b/>
-          <w:bCs/>
-          <w:rtl/>
-        </w:rPr>
-        <w:t>ָ֖ יַאֲמִ֣ינוּ לְעוֹלָ֑ם</w:t>
-      </w:r>
-      <w:r>
-        <w:rPr>
-          <w:rtl/>
-        </w:rPr>
-        <w:t xml:space="preserve"> </w:t>
-      </w:r>
-      <w:proofErr w:type="spellStart"/>
-      <w:r>
-        <w:rPr>
-          <w:rtl/>
-        </w:rPr>
-        <w:t>וַיַּגֵּ֥ד</w:t>
-      </w:r>
-      <w:proofErr w:type="spellEnd"/>
-      <w:r>
-        <w:rPr>
-          <w:rtl/>
-        </w:rPr>
-        <w:t xml:space="preserve"> מֹשֶׁ֛ה </w:t>
-      </w:r>
-      <w:proofErr w:type="spellStart"/>
-      <w:r>
-        <w:rPr>
-          <w:rtl/>
-        </w:rPr>
-        <w:t>אֶת־דִּבְרֵ֥י</w:t>
-      </w:r>
-      <w:proofErr w:type="spellEnd"/>
-      <w:r>
-        <w:rPr>
-          <w:rtl/>
-        </w:rPr>
-        <w:t xml:space="preserve"> הָעָ֖ם אֶל־</w:t>
+        <w:t>בַּעֲב֞וּר יִשְׁמַ֤ע הָעָם֙ בְּדַבְּרִ֣י עִמָּ֔ךְ וְגַם־בְּךָ֖ יַאֲמִ֣ינוּ לְעוֹלָ֑ם</w:t>
+      </w:r>
+      <w:r>
+        <w:rPr>
+          <w:rtl/>
+        </w:rPr>
+        <w:t xml:space="preserve"> וַיַּגֵּ֥ד מֹשֶׁ֛ה אֶת־דִּבְרֵ֥י הָעָ֖ם אֶל־</w:t>
       </w:r>
       <w:r>
         <w:rPr>
@@ -4992,15 +4061,7 @@
           <w:rFonts w:hint="cs"/>
           <w:rtl/>
         </w:rPr>
-        <w:t xml:space="preserve"> של משה </w:t>
-      </w:r>
-      <w:proofErr w:type="spellStart"/>
-      <w:r>
-        <w:rPr>
-          <w:rFonts w:hint="cs"/>
-          <w:rtl/>
-        </w:rPr>
-        <w:t>ומאלהי</w:t>
+        <w:t xml:space="preserve"> של משה ומאלהי</w:t>
       </w:r>
       <w:r>
         <w:rPr>
@@ -5009,7 +4070,6 @@
         </w:rPr>
         <w:t>ו</w:t>
       </w:r>
-      <w:proofErr w:type="spellEnd"/>
       <w:r>
         <w:rPr>
           <w:rFonts w:hint="cs"/>
@@ -5165,7 +4225,6 @@
         </w:rPr>
         <w:t xml:space="preserve"> </w:t>
       </w:r>
-      <w:proofErr w:type="spellStart"/>
       <w:r>
         <w:rPr>
           <w:rFonts w:hint="cs"/>
@@ -5175,7 +4234,6 @@
         </w:rPr>
         <w:t>עַבְדֵֽי־פַרְעֹ֖ה</w:t>
       </w:r>
-      <w:proofErr w:type="spellEnd"/>
       <w:r>
         <w:rPr>
           <w:b/>
@@ -5256,14 +4314,7 @@
         <w:rPr>
           <w:rtl/>
         </w:rPr>
-        <w:t xml:space="preserve">וַתֶּחֱזַ֤ק מִצְרַ֙יִם֙ </w:t>
-      </w:r>
-      <w:proofErr w:type="spellStart"/>
-      <w:r>
-        <w:rPr>
-          <w:rtl/>
-        </w:rPr>
-        <w:t>עַל־</w:t>
+        <w:t>וַתֶּחֱזַ֤ק מִצְרַ֙יִם֙ עַל־</w:t>
       </w:r>
       <w:r>
         <w:rPr>
@@ -5271,31 +4322,14 @@
           <w:bCs/>
           <w:rtl/>
         </w:rPr>
-        <w:t>הָעָ֔ם</w:t>
-      </w:r>
-      <w:proofErr w:type="spellEnd"/>
-      <w:r>
-        <w:rPr>
-          <w:b/>
-          <w:bCs/>
-          <w:rtl/>
-        </w:rPr>
-        <w:t xml:space="preserve"> </w:t>
-      </w:r>
-      <w:r>
-        <w:rPr>
-          <w:rtl/>
-        </w:rPr>
-        <w:t xml:space="preserve">לְמַהֵ֖ר לְשַׁלְּחָ֣ם </w:t>
-      </w:r>
-      <w:proofErr w:type="spellStart"/>
-      <w:r>
-        <w:rPr>
-          <w:rtl/>
-        </w:rPr>
-        <w:t>מִן־הָאָ֑רֶץ</w:t>
-      </w:r>
-      <w:proofErr w:type="spellEnd"/>
+        <w:t xml:space="preserve">הָעָ֔ם </w:t>
+      </w:r>
+      <w:r>
+        <w:rPr>
+          <w:rtl/>
+        </w:rPr>
+        <w:t>לְמַהֵ֖ר לְשַׁלְּחָ֣ם מִן־הָאָ֑רֶץ</w:t>
+      </w:r>
       <w:r>
         <w:rPr>
           <w:rFonts w:hint="cs"/>
@@ -5408,47 +4442,11 @@
         </w:rPr>
         <w:t>, "</w:t>
       </w:r>
-      <w:proofErr w:type="spellStart"/>
-      <w:r>
-        <w:rPr>
-          <w:rtl/>
-        </w:rPr>
-        <w:t>וֵֽאלֹהִ֞ים</w:t>
-      </w:r>
-      <w:proofErr w:type="spellEnd"/>
-      <w:r>
-        <w:rPr>
-          <w:rtl/>
-        </w:rPr>
-        <w:t xml:space="preserve"> פָּקֹ֧ד יִפְקֹ֣ד אֶתְכֶ֗ם וְהֶעֱלָ֤ה אֶתְכֶם֙ </w:t>
-      </w:r>
-      <w:proofErr w:type="spellStart"/>
-      <w:r>
-        <w:rPr>
-          <w:rtl/>
-        </w:rPr>
-        <w:t>מִן־הָאָ֣רֶץ</w:t>
-      </w:r>
-      <w:proofErr w:type="spellEnd"/>
-      <w:r>
-        <w:rPr>
-          <w:rtl/>
-        </w:rPr>
-        <w:t xml:space="preserve"> הַזֹּ֔את </w:t>
-      </w:r>
-      <w:proofErr w:type="spellStart"/>
-      <w:r>
-        <w:rPr>
-          <w:rtl/>
-        </w:rPr>
-        <w:t>אֶל־הָאָ֕רֶץ</w:t>
-      </w:r>
-      <w:proofErr w:type="spellEnd"/>
-      <w:r>
-        <w:rPr>
-          <w:rtl/>
-        </w:rPr>
-        <w:t xml:space="preserve"> אֲשֶׁ֥ר נִשְׁבַּ֛ע לְאַבְרָהָ֥ם לְיִצְחָ֖ק וּֽלְיַעֲקֹֽב</w:t>
+      <w:r>
+        <w:rPr>
+          <w:rtl/>
+        </w:rPr>
+        <w:t>וֵֽאלֹהִ֞ים פָּקֹ֧ד יִפְקֹ֣ד אֶתְכֶ֗ם וְהֶעֱלָ֤ה אֶתְכֶם֙ מִן־הָאָ֣רֶץ הַזֹּ֔את אֶל־הָאָ֕רֶץ אֲשֶׁ֥ר נִשְׁבַּ֛ע לְאַבְרָהָ֥ם לְיִצְחָ֖ק וּֽלְיַעֲקֹֽב</w:t>
       </w:r>
       <w:r>
         <w:rPr>
@@ -5478,7 +4476,6 @@
         </w:rPr>
         <w:t xml:space="preserve"> שהם התלהבו מהכריזמה של משה </w:t>
       </w:r>
-      <w:proofErr w:type="spellStart"/>
       <w:r>
         <w:rPr>
           <w:rFonts w:hint="cs"/>
@@ -5493,7 +4490,6 @@
         </w:rPr>
         <w:t>אלהיו</w:t>
       </w:r>
-      <w:proofErr w:type="spellEnd"/>
       <w:r>
         <w:rPr>
           <w:rFonts w:hint="cs"/>
@@ -5639,14 +4635,7 @@
         <w:rPr>
           <w:rtl/>
         </w:rPr>
-        <w:t xml:space="preserve">וַיְהִ֗י בְּשַׁלַּ֣ח פַּרְעֹה֮ </w:t>
-      </w:r>
-      <w:proofErr w:type="spellStart"/>
-      <w:r>
-        <w:rPr>
-          <w:rtl/>
-        </w:rPr>
-        <w:t>אֶת־</w:t>
+        <w:t>וַיְהִ֗י בְּשַׁלַּ֣ח פַּרְעֹה֮ אֶת־</w:t>
       </w:r>
       <w:r>
         <w:rPr>
@@ -5654,351 +4643,434 @@
           <w:bCs/>
           <w:rtl/>
         </w:rPr>
-        <w:t>הָעָם</w:t>
-      </w:r>
-      <w:proofErr w:type="spellEnd"/>
-      <w:r>
-        <w:rPr>
+        <w:t>הָעָם֒</w:t>
+      </w:r>
+      <w:r>
+        <w:rPr>
+          <w:rtl/>
+        </w:rPr>
+        <w:t xml:space="preserve"> וְלֹא־נָחָ֣ם אֱ</w:t>
+      </w:r>
+      <w:r>
+        <w:rPr>
+          <w:rFonts w:hint="cs"/>
+          <w:rtl/>
+        </w:rPr>
+        <w:t>־</w:t>
+      </w:r>
+      <w:r>
+        <w:rPr>
+          <w:rtl/>
+        </w:rPr>
+        <w:t>לֹהִ֗ים דֶּ֚רֶךְ אֶ֣רֶץ פְּלִשְׁתִּ֔ים כִּ֥י קָר֖וֹב ה֑וּא כִּ֣י</w:t>
+      </w:r>
+      <w:r>
+        <w:rPr>
+          <w:rFonts w:hint="cs"/>
+          <w:rtl/>
+        </w:rPr>
+        <w:t xml:space="preserve"> </w:t>
+      </w:r>
+      <w:r>
+        <w:rPr>
+          <w:rFonts w:hint="cs"/>
+          <w:rtl/>
+        </w:rPr>
+        <w:t>׀</w:t>
+      </w:r>
+      <w:r>
+        <w:rPr>
+          <w:rtl/>
+        </w:rPr>
+        <w:t xml:space="preserve"> </w:t>
+      </w:r>
+      <w:r>
+        <w:rPr>
+          <w:rFonts w:hint="cs"/>
+          <w:rtl/>
+        </w:rPr>
+        <w:t>אָמַ֣ר</w:t>
+      </w:r>
+      <w:r>
+        <w:rPr>
+          <w:rtl/>
+        </w:rPr>
+        <w:t xml:space="preserve"> </w:t>
+      </w:r>
+      <w:r>
+        <w:rPr>
+          <w:rFonts w:hint="cs"/>
+          <w:rtl/>
+        </w:rPr>
+        <w:t>אֱ</w:t>
+      </w:r>
+      <w:r>
+        <w:rPr>
+          <w:rFonts w:hint="cs"/>
+          <w:rtl/>
+        </w:rPr>
+        <w:t>־</w:t>
+      </w:r>
+      <w:r>
+        <w:rPr>
+          <w:rFonts w:hint="cs"/>
+          <w:rtl/>
+        </w:rPr>
+        <w:t>לֹהִ֗ים</w:t>
+      </w:r>
+      <w:r>
+        <w:rPr>
+          <w:rtl/>
+        </w:rPr>
+        <w:t xml:space="preserve"> </w:t>
+      </w:r>
+      <w:r>
+        <w:rPr>
+          <w:rFonts w:hint="cs"/>
           <w:b/>
           <w:bCs/>
           <w:rtl/>
         </w:rPr>
-        <w:t>֒</w:t>
-      </w:r>
-      <w:r>
-        <w:rPr>
-          <w:rtl/>
-        </w:rPr>
-        <w:t xml:space="preserve"> </w:t>
-      </w:r>
-      <w:proofErr w:type="spellStart"/>
-      <w:r>
-        <w:rPr>
-          <w:rtl/>
-        </w:rPr>
-        <w:t>וְלֹא־נָחָ֣ם</w:t>
-      </w:r>
-      <w:proofErr w:type="spellEnd"/>
-      <w:r>
-        <w:rPr>
-          <w:rtl/>
-        </w:rPr>
-        <w:t xml:space="preserve"> אֱ</w:t>
-      </w:r>
-      <w:r>
-        <w:rPr>
-          <w:rFonts w:hint="cs"/>
-          <w:rtl/>
-        </w:rPr>
-        <w:t>־</w:t>
-      </w:r>
-      <w:r>
-        <w:rPr>
-          <w:rtl/>
-        </w:rPr>
-        <w:t>לֹהִ֗ים דֶּ֚רֶךְ אֶ֣רֶץ פְּלִשְׁתִּ֔ים כִּ֥י קָר֖וֹב ה֑וּא כִּ֣י</w:t>
-      </w:r>
-      <w:r>
-        <w:rPr>
-          <w:rFonts w:hint="cs"/>
-          <w:rtl/>
-        </w:rPr>
-        <w:t xml:space="preserve"> </w:t>
-      </w:r>
-      <w:r>
-        <w:rPr>
-          <w:rFonts w:hint="cs"/>
-          <w:rtl/>
-        </w:rPr>
-        <w:t>׀</w:t>
-      </w:r>
-      <w:r>
-        <w:rPr>
-          <w:rtl/>
-        </w:rPr>
-        <w:t xml:space="preserve"> </w:t>
-      </w:r>
-      <w:r>
-        <w:rPr>
-          <w:rFonts w:hint="cs"/>
-          <w:rtl/>
-        </w:rPr>
-        <w:t>אָמַ֣ר</w:t>
-      </w:r>
-      <w:r>
-        <w:rPr>
-          <w:rtl/>
-        </w:rPr>
-        <w:t xml:space="preserve"> </w:t>
-      </w:r>
-      <w:r>
-        <w:rPr>
-          <w:rFonts w:hint="cs"/>
-          <w:rtl/>
-        </w:rPr>
-        <w:t>אֱ</w:t>
-      </w:r>
-      <w:r>
-        <w:rPr>
-          <w:rFonts w:hint="cs"/>
-          <w:rtl/>
-        </w:rPr>
-        <w:t>־</w:t>
-      </w:r>
-      <w:r>
-        <w:rPr>
-          <w:rFonts w:hint="cs"/>
-          <w:rtl/>
-        </w:rPr>
-        <w:t>לֹהִ֗ים</w:t>
-      </w:r>
-      <w:r>
-        <w:rPr>
-          <w:rtl/>
-        </w:rPr>
-        <w:t xml:space="preserve"> </w:t>
-      </w:r>
-      <w:proofErr w:type="spellStart"/>
-      <w:r>
-        <w:rPr>
-          <w:rFonts w:hint="cs"/>
+        <w:t>פֶּֽן־יִנָּחֵ֥ם</w:t>
+      </w:r>
+      <w:r>
+        <w:rPr>
           <w:b/>
           <w:bCs/>
           <w:rtl/>
         </w:rPr>
-        <w:t>פֶּֽן־יִנָּחֵ֥ם</w:t>
-      </w:r>
-      <w:proofErr w:type="spellEnd"/>
-      <w:r>
-        <w:rPr>
+        <w:t xml:space="preserve"> </w:t>
+      </w:r>
+      <w:r>
+        <w:rPr>
+          <w:rFonts w:hint="cs"/>
           <w:b/>
           <w:bCs/>
           <w:rtl/>
         </w:rPr>
-        <w:t xml:space="preserve"> </w:t>
-      </w:r>
-      <w:r>
-        <w:rPr>
-          <w:rFonts w:hint="cs"/>
+        <w:t>הָעָ֛ם</w:t>
+      </w:r>
+      <w:r>
+        <w:rPr>
           <w:b/>
           <w:bCs/>
           <w:rtl/>
         </w:rPr>
-        <w:t>הָעָ֛ם</w:t>
-      </w:r>
-      <w:r>
-        <w:rPr>
+        <w:t xml:space="preserve"> </w:t>
+      </w:r>
+      <w:r>
+        <w:rPr>
+          <w:rFonts w:hint="cs"/>
           <w:b/>
           <w:bCs/>
           <w:rtl/>
         </w:rPr>
-        <w:t xml:space="preserve"> </w:t>
-      </w:r>
-      <w:r>
-        <w:rPr>
-          <w:rFonts w:hint="cs"/>
+        <w:t>בִּרְאֹתָ֥ם</w:t>
+      </w:r>
+      <w:r>
+        <w:rPr>
           <w:b/>
           <w:bCs/>
           <w:rtl/>
         </w:rPr>
-        <w:t>בִּרְאֹתָ֥ם</w:t>
-      </w:r>
-      <w:r>
-        <w:rPr>
+        <w:t xml:space="preserve"> </w:t>
+      </w:r>
+      <w:r>
+        <w:rPr>
+          <w:rFonts w:hint="cs"/>
           <w:b/>
           <w:bCs/>
           <w:rtl/>
         </w:rPr>
-        <w:t xml:space="preserve"> </w:t>
-      </w:r>
-      <w:r>
-        <w:rPr>
-          <w:rFonts w:hint="cs"/>
+        <w:t>מִלְחָמָ֖ה</w:t>
+      </w:r>
+      <w:r>
+        <w:rPr>
           <w:b/>
           <w:bCs/>
           <w:rtl/>
         </w:rPr>
-        <w:t>מִלְחָמָ֖ה</w:t>
-      </w:r>
-      <w:r>
-        <w:rPr>
+        <w:t xml:space="preserve"> </w:t>
+      </w:r>
+      <w:r>
+        <w:rPr>
+          <w:rFonts w:hint="cs"/>
           <w:b/>
           <w:bCs/>
           <w:rtl/>
         </w:rPr>
-        <w:t xml:space="preserve"> </w:t>
-      </w:r>
-      <w:r>
-        <w:rPr>
-          <w:rFonts w:hint="cs"/>
+        <w:t>וְשָׁ֥בוּ</w:t>
+      </w:r>
+      <w:r>
+        <w:rPr>
           <w:b/>
           <w:bCs/>
           <w:rtl/>
         </w:rPr>
-        <w:t>וְשָׁ֥בוּ</w:t>
-      </w:r>
-      <w:r>
-        <w:rPr>
+        <w:t xml:space="preserve"> </w:t>
+      </w:r>
+      <w:r>
+        <w:rPr>
+          <w:rFonts w:hint="cs"/>
           <w:b/>
           <w:bCs/>
           <w:rtl/>
         </w:rPr>
-        <w:t xml:space="preserve"> </w:t>
-      </w:r>
-      <w:r>
-        <w:rPr>
-          <w:rFonts w:hint="cs"/>
+        <w:t>מִצְרָֽיְמָה</w:t>
+      </w:r>
+      <w:r>
+        <w:rPr>
+          <w:rFonts w:hint="cs"/>
+          <w:rtl/>
+        </w:rPr>
+        <w:t>".</w:t>
+      </w:r>
+      <w:r>
+        <w:rPr>
+          <w:rFonts w:hint="cs"/>
+          <w:rtl/>
+        </w:rPr>
+        <w:t xml:space="preserve"> </w:t>
+      </w:r>
+      <w:r>
+        <w:rPr>
+          <w:rFonts w:hint="cs"/>
+          <w:rtl/>
+        </w:rPr>
+        <w:t>אין להם סיבה לשוש אלי קרב על ארץ שלא הובטחה להם</w:t>
+      </w:r>
+      <w:r>
+        <w:rPr>
+          <w:rFonts w:hint="cs"/>
+          <w:rtl/>
+        </w:rPr>
+        <w:t xml:space="preserve"> מצד אחד</w:t>
+      </w:r>
+      <w:r>
+        <w:rPr>
+          <w:rFonts w:hint="cs"/>
+          <w:rtl/>
+        </w:rPr>
+        <w:t>, והם מספיק חשובים כדי שכ</w:t>
+      </w:r>
+      <w:r>
+        <w:rPr>
+          <w:rFonts w:hint="cs"/>
+          <w:rtl/>
+        </w:rPr>
+        <w:t>ולנו יחד נעשה סיבוב דרך המדבר</w:t>
+      </w:r>
+      <w:r>
+        <w:rPr>
+          <w:rFonts w:hint="cs"/>
+          <w:rtl/>
+        </w:rPr>
+        <w:t xml:space="preserve"> </w:t>
+      </w:r>
+      <w:r>
+        <w:rPr>
+          <w:rtl/>
+        </w:rPr>
+        <w:t>–</w:t>
+      </w:r>
+      <w:r>
+        <w:rPr>
+          <w:rFonts w:hint="cs"/>
+          <w:rtl/>
+        </w:rPr>
+        <w:t xml:space="preserve"> פן ינחם העם ושבו מצרימה</w:t>
+      </w:r>
+      <w:r>
+        <w:rPr>
+          <w:rFonts w:hint="cs"/>
+          <w:rtl/>
+        </w:rPr>
+        <w:t xml:space="preserve">. </w:t>
+      </w:r>
+      <w:r>
+        <w:rPr>
+          <w:rFonts w:hint="cs"/>
+          <w:rtl/>
+        </w:rPr>
+        <w:t>והאמת ש</w:t>
+      </w:r>
+      <w:r>
+        <w:rPr>
+          <w:rFonts w:hint="cs"/>
+          <w:rtl/>
+        </w:rPr>
+        <w:t>ב</w:t>
+      </w:r>
+      <w:r>
+        <w:rPr>
+          <w:rFonts w:hint="cs"/>
+          <w:rtl/>
+        </w:rPr>
+        <w:t>כל פרשת מעמד הר סיני</w:t>
+      </w:r>
+      <w:r>
+        <w:rPr>
+          <w:rFonts w:hint="cs"/>
+          <w:rtl/>
+        </w:rPr>
+        <w:t xml:space="preserve"> ישראל</w:t>
+      </w:r>
+      <w:r>
+        <w:rPr>
+          <w:rFonts w:hint="cs"/>
+          <w:rtl/>
+        </w:rPr>
+        <w:t xml:space="preserve"> לא מוזכרים</w:t>
+      </w:r>
+      <w:r>
+        <w:rPr>
+          <w:rFonts w:hint="cs"/>
+          <w:rtl/>
+        </w:rPr>
+        <w:t>...</w:t>
+      </w:r>
+      <w:r>
+        <w:rPr>
+          <w:rFonts w:hint="cs"/>
+          <w:rtl/>
+        </w:rPr>
+        <w:t xml:space="preserve"> הקב"ה אומר ל</w:t>
+      </w:r>
+      <w:r>
+        <w:rPr>
+          <w:rFonts w:hint="cs"/>
+          <w:rtl/>
+        </w:rPr>
+        <w:t>משה</w:t>
+      </w:r>
+      <w:r>
+        <w:rPr>
+          <w:rFonts w:hint="cs"/>
+          <w:rtl/>
+        </w:rPr>
+        <w:t xml:space="preserve"> בתחילה </w:t>
+      </w:r>
+      <w:r>
+        <w:rPr>
+          <w:rFonts w:hint="cs"/>
+          <w:rtl/>
+        </w:rPr>
+        <w:t xml:space="preserve">לומר </w:t>
+      </w:r>
+      <w:r>
+        <w:rPr>
+          <w:rFonts w:hint="cs"/>
+          <w:rtl/>
+        </w:rPr>
+        <w:t xml:space="preserve">לישראל </w:t>
+      </w:r>
+      <w:r>
+        <w:rPr>
+          <w:rFonts w:hint="cs"/>
+          <w:rtl/>
+        </w:rPr>
+        <w:t>"</w:t>
+      </w:r>
+      <w:r>
+        <w:rPr>
+          <w:rtl/>
+        </w:rPr>
+        <w:t>אַתֶּ֣ם רְאִיתֶ֔ם</w:t>
+      </w:r>
+      <w:r>
+        <w:rPr>
+          <w:rFonts w:hint="cs"/>
+          <w:rtl/>
+        </w:rPr>
+        <w:t>...</w:t>
+      </w:r>
+      <w:r>
+        <w:rPr>
+          <w:rtl/>
+        </w:rPr>
+        <w:t xml:space="preserve"> וִהְיִ֨יתֶם לִ֤י סְגֻלָּה֙</w:t>
+      </w:r>
+      <w:r>
+        <w:rPr>
+          <w:rFonts w:hint="cs"/>
+          <w:rtl/>
+        </w:rPr>
+        <w:t>...</w:t>
+      </w:r>
+      <w:r>
+        <w:rPr>
+          <w:rFonts w:hint="cs"/>
+          <w:rtl/>
+        </w:rPr>
+        <w:t>", ומשם כל הסיפור הוא מול</w:t>
+      </w:r>
+      <w:r>
+        <w:rPr>
+          <w:rFonts w:hint="cs"/>
+          <w:rtl/>
+        </w:rPr>
+        <w:t xml:space="preserve"> "העם"</w:t>
+      </w:r>
+      <w:r>
+        <w:rPr>
+          <w:rFonts w:hint="cs"/>
+          <w:rtl/>
+        </w:rPr>
+        <w:t>.</w:t>
+      </w:r>
+      <w:r>
+        <w:rPr>
+          <w:rFonts w:hint="cs"/>
+          <w:rtl/>
+        </w:rPr>
+        <w:t xml:space="preserve"> אבל מעמד הר סיני שהיה בכפייה "</w:t>
+      </w:r>
+      <w:r>
+        <w:rPr>
+          <w:rtl/>
+        </w:rPr>
+        <w:t xml:space="preserve">וַיִּֽתְיַצְּב֖וּ </w:t>
+      </w:r>
+      <w:r>
+        <w:rPr>
           <w:b/>
           <w:bCs/>
           <w:rtl/>
         </w:rPr>
-        <w:t>מִצְרָֽיְמָה</w:t>
-      </w:r>
-      <w:r>
-        <w:rPr>
-          <w:rFonts w:hint="cs"/>
-          <w:rtl/>
-        </w:rPr>
-        <w:t>".</w:t>
-      </w:r>
-      <w:r>
-        <w:rPr>
-          <w:rFonts w:hint="cs"/>
-          <w:rtl/>
-        </w:rPr>
-        <w:t xml:space="preserve"> </w:t>
-      </w:r>
-      <w:r>
-        <w:rPr>
-          <w:rFonts w:hint="cs"/>
-          <w:rtl/>
-        </w:rPr>
-        <w:t>אין להם סיבה לשוש אלי קרב על ארץ שלא הובטחה להם</w:t>
-      </w:r>
-      <w:r>
-        <w:rPr>
-          <w:rFonts w:hint="cs"/>
-          <w:rtl/>
-        </w:rPr>
-        <w:t xml:space="preserve"> מצד אחד</w:t>
-      </w:r>
-      <w:r>
-        <w:rPr>
-          <w:rFonts w:hint="cs"/>
-          <w:rtl/>
-        </w:rPr>
-        <w:t>, והם מספיק חשובים כדי שכ</w:t>
-      </w:r>
-      <w:r>
-        <w:rPr>
-          <w:rFonts w:hint="cs"/>
-          <w:rtl/>
-        </w:rPr>
-        <w:t>ולנו יחד נעשה סיבוב דרך המדבר</w:t>
-      </w:r>
-      <w:r>
-        <w:rPr>
-          <w:rFonts w:hint="cs"/>
-          <w:rtl/>
-        </w:rPr>
-        <w:t xml:space="preserve"> </w:t>
-      </w:r>
-      <w:r>
-        <w:rPr>
+        <w:t>בְּתַחְתִּ֥ית הָהָֽר</w:t>
+      </w:r>
+      <w:r>
+        <w:rPr>
+          <w:rFonts w:hint="cs"/>
+          <w:rtl/>
+        </w:rPr>
+        <w:t xml:space="preserve"> – </w:t>
+      </w:r>
+      <w:r>
+        <w:rPr>
+          <w:rtl/>
+        </w:rPr>
+        <w:t xml:space="preserve">מְלַמֵּד שֶׁכָּפָה הַקָּדוֹשׁ בָּרוּךְ הוּא עֲלֵיהֶם אֶת הָהָר כְּגִיגִית, וְאָמַר לָהֶם: אִם אַתֶּם מְקַבְּלִים הַתּוֹרָה מוּטָב, וְאִם לָאו </w:t>
+      </w:r>
+      <w:r>
+        <w:rPr>
+          <w:rFonts w:hint="cs"/>
           <w:rtl/>
         </w:rPr>
         <w:t>–</w:t>
       </w:r>
       <w:r>
         <w:rPr>
-          <w:rFonts w:hint="cs"/>
-          <w:rtl/>
-        </w:rPr>
-        <w:t xml:space="preserve"> פן ינחם העם ושבו מצרימה</w:t>
-      </w:r>
-      <w:r>
-        <w:rPr>
-          <w:rFonts w:hint="cs"/>
-          <w:rtl/>
-        </w:rPr>
-        <w:t xml:space="preserve">. </w:t>
-      </w:r>
-      <w:r>
-        <w:rPr>
-          <w:rFonts w:hint="cs"/>
-          <w:rtl/>
-        </w:rPr>
-        <w:t>והאמת ש</w:t>
-      </w:r>
-      <w:r>
-        <w:rPr>
-          <w:rFonts w:hint="cs"/>
-          <w:rtl/>
-        </w:rPr>
-        <w:t>ב</w:t>
-      </w:r>
-      <w:r>
-        <w:rPr>
-          <w:rFonts w:hint="cs"/>
-          <w:rtl/>
-        </w:rPr>
-        <w:t>כל פרשת מעמד הר סיני</w:t>
-      </w:r>
-      <w:r>
-        <w:rPr>
-          <w:rFonts w:hint="cs"/>
-          <w:rtl/>
-        </w:rPr>
-        <w:t xml:space="preserve"> ישראל</w:t>
-      </w:r>
-      <w:r>
-        <w:rPr>
-          <w:rFonts w:hint="cs"/>
-          <w:rtl/>
-        </w:rPr>
-        <w:t xml:space="preserve"> לא מוזכרים</w:t>
-      </w:r>
-      <w:r>
-        <w:rPr>
-          <w:rFonts w:hint="cs"/>
-          <w:rtl/>
-        </w:rPr>
-        <w:t>...</w:t>
-      </w:r>
-      <w:r>
-        <w:rPr>
-          <w:rFonts w:hint="cs"/>
-          <w:rtl/>
-        </w:rPr>
-        <w:t xml:space="preserve"> הקב"ה אומר ל</w:t>
-      </w:r>
-      <w:r>
-        <w:rPr>
-          <w:rFonts w:hint="cs"/>
-          <w:rtl/>
-        </w:rPr>
-        <w:t>משה</w:t>
-      </w:r>
-      <w:r>
-        <w:rPr>
-          <w:rFonts w:hint="cs"/>
-          <w:rtl/>
-        </w:rPr>
-        <w:t xml:space="preserve"> בתחילה </w:t>
-      </w:r>
-      <w:r>
-        <w:rPr>
-          <w:rFonts w:hint="cs"/>
-          <w:rtl/>
-        </w:rPr>
-        <w:t xml:space="preserve">לומר </w:t>
-      </w:r>
-      <w:r>
-        <w:rPr>
-          <w:rFonts w:hint="cs"/>
-          <w:rtl/>
-        </w:rPr>
-        <w:t xml:space="preserve">לישראל </w:t>
+          <w:rtl/>
+        </w:rPr>
+        <w:t xml:space="preserve"> שָׁם תְּהֵא קְבוּרַתְכֶם</w:t>
+      </w:r>
+      <w:r>
+        <w:rPr>
+          <w:rStyle w:val="af0"/>
+          <w:rtl/>
+        </w:rPr>
+        <w:footnoteReference w:id="13"/>
       </w:r>
       <w:r>
         <w:rPr>
@@ -6009,122 +5081,6 @@
       </w:r>
       <w:r>
         <w:rPr>
-          <w:rtl/>
-        </w:rPr>
-        <w:t>אַתֶּ֣ם רְאִיתֶ֔ם</w:t>
-      </w:r>
-      <w:r>
-        <w:rPr>
-          <w:rFonts w:hint="cs"/>
-          <w:rtl/>
-        </w:rPr>
-        <w:t>...</w:t>
-      </w:r>
-      <w:r>
-        <w:rPr>
-          <w:rtl/>
-        </w:rPr>
-        <w:t xml:space="preserve"> וִהְיִ֨יתֶם לִ֤י סְגֻלָּה֙</w:t>
-      </w:r>
-      <w:r>
-        <w:rPr>
-          <w:rFonts w:hint="cs"/>
-          <w:rtl/>
-        </w:rPr>
-        <w:t>...</w:t>
-      </w:r>
-      <w:r>
-        <w:rPr>
-          <w:rFonts w:hint="cs"/>
-          <w:rtl/>
-        </w:rPr>
-        <w:t>", ומשם כל הסיפור הוא מול</w:t>
-      </w:r>
-      <w:r>
-        <w:rPr>
-          <w:rFonts w:hint="cs"/>
-          <w:rtl/>
-        </w:rPr>
-        <w:t xml:space="preserve"> "העם"</w:t>
-      </w:r>
-      <w:r>
-        <w:rPr>
-          <w:rFonts w:hint="cs"/>
-          <w:rtl/>
-        </w:rPr>
-        <w:t>.</w:t>
-      </w:r>
-      <w:r>
-        <w:rPr>
-          <w:rFonts w:hint="cs"/>
-          <w:rtl/>
-        </w:rPr>
-        <w:t xml:space="preserve"> אבל מעמד הר סיני שהיה בכפייה "</w:t>
-      </w:r>
-      <w:proofErr w:type="spellStart"/>
-      <w:r>
-        <w:rPr>
-          <w:rtl/>
-        </w:rPr>
-        <w:t>וַיִּֽתְיַצְּב֖ו</w:t>
-      </w:r>
-      <w:proofErr w:type="spellEnd"/>
-      <w:r>
-        <w:rPr>
-          <w:rtl/>
-        </w:rPr>
-        <w:t xml:space="preserve">ּ </w:t>
-      </w:r>
-      <w:r>
-        <w:rPr>
-          <w:b/>
-          <w:bCs/>
-          <w:rtl/>
-        </w:rPr>
-        <w:t>בְּתַחְתִּ֥ית הָהָֽר</w:t>
-      </w:r>
-      <w:r>
-        <w:rPr>
-          <w:rFonts w:hint="cs"/>
-          <w:rtl/>
-        </w:rPr>
-        <w:t xml:space="preserve"> – </w:t>
-      </w:r>
-      <w:r>
-        <w:rPr>
-          <w:rtl/>
-        </w:rPr>
-        <w:t xml:space="preserve">מְלַמֵּד שֶׁכָּפָה הַקָּדוֹשׁ בָּרוּךְ הוּא עֲלֵיהֶם אֶת הָהָר כְּגִיגִית, וְאָמַר לָהֶם: אִם אַתֶּם מְקַבְּלִים הַתּוֹרָה מוּטָב, וְאִם לָאו </w:t>
-      </w:r>
-      <w:r>
-        <w:rPr>
-          <w:rFonts w:hint="cs"/>
-          <w:rtl/>
-        </w:rPr>
-        <w:t>–</w:t>
-      </w:r>
-      <w:r>
-        <w:rPr>
-          <w:rtl/>
-        </w:rPr>
-        <w:t xml:space="preserve"> שָׁם תְּהֵא קְבוּרַתְכֶם</w:t>
-      </w:r>
-      <w:r>
-        <w:rPr>
-          <w:rStyle w:val="af0"/>
-          <w:rtl/>
-        </w:rPr>
-        <w:footnoteReference w:id="13"/>
-      </w:r>
-      <w:r>
-        <w:rPr>
-          <w:rFonts w:hint="cs"/>
-          <w:rtl/>
-        </w:rPr>
-        <w:t>"</w:t>
-      </w:r>
-      <w:r>
-        <w:rPr>
           <w:rFonts w:hint="cs"/>
           <w:rtl/>
         </w:rPr>
@@ -6134,49 +5090,7 @@
         <w:rPr>
           <w:rtl/>
         </w:rPr>
-        <w:t xml:space="preserve">וַיַּ֤רְא הָעָם֙ </w:t>
-      </w:r>
-      <w:proofErr w:type="spellStart"/>
-      <w:r>
-        <w:rPr>
-          <w:rtl/>
-        </w:rPr>
-        <w:t>וַיָּנֻ֔עו</w:t>
-      </w:r>
-      <w:proofErr w:type="spellEnd"/>
-      <w:r>
-        <w:rPr>
-          <w:rtl/>
-        </w:rPr>
-        <w:t xml:space="preserve">ּ וַיַּֽעַמְד֖וּ מֵֽרָחֹֽק׃ וַיֹּֽאמְרוּ֙ </w:t>
-      </w:r>
-      <w:proofErr w:type="spellStart"/>
-      <w:r>
-        <w:rPr>
-          <w:rtl/>
-        </w:rPr>
-        <w:t>אֶל־מֹשֶׁ֔ה</w:t>
-      </w:r>
-      <w:proofErr w:type="spellEnd"/>
-      <w:r>
-        <w:rPr>
-          <w:rtl/>
-        </w:rPr>
-        <w:t xml:space="preserve"> </w:t>
-      </w:r>
-      <w:proofErr w:type="spellStart"/>
-      <w:r>
-        <w:rPr>
-          <w:rtl/>
-        </w:rPr>
-        <w:t>דַּבֵּר־אַתָּ֥ה</w:t>
-      </w:r>
-      <w:proofErr w:type="spellEnd"/>
-      <w:r>
-        <w:rPr>
-          <w:rtl/>
-        </w:rPr>
-        <w:t xml:space="preserve"> עִמָּ֖נוּ וְנִשְׁמָ֑עָה</w:t>
+        <w:t>וַיַּ֤רְא הָעָם֙ וַיָּנֻ֔עוּ וַיַּֽעַמְד֖וּ מֵֽרָחֹֽק׃ וַיֹּֽאמְרוּ֙ אֶל־מֹשֶׁ֔ה דַּבֵּר־אַתָּ֥ה עִמָּ֖נוּ וְנִשְׁמָ֑עָה</w:t>
       </w:r>
       <w:r>
         <w:rPr>
@@ -6246,15 +5160,7 @@
           <w:rFonts w:hint="cs"/>
           <w:rtl/>
         </w:rPr>
-        <w:t xml:space="preserve">הקלקול הזה ממשיך </w:t>
-      </w:r>
-      <w:proofErr w:type="spellStart"/>
-      <w:r>
-        <w:rPr>
-          <w:rFonts w:hint="cs"/>
-          <w:rtl/>
-        </w:rPr>
-        <w:t>ו"</w:t>
+        <w:t>הקלקול הזה ממשיך ו"</w:t>
       </w:r>
       <w:r>
         <w:rPr>
@@ -6262,16 +5168,105 @@
           <w:bCs/>
           <w:rtl/>
         </w:rPr>
-        <w:t>תַחְתִּ֥ית</w:t>
-      </w:r>
-      <w:proofErr w:type="spellEnd"/>
+        <w:t>תַחְתִּ֥ית הָהָֽר</w:t>
+      </w:r>
+      <w:r>
+        <w:rPr>
+          <w:rFonts w:hint="cs"/>
+          <w:rtl/>
+        </w:rPr>
+        <w:t>"</w:t>
+      </w:r>
+      <w:r>
+        <w:rPr>
+          <w:rFonts w:hint="cs"/>
+          <w:rtl/>
+        </w:rPr>
+        <w:t xml:space="preserve"> ח</w:t>
+      </w:r>
+      <w:r>
+        <w:rPr>
+          <w:rFonts w:hint="cs"/>
+          <w:rtl/>
+        </w:rPr>
+        <w:t>ו</w:t>
+      </w:r>
+      <w:r>
+        <w:rPr>
+          <w:rFonts w:hint="cs"/>
+          <w:rtl/>
+        </w:rPr>
+        <w:t>זר</w:t>
+      </w:r>
+      <w:r>
+        <w:rPr>
+          <w:rFonts w:hint="cs"/>
+          <w:rtl/>
+        </w:rPr>
+        <w:t>ת</w:t>
+      </w:r>
+      <w:r>
+        <w:rPr>
+          <w:rFonts w:hint="cs"/>
+          <w:rtl/>
+        </w:rPr>
+        <w:t xml:space="preserve"> </w:t>
+      </w:r>
+      <w:r>
+        <w:rPr>
+          <w:rFonts w:hint="cs"/>
+          <w:rtl/>
+        </w:rPr>
+        <w:t xml:space="preserve">כמו </w:t>
+      </w:r>
+      <w:r>
+        <w:rPr>
+          <w:rFonts w:hint="cs"/>
+          <w:rtl/>
+        </w:rPr>
+        <w:t xml:space="preserve">בומרנג </w:t>
+      </w:r>
+      <w:r>
+        <w:rPr>
+          <w:rFonts w:hint="cs"/>
+          <w:rtl/>
+        </w:rPr>
+        <w:t>בעגל</w:t>
+      </w:r>
+      <w:r>
+        <w:rPr>
+          <w:rFonts w:hint="cs"/>
+          <w:rtl/>
+        </w:rPr>
+        <w:t>:</w:t>
+      </w:r>
+      <w:r>
+        <w:rPr>
+          <w:rFonts w:hint="cs"/>
+          <w:rtl/>
+        </w:rPr>
+        <w:t xml:space="preserve"> </w:t>
+      </w:r>
+      <w:r>
+        <w:rPr>
+          <w:rFonts w:hint="cs"/>
+          <w:rtl/>
+        </w:rPr>
+        <w:t>"</w:t>
+      </w:r>
+      <w:r>
+        <w:rPr>
+          <w:rtl/>
+        </w:rPr>
+        <w:t xml:space="preserve">וַֽיְהִ֗י כַּאֲשֶׁ֤ר קָרַב֙ אֶל־הַֽמַּחֲנֶ֔ה וַיַּ֥רְא אֶת־הָעֵ֖גֶל וּמְחֹלֹ֑ת וַיִּֽחַר־אַ֣ף מֹשֶׁ֗ה וַיַּשְׁלֵ֤ךְ מִיָּדָיו֙ אֶת־הַלֻּחֹ֔ת וַיְשַׁבֵּ֥ר אֹתָ֖ם </w:t>
+      </w:r>
       <w:r>
         <w:rPr>
           <w:b/>
           <w:bCs/>
           <w:rtl/>
         </w:rPr>
-        <w:t xml:space="preserve"> הָהָֽר</w:t>
+        <w:t>תַּ֥חַת הָהָֽר</w:t>
       </w:r>
       <w:r>
         <w:rPr>
@@ -6285,487 +5280,464 @@
           <w:rFonts w:hint="cs"/>
           <w:rtl/>
         </w:rPr>
-        <w:t xml:space="preserve"> ח</w:t>
-      </w:r>
-      <w:r>
-        <w:rPr>
-          <w:rFonts w:hint="cs"/>
-          <w:rtl/>
-        </w:rPr>
-        <w:t>ו</w:t>
-      </w:r>
-      <w:r>
-        <w:rPr>
-          <w:rFonts w:hint="cs"/>
-          <w:rtl/>
-        </w:rPr>
-        <w:t>זר</w:t>
-      </w:r>
-      <w:r>
-        <w:rPr>
-          <w:rFonts w:hint="cs"/>
-          <w:rtl/>
-        </w:rPr>
-        <w:t>ת</w:t>
-      </w:r>
-      <w:r>
-        <w:rPr>
-          <w:rFonts w:hint="cs"/>
-          <w:rtl/>
-        </w:rPr>
-        <w:t xml:space="preserve"> </w:t>
-      </w:r>
-      <w:r>
-        <w:rPr>
-          <w:rFonts w:hint="cs"/>
-          <w:rtl/>
-        </w:rPr>
-        <w:t xml:space="preserve">כמו </w:t>
-      </w:r>
-      <w:r>
-        <w:rPr>
-          <w:rFonts w:hint="cs"/>
-          <w:rtl/>
-        </w:rPr>
-        <w:t xml:space="preserve">בומרנג </w:t>
-      </w:r>
-      <w:r>
-        <w:rPr>
-          <w:rFonts w:hint="cs"/>
-          <w:rtl/>
-        </w:rPr>
-        <w:t>בעגל</w:t>
-      </w:r>
-      <w:r>
-        <w:rPr>
-          <w:rFonts w:hint="cs"/>
-          <w:rtl/>
-        </w:rPr>
-        <w:t>:</w:t>
-      </w:r>
-      <w:r>
-        <w:rPr>
-          <w:rFonts w:hint="cs"/>
-          <w:rtl/>
-        </w:rPr>
-        <w:t xml:space="preserve"> </w:t>
-      </w:r>
-      <w:r>
-        <w:rPr>
-          <w:rFonts w:hint="cs"/>
-          <w:rtl/>
-        </w:rPr>
-        <w:t>"</w:t>
-      </w:r>
-      <w:r>
-        <w:rPr>
-          <w:rtl/>
-        </w:rPr>
-        <w:t xml:space="preserve">וַֽיְהִ֗י כַּאֲשֶׁ֤ר קָרַב֙ </w:t>
-      </w:r>
-      <w:proofErr w:type="spellStart"/>
-      <w:r>
-        <w:rPr>
-          <w:rtl/>
-        </w:rPr>
-        <w:t>אֶל־הַֽמַּחֲנֶ֔ה</w:t>
-      </w:r>
-      <w:proofErr w:type="spellEnd"/>
-      <w:r>
-        <w:rPr>
-          <w:rtl/>
-        </w:rPr>
-        <w:t xml:space="preserve"> וַיַּ֥רְא </w:t>
-      </w:r>
-      <w:proofErr w:type="spellStart"/>
-      <w:r>
-        <w:rPr>
-          <w:rtl/>
-        </w:rPr>
-        <w:t>אֶת־הָעֵ֖גֶל</w:t>
-      </w:r>
-      <w:proofErr w:type="spellEnd"/>
-      <w:r>
-        <w:rPr>
-          <w:rtl/>
-        </w:rPr>
-        <w:t xml:space="preserve"> וּמְחֹלֹ֑ת </w:t>
-      </w:r>
-      <w:proofErr w:type="spellStart"/>
-      <w:r>
-        <w:rPr>
-          <w:rtl/>
-        </w:rPr>
-        <w:t>וַיִּֽחַר־אַ֣ף</w:t>
-      </w:r>
-      <w:proofErr w:type="spellEnd"/>
-      <w:r>
-        <w:rPr>
-          <w:rtl/>
-        </w:rPr>
-        <w:t xml:space="preserve"> מֹשֶׁ֗ה וַיַּשְׁלֵ֤ךְ מִיָּדָיו֙ </w:t>
-      </w:r>
-      <w:proofErr w:type="spellStart"/>
-      <w:r>
-        <w:rPr>
-          <w:rtl/>
-        </w:rPr>
-        <w:t>אֶת־הַלֻּחֹ֔ת</w:t>
-      </w:r>
-      <w:proofErr w:type="spellEnd"/>
-      <w:r>
-        <w:rPr>
-          <w:rtl/>
-        </w:rPr>
-        <w:t xml:space="preserve"> וַיְשַׁבֵּ֥ר אֹתָ֖ם </w:t>
-      </w:r>
-      <w:r>
-        <w:rPr>
+        <w:t xml:space="preserve"> כי </w:t>
+      </w:r>
+      <w:r>
+        <w:rPr>
+          <w:rFonts w:hint="cs"/>
+          <w:rtl/>
+        </w:rPr>
+        <w:t>העם הזה, שבא בעקבות "</w:t>
+      </w:r>
+      <w:r>
+        <w:rPr>
+          <w:rFonts w:hint="cs"/>
           <w:b/>
           <w:bCs/>
           <w:rtl/>
         </w:rPr>
-        <w:t>תַּ֥חַת הָהָֽר</w:t>
-      </w:r>
-      <w:r>
-        <w:rPr>
-          <w:rFonts w:hint="cs"/>
-          <w:rtl/>
-        </w:rPr>
-        <w:t>"</w:t>
-      </w:r>
-      <w:r>
-        <w:rPr>
-          <w:rFonts w:hint="cs"/>
-          <w:rtl/>
-        </w:rPr>
-        <w:t xml:space="preserve"> כי </w:t>
-      </w:r>
-      <w:r>
-        <w:rPr>
-          <w:rFonts w:hint="cs"/>
-          <w:rtl/>
-        </w:rPr>
-        <w:t>העם הזה, שבא בעקבות "</w:t>
-      </w:r>
-      <w:r>
-        <w:rPr>
-          <w:rFonts w:hint="cs"/>
+        <w:t>הָאִ֣ישׁ</w:t>
+      </w:r>
+      <w:r>
+        <w:rPr>
           <w:b/>
           <w:bCs/>
           <w:rtl/>
         </w:rPr>
-        <w:t>הָאִ֣ישׁ</w:t>
-      </w:r>
-      <w:r>
-        <w:rPr>
+        <w:t xml:space="preserve"> </w:t>
+      </w:r>
+      <w:r>
+        <w:rPr>
+          <w:rFonts w:hint="cs"/>
           <w:b/>
           <w:bCs/>
           <w:rtl/>
         </w:rPr>
-        <w:t xml:space="preserve"> </w:t>
-      </w:r>
-      <w:r>
-        <w:rPr>
-          <w:rFonts w:hint="cs"/>
+        <w:t>מֹשֶׁ֗ה</w:t>
+      </w:r>
+      <w:r>
+        <w:rPr>
+          <w:rtl/>
+        </w:rPr>
+        <w:t xml:space="preserve"> </w:t>
+      </w:r>
+      <w:r>
+        <w:rPr>
+          <w:rFonts w:hint="cs"/>
+          <w:rtl/>
+        </w:rPr>
+        <w:t>גָּד֤וֹל</w:t>
+      </w:r>
+      <w:r>
+        <w:rPr>
+          <w:rtl/>
+        </w:rPr>
+        <w:t xml:space="preserve"> </w:t>
+      </w:r>
+      <w:r>
+        <w:rPr>
+          <w:rFonts w:hint="cs"/>
+          <w:rtl/>
+        </w:rPr>
+        <w:t>מְאֹד֙</w:t>
+      </w:r>
+      <w:r>
+        <w:rPr>
+          <w:rtl/>
+        </w:rPr>
+        <w:t xml:space="preserve"> </w:t>
+      </w:r>
+      <w:r>
+        <w:rPr>
+          <w:rFonts w:hint="cs"/>
+          <w:rtl/>
+        </w:rPr>
+        <w:t>בְּאֶ֣רֶץ</w:t>
+      </w:r>
+      <w:r>
+        <w:rPr>
+          <w:rtl/>
+        </w:rPr>
+        <w:t xml:space="preserve"> </w:t>
+      </w:r>
+      <w:r>
+        <w:rPr>
+          <w:rFonts w:hint="cs"/>
+          <w:rtl/>
+        </w:rPr>
+        <w:t>מִצְרַ֔יִם</w:t>
+      </w:r>
+      <w:r>
+        <w:rPr>
+          <w:rFonts w:hint="cs"/>
+          <w:rtl/>
+        </w:rPr>
+        <w:t>" מתלונן: "</w:t>
+      </w:r>
+      <w:r>
+        <w:rPr>
+          <w:rtl/>
+        </w:rPr>
+        <w:t>ק֣וּם ׀ עֲשֵׂה־לָ֣נוּ אֱלֹהִ֗ים</w:t>
+      </w:r>
+      <w:r>
+        <w:rPr>
+          <w:rStyle w:val="af0"/>
+          <w:rtl/>
+        </w:rPr>
+        <w:footnoteReference w:id="15"/>
+      </w:r>
+      <w:r>
+        <w:rPr>
+          <w:rtl/>
+        </w:rPr>
+        <w:t xml:space="preserve"> אֲשֶׁ֤ר יֵֽלְכוּ֙ לְפָנֵ֔ינוּ כִּי־זֶ֣ה</w:t>
+      </w:r>
+      <w:r>
+        <w:rPr>
+          <w:rFonts w:hint="cs"/>
+          <w:rtl/>
+        </w:rPr>
+        <w:t xml:space="preserve"> </w:t>
+      </w:r>
+      <w:r>
+        <w:rPr>
+          <w:rtl/>
+        </w:rPr>
+        <w:t xml:space="preserve">׀ </w:t>
+      </w:r>
+      <w:r>
+        <w:rPr>
           <w:b/>
           <w:bCs/>
           <w:rtl/>
         </w:rPr>
-        <w:t>מֹשֶׁ֗ה</w:t>
-      </w:r>
-      <w:r>
-        <w:rPr>
-          <w:rtl/>
-        </w:rPr>
-        <w:t xml:space="preserve"> </w:t>
-      </w:r>
-      <w:r>
-        <w:rPr>
-          <w:rFonts w:hint="cs"/>
-          <w:rtl/>
-        </w:rPr>
-        <w:t>גָּד֤וֹל</w:t>
-      </w:r>
-      <w:r>
-        <w:rPr>
-          <w:rtl/>
-        </w:rPr>
-        <w:t xml:space="preserve"> </w:t>
-      </w:r>
-      <w:r>
-        <w:rPr>
-          <w:rFonts w:hint="cs"/>
-          <w:rtl/>
-        </w:rPr>
-        <w:t>מְאֹד֙</w:t>
-      </w:r>
-      <w:r>
-        <w:rPr>
-          <w:rtl/>
-        </w:rPr>
-        <w:t xml:space="preserve"> </w:t>
-      </w:r>
-      <w:r>
-        <w:rPr>
-          <w:rFonts w:hint="cs"/>
-          <w:rtl/>
-        </w:rPr>
-        <w:t>בְּאֶ֣רֶץ</w:t>
-      </w:r>
-      <w:r>
-        <w:rPr>
-          <w:rtl/>
-        </w:rPr>
-        <w:t xml:space="preserve"> </w:t>
-      </w:r>
-      <w:r>
-        <w:rPr>
-          <w:rFonts w:hint="cs"/>
-          <w:rtl/>
-        </w:rPr>
-        <w:t>מִצְרַ֔יִם</w:t>
-      </w:r>
-      <w:r>
-        <w:rPr>
-          <w:rFonts w:hint="cs"/>
-          <w:rtl/>
-        </w:rPr>
-        <w:t>" מתלונן: "</w:t>
-      </w:r>
-      <w:r>
-        <w:rPr>
-          <w:rtl/>
-        </w:rPr>
-        <w:t xml:space="preserve">ק֣וּם ׀ </w:t>
-      </w:r>
-      <w:proofErr w:type="spellStart"/>
-      <w:r>
-        <w:rPr>
-          <w:rtl/>
-        </w:rPr>
-        <w:t>עֲשֵׂה־לָ֣נו</w:t>
-      </w:r>
-      <w:proofErr w:type="spellEnd"/>
-      <w:r>
-        <w:rPr>
-          <w:rtl/>
-        </w:rPr>
-        <w:t>ּ אֱלֹהִ֗ים</w:t>
-      </w:r>
-      <w:r>
-        <w:rPr>
-          <w:rStyle w:val="af0"/>
-          <w:rtl/>
-        </w:rPr>
-        <w:footnoteReference w:id="15"/>
-      </w:r>
-      <w:r>
-        <w:rPr>
-          <w:rtl/>
-        </w:rPr>
-        <w:t xml:space="preserve"> אֲשֶׁ֤ר יֵֽלְכוּ֙ לְפָנֵ֔ינוּ </w:t>
-      </w:r>
-      <w:proofErr w:type="spellStart"/>
-      <w:r>
-        <w:rPr>
-          <w:rtl/>
-        </w:rPr>
-        <w:t>כִּי־זֶ֣ה</w:t>
-      </w:r>
-      <w:proofErr w:type="spellEnd"/>
-      <w:r>
-        <w:rPr>
-          <w:rFonts w:hint="cs"/>
-          <w:rtl/>
-        </w:rPr>
-        <w:t xml:space="preserve"> </w:t>
-      </w:r>
-      <w:r>
-        <w:rPr>
-          <w:rtl/>
-        </w:rPr>
-        <w:t xml:space="preserve">׀ </w:t>
-      </w:r>
-      <w:r>
-        <w:rPr>
+        <w:t>מֹשֶׁ֣ה הָאִ֗ישׁ</w:t>
+      </w:r>
+      <w:r>
+        <w:rPr>
+          <w:rtl/>
+        </w:rPr>
+        <w:t xml:space="preserve"> אֲשֶׁ֤ר הֶֽעֱלָ֨נוּ֙ מֵאֶ֣רֶץ מִצְרַ֔יִם לֹ֥א יָדַ֖עְנוּ מֶה־הָ֥יָה לֹֽו</w:t>
+      </w:r>
+      <w:r>
+        <w:rPr>
+          <w:rFonts w:hint="cs"/>
+          <w:rtl/>
+        </w:rPr>
+        <w:t>". ישראל שיצאו כדי לחזור לארץ</w:t>
+      </w:r>
+      <w:r>
+        <w:rPr>
+          <w:rFonts w:hint="cs"/>
+          <w:rtl/>
+        </w:rPr>
+        <w:t>,</w:t>
+      </w:r>
+      <w:r>
+        <w:rPr>
+          <w:rFonts w:hint="cs"/>
+          <w:rtl/>
+        </w:rPr>
+        <w:t xml:space="preserve"> </w:t>
+      </w:r>
+      <w:r>
+        <w:rPr>
+          <w:rFonts w:hint="cs"/>
+          <w:rtl/>
+        </w:rPr>
+        <w:t>לא משנה להם מי מוציא אותם – הם ממשיכים לארץ שלהם. אבל הערב רב מאבד את זה</w:t>
+      </w:r>
+      <w:r>
+        <w:rPr>
+          <w:rFonts w:hint="cs"/>
+          <w:rtl/>
+        </w:rPr>
+        <w:t>. הם במהותם עבדים, רגילים כל שנותיהם ל"בית עבדים",</w:t>
+      </w:r>
+      <w:r>
+        <w:rPr>
+          <w:rFonts w:hint="cs"/>
+          <w:rtl/>
+        </w:rPr>
+        <w:t xml:space="preserve"> ועבודת </w:t>
+      </w:r>
+      <w:r>
+        <w:rPr>
+          <w:rFonts w:hint="cs"/>
+          <w:rtl/>
+        </w:rPr>
+        <w:t>אלהים</w:t>
+      </w:r>
+      <w:r>
+        <w:rPr>
+          <w:rFonts w:hint="cs"/>
+          <w:rtl/>
+        </w:rPr>
+        <w:t xml:space="preserve"> שהם מכירים זה ציות וניסיון לגרום לאל</w:t>
+      </w:r>
+      <w:r>
+        <w:rPr>
+          <w:rFonts w:hint="cs"/>
+          <w:rtl/>
+        </w:rPr>
+        <w:t xml:space="preserve"> שלהם</w:t>
+      </w:r>
+      <w:r>
+        <w:rPr>
+          <w:rFonts w:hint="cs"/>
+          <w:rtl/>
+        </w:rPr>
+        <w:t xml:space="preserve"> לא לזעום</w:t>
+      </w:r>
+      <w:r>
+        <w:rPr>
+          <w:rFonts w:hint="cs"/>
+          <w:rtl/>
+        </w:rPr>
+        <w:t xml:space="preserve"> עליהם ולהמשיך להפרות את הנילוס</w:t>
+      </w:r>
+      <w:r>
+        <w:rPr>
+          <w:rFonts w:hint="cs"/>
+          <w:rtl/>
+        </w:rPr>
+        <w:t>, והם פשוט החליפו מאל קטן וחלש יחסית לאל גדול</w:t>
+      </w:r>
+      <w:r>
+        <w:rPr>
+          <w:rFonts w:hint="cs"/>
+          <w:rtl/>
+        </w:rPr>
+        <w:t xml:space="preserve"> וחזק</w:t>
+      </w:r>
+      <w:r>
+        <w:rPr>
+          <w:rFonts w:hint="cs"/>
+          <w:rtl/>
+        </w:rPr>
+        <w:t xml:space="preserve">, אבל עדיין אין הזדהות </w:t>
+      </w:r>
+      <w:r>
+        <w:rPr>
+          <w:rFonts w:hint="cs"/>
+          <w:rtl/>
+        </w:rPr>
+        <w:t xml:space="preserve">כאחדות פנימית בין האישיות לבין </w:t>
+      </w:r>
+      <w:r>
+        <w:rPr>
+          <w:rFonts w:hint="cs"/>
+          <w:rtl/>
+        </w:rPr>
+        <w:t>ה</w:t>
+      </w:r>
+      <w:r>
+        <w:rPr>
+          <w:rFonts w:hint="cs"/>
+          <w:rtl/>
+        </w:rPr>
+        <w:t>אל</w:t>
+      </w:r>
+      <w:r>
+        <w:rPr>
+          <w:rFonts w:hint="cs"/>
+          <w:rtl/>
+        </w:rPr>
+        <w:t>ו</w:t>
+      </w:r>
+      <w:r>
+        <w:rPr>
+          <w:rFonts w:hint="cs"/>
+          <w:rtl/>
+        </w:rPr>
+        <w:t>ה</w:t>
+      </w:r>
+      <w:r>
+        <w:rPr>
+          <w:rFonts w:hint="cs"/>
+          <w:rtl/>
+        </w:rPr>
+        <w:t>. לכן</w:t>
+      </w:r>
+      <w:r>
+        <w:rPr>
+          <w:rFonts w:hint="cs"/>
+          <w:rtl/>
+        </w:rPr>
+        <w:t xml:space="preserve">, אף על פי שבמעמד הר סיני הם ראו יחד עם כל ישראל את ארבעת פני המרכבה </w:t>
+      </w:r>
+      <w:r>
+        <w:rPr>
+          <w:rtl/>
+        </w:rPr>
+        <w:t>–</w:t>
+      </w:r>
+      <w:r>
+        <w:rPr>
+          <w:rFonts w:hint="cs"/>
+          <w:rtl/>
+        </w:rPr>
+        <w:t xml:space="preserve"> </w:t>
+      </w:r>
+      <w:r>
+        <w:rPr>
+          <w:rFonts w:hint="cs"/>
+          <w:rtl/>
+        </w:rPr>
+        <w:t>אדם, ארי, נשר ושור ('כרוב' בארמית, מלשון חורש),</w:t>
+      </w:r>
+      <w:r>
+        <w:rPr>
+          <w:rFonts w:hint="cs"/>
+          <w:rtl/>
+        </w:rPr>
+        <w:t xml:space="preserve"> </w:t>
+      </w:r>
+      <w:r>
+        <w:rPr>
+          <w:rFonts w:hint="cs"/>
+          <w:rtl/>
+        </w:rPr>
+        <w:t xml:space="preserve">הם </w:t>
+      </w:r>
+      <w:r>
+        <w:rPr>
+          <w:rFonts w:hint="cs"/>
+          <w:rtl/>
+        </w:rPr>
+        <w:t>מגשי</w:t>
+      </w:r>
+      <w:r>
+        <w:rPr>
+          <w:rFonts w:hint="cs"/>
+          <w:rtl/>
+        </w:rPr>
+        <w:t>מים</w:t>
+      </w:r>
+      <w:r>
+        <w:rPr>
+          <w:rFonts w:hint="cs"/>
+          <w:rtl/>
+        </w:rPr>
+        <w:t xml:space="preserve"> את הפנים היחידים</w:t>
+      </w:r>
+      <w:r>
+        <w:rPr>
+          <w:rFonts w:hint="cs"/>
+          <w:rtl/>
+        </w:rPr>
+        <w:t xml:space="preserve"> </w:t>
+      </w:r>
+      <w:r>
+        <w:rPr>
+          <w:rFonts w:hint="cs"/>
+          <w:rtl/>
+        </w:rPr>
+        <w:t>שה</w:t>
+      </w:r>
+      <w:r>
+        <w:rPr>
+          <w:rFonts w:hint="cs"/>
+          <w:rtl/>
+        </w:rPr>
+        <w:t>ם</w:t>
+      </w:r>
+      <w:r>
+        <w:rPr>
+          <w:rFonts w:hint="cs"/>
+          <w:rtl/>
+        </w:rPr>
+        <w:t xml:space="preserve"> יכול</w:t>
+      </w:r>
+      <w:r>
+        <w:rPr>
+          <w:rFonts w:hint="cs"/>
+          <w:rtl/>
+        </w:rPr>
+        <w:t>ים</w:t>
+      </w:r>
+      <w:r>
+        <w:rPr>
+          <w:rFonts w:hint="cs"/>
+          <w:rtl/>
+        </w:rPr>
+        <w:t xml:space="preserve"> להתחייב אליהם </w:t>
+      </w:r>
+      <w:r>
+        <w:rPr>
+          <w:rtl/>
+        </w:rPr>
+        <w:t>–</w:t>
+      </w:r>
+      <w:r>
+        <w:rPr>
+          <w:rFonts w:hint="cs"/>
+          <w:rtl/>
+        </w:rPr>
+        <w:t xml:space="preserve"> פני שור שבמרכבה</w:t>
+      </w:r>
+      <w:r>
+        <w:rPr>
+          <w:rFonts w:hint="cs"/>
+          <w:rtl/>
+        </w:rPr>
+        <w:t>, שעניינם עבודת ה' בקבלת עול</w:t>
+      </w:r>
+      <w:r>
+        <w:rPr>
+          <w:rFonts w:hint="cs"/>
+          <w:rtl/>
+        </w:rPr>
+        <w:t xml:space="preserve">, ואמירה: הפגישה שלי עם ה' </w:t>
+      </w:r>
+      <w:r>
+        <w:rPr>
+          <w:rFonts w:hint="cs"/>
           <w:b/>
           <w:bCs/>
           <w:rtl/>
         </w:rPr>
-        <w:t>מֹשֶׁ֣ה הָאִ֗ישׁ</w:t>
-      </w:r>
-      <w:r>
-        <w:rPr>
-          <w:rtl/>
-        </w:rPr>
-        <w:t xml:space="preserve"> אֲשֶׁ֤ר הֶֽעֱלָ֨נוּ֙ מֵאֶ֣רֶץ מִצְרַ֔יִם לֹ֥א יָדַ֖עְנוּ </w:t>
-      </w:r>
-      <w:proofErr w:type="spellStart"/>
-      <w:r>
-        <w:rPr>
-          <w:rtl/>
-        </w:rPr>
-        <w:t>מֶה־הָ֥יָה</w:t>
-      </w:r>
-      <w:proofErr w:type="spellEnd"/>
-      <w:r>
-        <w:rPr>
-          <w:rtl/>
-        </w:rPr>
-        <w:t xml:space="preserve"> לֹֽו</w:t>
-      </w:r>
-      <w:r>
-        <w:rPr>
-          <w:rFonts w:hint="cs"/>
-          <w:rtl/>
-        </w:rPr>
-        <w:t>". ישראל שיצאו כדי לחזור לארץ</w:t>
-      </w:r>
-      <w:r>
-        <w:rPr>
-          <w:rFonts w:hint="cs"/>
-          <w:rtl/>
-        </w:rPr>
-        <w:t>,</w:t>
-      </w:r>
-      <w:r>
-        <w:rPr>
-          <w:rFonts w:hint="cs"/>
-          <w:rtl/>
-        </w:rPr>
-        <w:t xml:space="preserve"> </w:t>
-      </w:r>
-      <w:r>
-        <w:rPr>
-          <w:rFonts w:hint="cs"/>
-          <w:rtl/>
-        </w:rPr>
-        <w:t>לא משנה להם מי מוציא אותם – הם ממשיכים לארץ שלהם. אבל הערב רב מאבד את זה</w:t>
-      </w:r>
-      <w:r>
-        <w:rPr>
-          <w:rFonts w:hint="cs"/>
-          <w:rtl/>
-        </w:rPr>
-        <w:t>. הם במהותם עבדים, רגילים כל שנותיהם ל"בית עבדים",</w:t>
-      </w:r>
-      <w:r>
-        <w:rPr>
-          <w:rFonts w:hint="cs"/>
-          <w:rtl/>
-        </w:rPr>
-        <w:t xml:space="preserve"> ועבודת </w:t>
-      </w:r>
-      <w:r>
-        <w:rPr>
-          <w:rFonts w:hint="cs"/>
-          <w:rtl/>
-        </w:rPr>
-        <w:t>אלהים</w:t>
-      </w:r>
-      <w:r>
-        <w:rPr>
-          <w:rFonts w:hint="cs"/>
-          <w:rtl/>
-        </w:rPr>
-        <w:t xml:space="preserve"> שהם מכירים זה ציות וניסיון לגרום לאל</w:t>
-      </w:r>
-      <w:r>
-        <w:rPr>
-          <w:rFonts w:hint="cs"/>
-          <w:rtl/>
-        </w:rPr>
-        <w:t xml:space="preserve"> שלהם</w:t>
-      </w:r>
-      <w:r>
-        <w:rPr>
-          <w:rFonts w:hint="cs"/>
-          <w:rtl/>
-        </w:rPr>
-        <w:t xml:space="preserve"> לא לזעום</w:t>
-      </w:r>
-      <w:r>
-        <w:rPr>
-          <w:rFonts w:hint="cs"/>
-          <w:rtl/>
-        </w:rPr>
-        <w:t xml:space="preserve"> עליהם ולהמשיך להפרות את הנילוס</w:t>
-      </w:r>
-      <w:r>
-        <w:rPr>
-          <w:rFonts w:hint="cs"/>
-          <w:rtl/>
-        </w:rPr>
-        <w:t>, והם פשוט החליפו מאל קטן וחלש יחסית לאל גדול</w:t>
-      </w:r>
-      <w:r>
-        <w:rPr>
-          <w:rFonts w:hint="cs"/>
-          <w:rtl/>
-        </w:rPr>
-        <w:t xml:space="preserve"> וחזק</w:t>
-      </w:r>
-      <w:r>
-        <w:rPr>
-          <w:rFonts w:hint="cs"/>
-          <w:rtl/>
-        </w:rPr>
-        <w:t xml:space="preserve">, אבל עדיין אין הזדהות </w:t>
-      </w:r>
-      <w:r>
-        <w:rPr>
-          <w:rFonts w:hint="cs"/>
-          <w:rtl/>
-        </w:rPr>
-        <w:t xml:space="preserve">כאחדות פנימית בין האישיות לבין </w:t>
-      </w:r>
-      <w:proofErr w:type="spellStart"/>
-      <w:r>
-        <w:rPr>
-          <w:rFonts w:hint="cs"/>
-          <w:rtl/>
-        </w:rPr>
-        <w:t>ה</w:t>
-      </w:r>
-      <w:r>
-        <w:rPr>
-          <w:rFonts w:hint="cs"/>
-          <w:rtl/>
-        </w:rPr>
-        <w:t>אל</w:t>
-      </w:r>
-      <w:r>
-        <w:rPr>
-          <w:rFonts w:hint="cs"/>
-          <w:rtl/>
-        </w:rPr>
-        <w:t>ו</w:t>
-      </w:r>
-      <w:r>
-        <w:rPr>
-          <w:rFonts w:hint="cs"/>
-          <w:rtl/>
-        </w:rPr>
-        <w:t>ה</w:t>
-      </w:r>
-      <w:proofErr w:type="spellEnd"/>
-      <w:r>
-        <w:rPr>
-          <w:rFonts w:hint="cs"/>
-          <w:rtl/>
-        </w:rPr>
-        <w:t>. לכן</w:t>
-      </w:r>
-      <w:r>
-        <w:rPr>
-          <w:rFonts w:hint="cs"/>
-          <w:rtl/>
-        </w:rPr>
-        <w:t xml:space="preserve">, אף על פי שבמעמד הר סיני הם ראו יחד עם כל ישראל את ארבעת פני המרכבה </w:t>
-      </w:r>
-      <w:r>
-        <w:rPr>
+        <w:t>היא רק ואך ורק בציות עצמו</w:t>
+      </w:r>
+      <w:r>
+        <w:rPr>
+          <w:rFonts w:hint="cs"/>
+          <w:rtl/>
+        </w:rPr>
+        <w:t xml:space="preserve">, הגבולות הם הם הקשר שלי עם </w:t>
+      </w:r>
+      <w:r>
+        <w:rPr>
+          <w:rFonts w:hint="cs"/>
+          <w:rtl/>
+        </w:rPr>
+        <w:t>א־להים</w:t>
+      </w:r>
+      <w:r>
+        <w:rPr>
+          <w:rFonts w:hint="cs"/>
+          <w:rtl/>
+        </w:rPr>
+        <w:t>, ו</w:t>
+      </w:r>
+      <w:r>
+        <w:rPr>
+          <w:rFonts w:hint="cs"/>
+          <w:rtl/>
+        </w:rPr>
+        <w:t xml:space="preserve">גם </w:t>
+      </w:r>
+      <w:r>
+        <w:rPr>
+          <w:rFonts w:hint="cs"/>
+          <w:rtl/>
+        </w:rPr>
+        <w:t xml:space="preserve">התורה </w:t>
+      </w:r>
+      <w:r>
+        <w:rPr>
+          <w:rFonts w:hint="eastAsia"/>
           <w:rtl/>
         </w:rPr>
         <w:t>–</w:t>
@@ -6782,84 +5754,35 @@
           <w:rFonts w:hint="cs"/>
           <w:rtl/>
         </w:rPr>
-        <w:t>אדם, ארי, נשר ושור ('כרוב' בארמית, מלשון חורש),</w:t>
-      </w:r>
-      <w:r>
-        <w:rPr>
-          <w:rFonts w:hint="cs"/>
-          <w:rtl/>
-        </w:rPr>
-        <w:t xml:space="preserve"> </w:t>
-      </w:r>
-      <w:r>
-        <w:rPr>
-          <w:rFonts w:hint="cs"/>
-          <w:rtl/>
-        </w:rPr>
-        <w:t xml:space="preserve">הם </w:t>
-      </w:r>
-      <w:r>
-        <w:rPr>
-          <w:rFonts w:hint="cs"/>
-          <w:rtl/>
-        </w:rPr>
-        <w:t>מגשי</w:t>
-      </w:r>
-      <w:r>
-        <w:rPr>
-          <w:rFonts w:hint="cs"/>
-          <w:rtl/>
-        </w:rPr>
-        <w:t>מים</w:t>
-      </w:r>
-      <w:r>
-        <w:rPr>
-          <w:rFonts w:hint="cs"/>
-          <w:rtl/>
-        </w:rPr>
-        <w:t xml:space="preserve"> את הפנים היחידים</w:t>
-      </w:r>
-      <w:r>
-        <w:rPr>
-          <w:rFonts w:hint="cs"/>
-          <w:rtl/>
-        </w:rPr>
-        <w:t xml:space="preserve"> </w:t>
-      </w:r>
-      <w:r>
-        <w:rPr>
-          <w:rFonts w:hint="cs"/>
-          <w:rtl/>
-        </w:rPr>
-        <w:t>שה</w:t>
-      </w:r>
-      <w:r>
-        <w:rPr>
-          <w:rFonts w:hint="cs"/>
-          <w:rtl/>
-        </w:rPr>
-        <w:t>ם</w:t>
-      </w:r>
-      <w:r>
-        <w:rPr>
-          <w:rFonts w:hint="cs"/>
-          <w:rtl/>
-        </w:rPr>
-        <w:t xml:space="preserve"> יכול</w:t>
-      </w:r>
-      <w:r>
-        <w:rPr>
-          <w:rFonts w:hint="cs"/>
-          <w:rtl/>
-        </w:rPr>
-        <w:t>ים</w:t>
-      </w:r>
-      <w:r>
-        <w:rPr>
-          <w:rFonts w:hint="cs"/>
-          <w:rtl/>
-        </w:rPr>
-        <w:t xml:space="preserve"> להתחייב אליהם </w:t>
+        <w:t xml:space="preserve">היא </w:t>
+      </w:r>
+      <w:r>
+        <w:rPr>
+          <w:rFonts w:hint="cs"/>
+          <w:rtl/>
+        </w:rPr>
+        <w:t>אך ו</w:t>
+      </w:r>
+      <w:r>
+        <w:rPr>
+          <w:rFonts w:hint="cs"/>
+          <w:rtl/>
+        </w:rPr>
+        <w:t>רק גבולות,</w:t>
+      </w:r>
+      <w:r>
+        <w:rPr>
+          <w:rFonts w:hint="cs"/>
+          <w:rtl/>
+        </w:rPr>
+        <w:t xml:space="preserve"> ומי שמנסה לעבוד את ה' רק בש</w:t>
+      </w:r>
+      <w:r>
+        <w:rPr>
+          <w:rFonts w:hint="cs"/>
+          <w:rtl/>
+        </w:rPr>
+        <w:t xml:space="preserve">ור </w:t>
       </w:r>
       <w:r>
         <w:rPr>
@@ -6872,142 +5795,6 @@
           <w:rFonts w:hint="cs"/>
           <w:rtl/>
         </w:rPr>
-        <w:t xml:space="preserve"> פני שור שבמרכבה</w:t>
-      </w:r>
-      <w:r>
-        <w:rPr>
-          <w:rFonts w:hint="cs"/>
-          <w:rtl/>
-        </w:rPr>
-        <w:t>, שעניינם עבודת ה' בקבלת עול</w:t>
-      </w:r>
-      <w:r>
-        <w:rPr>
-          <w:rFonts w:hint="cs"/>
-          <w:rtl/>
-        </w:rPr>
-        <w:t xml:space="preserve">, ואמירה: הפגישה שלי עם ה' </w:t>
-      </w:r>
-      <w:r>
-        <w:rPr>
-          <w:rFonts w:hint="cs"/>
-          <w:b/>
-          <w:bCs/>
-          <w:rtl/>
-        </w:rPr>
-        <w:t>היא רק ואך ורק בציות עצמו</w:t>
-      </w:r>
-      <w:r>
-        <w:rPr>
-          <w:rFonts w:hint="cs"/>
-          <w:rtl/>
-        </w:rPr>
-        <w:t xml:space="preserve">, הגבולות הם </w:t>
-      </w:r>
-      <w:proofErr w:type="spellStart"/>
-      <w:r>
-        <w:rPr>
-          <w:rFonts w:hint="cs"/>
-          <w:rtl/>
-        </w:rPr>
-        <w:t>הם</w:t>
-      </w:r>
-      <w:proofErr w:type="spellEnd"/>
-      <w:r>
-        <w:rPr>
-          <w:rFonts w:hint="cs"/>
-          <w:rtl/>
-        </w:rPr>
-        <w:t xml:space="preserve"> הקשר שלי עם </w:t>
-      </w:r>
-      <w:r>
-        <w:rPr>
-          <w:rFonts w:hint="cs"/>
-          <w:rtl/>
-        </w:rPr>
-        <w:t>א־להים</w:t>
-      </w:r>
-      <w:r>
-        <w:rPr>
-          <w:rFonts w:hint="cs"/>
-          <w:rtl/>
-        </w:rPr>
-        <w:t>, ו</w:t>
-      </w:r>
-      <w:r>
-        <w:rPr>
-          <w:rFonts w:hint="cs"/>
-          <w:rtl/>
-        </w:rPr>
-        <w:t xml:space="preserve">גם </w:t>
-      </w:r>
-      <w:r>
-        <w:rPr>
-          <w:rFonts w:hint="cs"/>
-          <w:rtl/>
-        </w:rPr>
-        <w:t xml:space="preserve">התורה </w:t>
-      </w:r>
-      <w:r>
-        <w:rPr>
-          <w:rFonts w:hint="eastAsia"/>
-          <w:rtl/>
-        </w:rPr>
-        <w:t>–</w:t>
-      </w:r>
-      <w:r>
-        <w:rPr>
-          <w:rFonts w:hint="cs"/>
-          <w:rtl/>
-        </w:rPr>
-        <w:t xml:space="preserve"> </w:t>
-      </w:r>
-      <w:r>
-        <w:rPr>
-          <w:rFonts w:hint="cs"/>
-          <w:rtl/>
-        </w:rPr>
-        <w:t xml:space="preserve">היא </w:t>
-      </w:r>
-      <w:r>
-        <w:rPr>
-          <w:rFonts w:hint="cs"/>
-          <w:rtl/>
-        </w:rPr>
-        <w:t>אך ו</w:t>
-      </w:r>
-      <w:r>
-        <w:rPr>
-          <w:rFonts w:hint="cs"/>
-          <w:rtl/>
-        </w:rPr>
-        <w:t>רק גבולות,</w:t>
-      </w:r>
-      <w:r>
-        <w:rPr>
-          <w:rFonts w:hint="cs"/>
-          <w:rtl/>
-        </w:rPr>
-        <w:t xml:space="preserve"> ומי שמנסה לעבוד את ה' רק בש</w:t>
-      </w:r>
-      <w:r>
-        <w:rPr>
-          <w:rFonts w:hint="cs"/>
-          <w:rtl/>
-        </w:rPr>
-        <w:t xml:space="preserve">ור </w:t>
-      </w:r>
-      <w:r>
-        <w:rPr>
-          <w:rtl/>
-        </w:rPr>
-        <w:t>–</w:t>
-      </w:r>
-      <w:r>
-        <w:rPr>
-          <w:rFonts w:hint="cs"/>
-          <w:rtl/>
-        </w:rPr>
         <w:t xml:space="preserve"> אפילו שור לא יוצא לו, אלא עגל.</w:t>
       </w:r>
       <w:r>
@@ -7042,62 +5829,20 @@
         <w:rPr>
           <w:rtl/>
         </w:rPr>
-        <w:t xml:space="preserve">וְיֵשׁ שֶׁלֹּא מִשְׁתַּדְּלִים בַּתּוֹרָה שֶׁבְּעַל פֹּה לִשְׁמָהּ, וְנֶאֱמַר בָּהֶם 'וַיְמָרַרוּ אֶת חַיֵּיהֶם בַּעֲבֹדָה קָשָׁה' – זוֹהִי קֻשְׁיָה, 'בְּחֹמֶר' – זֶה קַל וָחֹמֶר. 'וּבִלְבֵנִים' – </w:t>
-      </w:r>
-      <w:proofErr w:type="spellStart"/>
-      <w:r>
-        <w:rPr>
-          <w:rtl/>
-        </w:rPr>
-        <w:t>בְּלִבּוּן</w:t>
-      </w:r>
-      <w:proofErr w:type="spellEnd"/>
-      <w:r>
-        <w:rPr>
-          <w:rtl/>
-        </w:rPr>
-        <w:t xml:space="preserve"> הַהֲלָכוֹת, שֶׁעֲלֵיהֶן נֶאֱמַר 'וְתֹכֶן לְבֵנִים תִּתְּנוּ'. 'בְּכָל עֲבוֹדָה בַּשָּׂדֶה' – זוֹ </w:t>
-      </w:r>
-      <w:proofErr w:type="spellStart"/>
-      <w:r>
-        <w:rPr>
-          <w:rtl/>
-        </w:rPr>
-        <w:t>בָּרַיְתָא</w:t>
-      </w:r>
-      <w:proofErr w:type="spellEnd"/>
-      <w:r>
-        <w:rPr>
-          <w:rtl/>
-        </w:rPr>
-        <w:t>. 'אֶת כָּל עֲבוֹדָתָם' –</w:t>
-      </w:r>
-      <w:r>
-        <w:rPr>
-          <w:rFonts w:hint="cs"/>
-          <w:rtl/>
-        </w:rPr>
-        <w:t xml:space="preserve"> </w:t>
-      </w:r>
-      <w:r>
-        <w:rPr>
-          <w:rtl/>
-        </w:rPr>
-        <w:t xml:space="preserve">זֶהוּ פְּסָק. 'אֲשֶׁר עָבְדוּ בָּהֶם בְּפָרֶךְ' – </w:t>
-      </w:r>
-      <w:proofErr w:type="spellStart"/>
-      <w:r>
-        <w:rPr>
-          <w:rtl/>
-        </w:rPr>
-        <w:t>פִּרְכָא</w:t>
-      </w:r>
-      <w:proofErr w:type="spellEnd"/>
-      <w:r>
-        <w:rPr>
-          <w:rtl/>
-        </w:rPr>
-        <w:t>. כַּאֲשֶׁר מַגִּיעִים לְעָמְקָהּ שֶׁל הֲלָכָה נֶאֱמַר בָּהֶם שֶׁאֵין הֲלָכָה כְּמוֹתָם</w:t>
+        <w:t>וְיֵשׁ שֶׁלֹּא מִשְׁתַּדְּלִים בַּתּוֹרָה שֶׁבְּעַל פֹּה לִשְׁמָהּ, וְנֶאֱמַר בָּהֶם 'וַיְמָרַרוּ אֶת חַיֵּיהֶם בַּעֲבֹדָה קָשָׁה' – זוֹהִי קֻשְׁיָה, 'בְּחֹמֶר' – זֶה קַל וָחֹמֶר. 'וּבִלְבֵנִים' – בְּלִבּוּן הַהֲלָכוֹת, שֶׁעֲלֵיהֶן נֶאֱמַר 'וְתֹכֶן לְבֵנִים תִּתְּנוּ'. 'בְּכָל עֲבוֹדָה בַּשָּׂדֶה' – זוֹ בָּרַיְתָא. 'אֶת כָּל עֲבוֹדָתָם' –</w:t>
+      </w:r>
+      <w:r>
+        <w:rPr>
+          <w:rFonts w:hint="cs"/>
+          <w:rtl/>
+        </w:rPr>
+        <w:t xml:space="preserve"> </w:t>
+      </w:r>
+      <w:r>
+        <w:rPr>
+          <w:rtl/>
+        </w:rPr>
+        <w:t>זֶהוּ פְּסָק. 'אֲשֶׁר עָבְדוּ בָּהֶם בְּפָרֶךְ' – פִּרְכָא. כַּאֲשֶׁר מַגִּיעִים לְעָמְקָהּ שֶׁל הֲלָכָה נֶאֱמַר בָּהֶם שֶׁאֵין הֲלָכָה כְּמוֹתָם</w:t>
       </w:r>
       <w:r>
         <w:rPr>
@@ -7536,7 +6281,6 @@
         </w:rPr>
         <w:t xml:space="preserve">, </w:t>
       </w:r>
-      <w:proofErr w:type="spellStart"/>
       <w:r>
         <w:rPr>
           <w:rFonts w:hint="cs"/>
@@ -7544,7 +6288,6 @@
         </w:rPr>
         <w:t>לאמר</w:t>
       </w:r>
-      <w:proofErr w:type="spellEnd"/>
       <w:r>
         <w:rPr>
           <w:rFonts w:hint="cs"/>
@@ -7639,21 +6382,7 @@
         <w:rPr>
           <w:rtl/>
         </w:rPr>
-        <w:t xml:space="preserve"> אֲשֶׁ֖ר </w:t>
-      </w:r>
-      <w:proofErr w:type="spellStart"/>
-      <w:r>
-        <w:rPr>
-          <w:rtl/>
-        </w:rPr>
-        <w:t>עַל־אֲרֹ֣ן</w:t>
-      </w:r>
-      <w:proofErr w:type="spellEnd"/>
-      <w:r>
-        <w:rPr>
-          <w:rtl/>
-        </w:rPr>
-        <w:t xml:space="preserve"> הָעֵדֻ֑ת</w:t>
+        <w:t xml:space="preserve"> אֲשֶׁ֖ר עַל־אֲרֹ֣ן הָעֵדֻ֑ת</w:t>
       </w:r>
       <w:r>
         <w:rPr>
@@ -7751,7 +6480,21 @@
           <w:rFonts w:hint="cs"/>
           <w:rtl/>
         </w:rPr>
-        <w:t>תמונה משמאל:</w:t>
+        <w:t>תמונה משמאל</w:t>
+      </w:r>
+      <w:r>
+        <w:rPr>
+          <w:rStyle w:val="af0"/>
+          <w:rtl/>
+        </w:rPr>
+        <w:footnoteReference w:id="18"/>
+      </w:r>
+      <w:r>
+        <w:rPr>
+          <w:rFonts w:hint="cs"/>
+          <w:rtl/>
+        </w:rPr>
+        <w:t>:</w:t>
       </w:r>
     </w:p>
     <w:p>
@@ -8095,7 +6838,7 @@
           <w:rStyle w:val="af0"/>
           <w:rtl/>
         </w:rPr>
-        <w:footnoteReference w:id="18"/>
+        <w:footnoteReference w:id="19"/>
       </w:r>
       <w:r>
         <w:rPr>
@@ -8117,6 +6860,82 @@
           <w:rtl/>
         </w:rPr>
         <w:t xml:space="preserve"> מכאבים.</w:t>
+      </w:r>
+      <w:r>
+        <w:rPr>
+          <w:rFonts w:hint="cs"/>
+          <w:rtl/>
+        </w:rPr>
+        <w:t xml:space="preserve"> וזה היה העניין שלא בירכו בתורה תחילה, שגם אם אמרו ברכות התורה לא באמת האמינו בסדר הנכון: "</w:t>
+      </w:r>
+      <w:r>
+        <w:rPr>
+          <w:rFonts w:hint="cs"/>
+          <w:rtl/>
+        </w:rPr>
+        <w:t xml:space="preserve">ברוך אתה </w:t>
+      </w:r>
+      <w:r>
+        <w:rPr>
+          <w:rFonts w:hint="cs"/>
+          <w:b/>
+          <w:bCs/>
+          <w:rtl/>
+        </w:rPr>
+        <w:t>ה'</w:t>
+      </w:r>
+      <w:r>
+        <w:rPr>
+          <w:rFonts w:hint="cs"/>
+          <w:rtl/>
+        </w:rPr>
+        <w:t xml:space="preserve">... אשר בחר </w:t>
+      </w:r>
+      <w:r>
+        <w:rPr>
+          <w:rFonts w:hint="cs"/>
+          <w:b/>
+          <w:bCs/>
+          <w:rtl/>
+        </w:rPr>
+        <w:t>בנו</w:t>
+      </w:r>
+      <w:r>
+        <w:rPr>
+          <w:rFonts w:hint="cs"/>
+          <w:rtl/>
+        </w:rPr>
+        <w:t xml:space="preserve"> מכל העמים, ונתן לנו את </w:t>
+      </w:r>
+      <w:r>
+        <w:rPr>
+          <w:rFonts w:hint="cs"/>
+          <w:b/>
+          <w:bCs/>
+          <w:rtl/>
+        </w:rPr>
+        <w:t>תורתו</w:t>
+      </w:r>
+      <w:r>
+        <w:rPr>
+          <w:rFonts w:hint="cs"/>
+          <w:rtl/>
+        </w:rPr>
+        <w:t>", ואז התורה היא עושה פלאים</w:t>
+      </w:r>
+      <w:r>
+        <w:rPr>
+          <w:rFonts w:hint="cs"/>
+          <w:rtl/>
+        </w:rPr>
+        <w:t xml:space="preserve"> כשהיא במקומה</w:t>
+      </w:r>
+      <w:r>
+        <w:rPr>
+          <w:rFonts w:hint="cs"/>
+          <w:rtl/>
+        </w:rPr>
+        <w:t>.</w:t>
       </w:r>
     </w:p>
     <w:p>
@@ -8191,48 +7010,317 @@
           <w:bCs/>
           <w:rtl/>
         </w:rPr>
-        <w:t xml:space="preserve">בֵּאֵ֛ר </w:t>
-      </w:r>
-      <w:proofErr w:type="spellStart"/>
+        <w:t>בֵּאֵ֛ר אֶת־הַתּוֹרָ֥ה הַזֹּ֖את</w:t>
+      </w:r>
+      <w:r>
+        <w:rPr>
+          <w:rtl/>
+        </w:rPr>
+        <w:t xml:space="preserve"> לֵאמֹֽר׃ </w:t>
+      </w:r>
+      <w:r>
+        <w:rPr>
+          <w:rtl/>
+        </w:rPr>
+        <w:t>ה'</w:t>
+      </w:r>
+      <w:r>
+        <w:rPr>
+          <w:rtl/>
+        </w:rPr>
+        <w:t xml:space="preserve"> אֱ</w:t>
+      </w:r>
+      <w:r>
+        <w:rPr>
+          <w:rFonts w:hint="cs"/>
+          <w:rtl/>
+        </w:rPr>
+        <w:t>־</w:t>
+      </w:r>
+      <w:r>
+        <w:rPr>
+          <w:rtl/>
+        </w:rPr>
+        <w:t xml:space="preserve">לֹהֵ֛ינוּ דִּבֶּ֥ר אֵלֵ֖ינוּ בְּחֹרֵ֣ב לֵאמֹ֑ר </w:t>
+      </w:r>
       <w:r>
         <w:rPr>
           <w:b/>
           <w:bCs/>
           <w:rtl/>
         </w:rPr>
-        <w:t>אֶת־הַתּוֹרָ֥ה</w:t>
-      </w:r>
-      <w:proofErr w:type="spellEnd"/>
+        <w:t>רַב־לָכֶ֥ם שֶׁ֖בֶת בָּהָ֥ר הַזֶּֽה׃</w:t>
+      </w:r>
+      <w:r>
+        <w:rPr>
+          <w:rtl/>
+        </w:rPr>
+        <w:t xml:space="preserve"> פְּנ֣וּ</w:t>
+      </w:r>
+      <w:r>
+        <w:rPr>
+          <w:rFonts w:hint="cs"/>
+          <w:rtl/>
+        </w:rPr>
+        <w:t xml:space="preserve"> ׀</w:t>
+      </w:r>
+      <w:r>
+        <w:rPr>
+          <w:rtl/>
+        </w:rPr>
+        <w:t xml:space="preserve"> </w:t>
+      </w:r>
+      <w:r>
+        <w:rPr>
+          <w:rFonts w:hint="cs"/>
+          <w:rtl/>
+        </w:rPr>
+        <w:t>וּסְע֣וּ</w:t>
+      </w:r>
+      <w:r>
+        <w:rPr>
+          <w:rtl/>
+        </w:rPr>
+        <w:t xml:space="preserve"> </w:t>
+      </w:r>
+      <w:r>
+        <w:rPr>
+          <w:rFonts w:hint="cs"/>
+          <w:rtl/>
+        </w:rPr>
+        <w:t>לָכֶ֗ם</w:t>
+      </w:r>
+      <w:r>
+        <w:rPr>
+          <w:rtl/>
+        </w:rPr>
+        <w:t xml:space="preserve"> </w:t>
+      </w:r>
+      <w:r>
+        <w:rPr>
+          <w:rFonts w:hint="cs"/>
+          <w:rtl/>
+        </w:rPr>
+        <w:t>וּבֹ֨אוּ</w:t>
+      </w:r>
+      <w:r>
+        <w:rPr>
+          <w:rtl/>
+        </w:rPr>
+        <w:t xml:space="preserve"> </w:t>
+      </w:r>
+      <w:r>
+        <w:rPr>
+          <w:rFonts w:hint="cs"/>
+          <w:rtl/>
+        </w:rPr>
+        <w:t>הַ֥ר</w:t>
+      </w:r>
+      <w:r>
+        <w:rPr>
+          <w:rtl/>
+        </w:rPr>
+        <w:t xml:space="preserve"> </w:t>
+      </w:r>
+      <w:r>
+        <w:rPr>
+          <w:rFonts w:hint="cs"/>
+          <w:rtl/>
+        </w:rPr>
+        <w:t>הָֽאֱמֹרִי֮</w:t>
+      </w:r>
+      <w:r>
+        <w:rPr>
+          <w:rtl/>
+        </w:rPr>
+        <w:t xml:space="preserve"> </w:t>
+      </w:r>
+      <w:r>
+        <w:rPr>
+          <w:rFonts w:hint="cs"/>
+          <w:rtl/>
+        </w:rPr>
+        <w:t>וְאֶל־כׇּל־שְׁכֵנָיו֒</w:t>
+      </w:r>
+      <w:r>
+        <w:rPr>
+          <w:rtl/>
+        </w:rPr>
+        <w:t xml:space="preserve"> </w:t>
+      </w:r>
+      <w:r>
+        <w:rPr>
+          <w:rFonts w:hint="cs"/>
+          <w:rtl/>
+        </w:rPr>
+        <w:t>בָּעֲרָבָ֥ה</w:t>
+      </w:r>
+      <w:r>
+        <w:rPr>
+          <w:rtl/>
+        </w:rPr>
+        <w:t xml:space="preserve"> </w:t>
+      </w:r>
+      <w:r>
+        <w:rPr>
+          <w:rFonts w:hint="cs"/>
+          <w:rtl/>
+        </w:rPr>
+        <w:t>בָהָ֛ר</w:t>
+      </w:r>
+      <w:r>
+        <w:rPr>
+          <w:rtl/>
+        </w:rPr>
+        <w:t xml:space="preserve"> </w:t>
+      </w:r>
+      <w:r>
+        <w:rPr>
+          <w:rFonts w:hint="cs"/>
+          <w:rtl/>
+        </w:rPr>
+        <w:t>וּבַשְּׁפֵלָ֥ה</w:t>
+      </w:r>
+      <w:r>
+        <w:rPr>
+          <w:rtl/>
+        </w:rPr>
+        <w:t xml:space="preserve"> </w:t>
+      </w:r>
+      <w:r>
+        <w:rPr>
+          <w:rFonts w:hint="cs"/>
+          <w:rtl/>
+        </w:rPr>
+        <w:t>וּבַנֶּ֖גֶב</w:t>
+      </w:r>
+      <w:r>
+        <w:rPr>
+          <w:rtl/>
+        </w:rPr>
+        <w:t xml:space="preserve"> </w:t>
+      </w:r>
+      <w:r>
+        <w:rPr>
+          <w:rFonts w:hint="cs"/>
+          <w:rtl/>
+        </w:rPr>
+        <w:t>וּבְח֣וֹף</w:t>
+      </w:r>
+      <w:r>
+        <w:rPr>
+          <w:rtl/>
+        </w:rPr>
+        <w:t xml:space="preserve"> </w:t>
+      </w:r>
+      <w:r>
+        <w:rPr>
+          <w:rFonts w:hint="cs"/>
+          <w:rtl/>
+        </w:rPr>
+        <w:t>הַיָּ֑ם</w:t>
+      </w:r>
+      <w:r>
+        <w:rPr>
+          <w:rtl/>
+        </w:rPr>
+        <w:t xml:space="preserve"> </w:t>
+      </w:r>
+      <w:r>
+        <w:rPr>
+          <w:rFonts w:hint="cs"/>
+          <w:rtl/>
+        </w:rPr>
+        <w:t>אֶ֤רֶץ</w:t>
+      </w:r>
+      <w:r>
+        <w:rPr>
+          <w:rtl/>
+        </w:rPr>
+        <w:t xml:space="preserve"> </w:t>
+      </w:r>
+      <w:r>
+        <w:rPr>
+          <w:rFonts w:hint="cs"/>
+          <w:rtl/>
+        </w:rPr>
+        <w:t>הַֽכְּנַעֲנִי֙</w:t>
+      </w:r>
+      <w:r>
+        <w:rPr>
+          <w:rtl/>
+        </w:rPr>
+        <w:t xml:space="preserve"> </w:t>
+      </w:r>
+      <w:r>
+        <w:rPr>
+          <w:rFonts w:hint="cs"/>
+          <w:rtl/>
+        </w:rPr>
+        <w:t>וְהַלְּבָנ֔וֹן</w:t>
+      </w:r>
+      <w:r>
+        <w:rPr>
+          <w:rtl/>
+        </w:rPr>
+        <w:t xml:space="preserve"> </w:t>
+      </w:r>
+      <w:r>
+        <w:rPr>
+          <w:rFonts w:hint="cs"/>
+          <w:rtl/>
+        </w:rPr>
+        <w:t>עַד־הַנָּהָ֥ר</w:t>
+      </w:r>
+      <w:r>
+        <w:rPr>
+          <w:rtl/>
+        </w:rPr>
+        <w:t xml:space="preserve"> </w:t>
+      </w:r>
+      <w:r>
+        <w:rPr>
+          <w:rFonts w:hint="cs"/>
+          <w:rtl/>
+        </w:rPr>
+        <w:t>הַגָּדֹ֖ל</w:t>
+      </w:r>
+      <w:r>
+        <w:rPr>
+          <w:rtl/>
+        </w:rPr>
+        <w:t xml:space="preserve"> </w:t>
+      </w:r>
+      <w:r>
+        <w:rPr>
+          <w:rFonts w:hint="cs"/>
+          <w:rtl/>
+        </w:rPr>
+        <w:t>נְהַר־פְּרָֽת׃</w:t>
+      </w:r>
+      <w:r>
+        <w:rPr>
+          <w:rtl/>
+        </w:rPr>
+        <w:t xml:space="preserve"> רְאֵ֛ה נָתַ֥תִּי לִפְנֵיכֶ֖ם אֶת־הָאָ֑רֶץ </w:t>
+      </w:r>
       <w:r>
         <w:rPr>
           <w:b/>
           <w:bCs/>
           <w:rtl/>
         </w:rPr>
-        <w:t xml:space="preserve"> הַזֹּ֖את</w:t>
-      </w:r>
-      <w:r>
-        <w:rPr>
-          <w:rtl/>
-        </w:rPr>
-        <w:t xml:space="preserve"> </w:t>
-      </w:r>
-      <w:proofErr w:type="spellStart"/>
-      <w:r>
-        <w:rPr>
-          <w:rtl/>
-        </w:rPr>
-        <w:t>לֵאמֹֽר</w:t>
-      </w:r>
-      <w:proofErr w:type="spellEnd"/>
-      <w:r>
-        <w:rPr>
-          <w:rtl/>
-        </w:rPr>
-        <w:t xml:space="preserve">׃ </w:t>
-      </w:r>
-      <w:r>
-        <w:rPr>
+        <w:t>בֹּ֚אוּ וּרְשׁ֣וּ אֶת־הָאָ֔רֶץ</w:t>
+      </w:r>
+      <w:r>
+        <w:rPr>
+          <w:rtl/>
+        </w:rPr>
+        <w:t xml:space="preserve"> אֲשֶׁ֣ר נִשְׁבַּ֣ע </w:t>
+      </w:r>
+      <w:r>
+        <w:rPr>
+          <w:rFonts w:hint="cs"/>
           <w:rtl/>
         </w:rPr>
         <w:t>ה'</w:t>
@@ -8241,473 +7329,64 @@
         <w:rPr>
           <w:rtl/>
         </w:rPr>
-        <w:t xml:space="preserve"> אֱ</w:t>
-      </w:r>
-      <w:r>
-        <w:rPr>
-          <w:rFonts w:hint="cs"/>
-          <w:rtl/>
-        </w:rPr>
-        <w:t>־</w:t>
-      </w:r>
-      <w:r>
-        <w:rPr>
-          <w:rtl/>
-        </w:rPr>
-        <w:t xml:space="preserve">לֹהֵ֛ינוּ דִּבֶּ֥ר אֵלֵ֖ינוּ בְּחֹרֵ֣ב </w:t>
-      </w:r>
-      <w:proofErr w:type="spellStart"/>
-      <w:r>
-        <w:rPr>
-          <w:rtl/>
-        </w:rPr>
-        <w:t>לֵאמֹ֑ר</w:t>
-      </w:r>
-      <w:proofErr w:type="spellEnd"/>
-      <w:r>
-        <w:rPr>
-          <w:rtl/>
-        </w:rPr>
-        <w:t xml:space="preserve"> </w:t>
-      </w:r>
-      <w:proofErr w:type="spellStart"/>
+        <w:t xml:space="preserve"> לַאֲבֹ֨תֵיכֶ֜ם לְאַבְרָהָ֨ם לְיִצְחָ֤ק וּֽלְיַעֲקֹב֙ לָתֵ֣ת לָהֶ֔ם וּלְזַרְעָ֖ם אַחֲרֵיהֶֽם</w:t>
+      </w:r>
+      <w:r>
+        <w:rPr>
+          <w:rFonts w:hint="cs"/>
+          <w:rtl/>
+        </w:rPr>
+        <w:t>"</w:t>
+      </w:r>
+      <w:r>
+        <w:rPr>
+          <w:rFonts w:hint="cs"/>
+          <w:rtl/>
+        </w:rPr>
+        <w:t>.</w:t>
+      </w:r>
+      <w:r>
+        <w:rPr>
+          <w:rtl/>
+        </w:rPr>
+        <w:t xml:space="preserve"> </w:t>
+      </w:r>
+      <w:r>
+        <w:rPr>
+          <w:rFonts w:hint="cs"/>
+          <w:rtl/>
+        </w:rPr>
+        <w:t xml:space="preserve">או במילים שלי: </w:t>
+      </w:r>
+      <w:r>
+        <w:rPr>
+          <w:rtl/>
+        </w:rPr>
+        <w:t>די להיות תקועים בתפיסת ה' שמתרכזת ועוצרת את ההיסטוריה הלאומית במעמד הר סיני ובקבלת התורה.</w:t>
+      </w:r>
       <w:r>
         <w:rPr>
           <w:b/>
           <w:bCs/>
           <w:rtl/>
         </w:rPr>
-        <w:t>רַב־לָכֶ֥ם</w:t>
-      </w:r>
-      <w:proofErr w:type="spellEnd"/>
-      <w:r>
-        <w:rPr>
+        <w:t xml:space="preserve"> רַב־לָכֶ֥ם שֶׁ֖בֶת בָּהָ֥ר הַזֶּֽה</w:t>
+      </w:r>
+      <w:r>
+        <w:rPr>
+          <w:rFonts w:hint="cs"/>
           <w:b/>
           <w:bCs/>
           <w:rtl/>
         </w:rPr>
-        <w:t xml:space="preserve"> שֶׁ֖בֶת בָּהָ֥ר הַזֶּֽה׃</w:t>
-      </w:r>
-      <w:r>
-        <w:rPr>
-          <w:rtl/>
-        </w:rPr>
-        <w:t xml:space="preserve"> פְּנ֣וּ</w:t>
-      </w:r>
-      <w:r>
-        <w:rPr>
-          <w:rFonts w:hint="cs"/>
-          <w:rtl/>
-        </w:rPr>
-        <w:t xml:space="preserve"> ׀</w:t>
-      </w:r>
-      <w:r>
-        <w:rPr>
-          <w:rtl/>
-        </w:rPr>
-        <w:t xml:space="preserve"> </w:t>
-      </w:r>
-      <w:r>
-        <w:rPr>
-          <w:rFonts w:hint="cs"/>
-          <w:rtl/>
-        </w:rPr>
-        <w:t>וּסְע֣וּ</w:t>
-      </w:r>
-      <w:r>
-        <w:rPr>
-          <w:rtl/>
-        </w:rPr>
-        <w:t xml:space="preserve"> </w:t>
-      </w:r>
-      <w:r>
-        <w:rPr>
-          <w:rFonts w:hint="cs"/>
-          <w:rtl/>
-        </w:rPr>
-        <w:t>לָכֶ֗ם</w:t>
-      </w:r>
-      <w:r>
-        <w:rPr>
-          <w:rtl/>
-        </w:rPr>
-        <w:t xml:space="preserve"> </w:t>
-      </w:r>
-      <w:r>
-        <w:rPr>
-          <w:rFonts w:hint="cs"/>
-          <w:rtl/>
-        </w:rPr>
-        <w:t>וּבֹ֨אוּ</w:t>
-      </w:r>
-      <w:r>
-        <w:rPr>
-          <w:rtl/>
-        </w:rPr>
-        <w:t xml:space="preserve"> </w:t>
-      </w:r>
-      <w:r>
-        <w:rPr>
-          <w:rFonts w:hint="cs"/>
-          <w:rtl/>
-        </w:rPr>
-        <w:t>הַ֥ר</w:t>
-      </w:r>
-      <w:r>
-        <w:rPr>
-          <w:rtl/>
-        </w:rPr>
-        <w:t xml:space="preserve"> </w:t>
-      </w:r>
-      <w:r>
-        <w:rPr>
-          <w:rFonts w:hint="cs"/>
-          <w:rtl/>
-        </w:rPr>
-        <w:t>הָֽאֱמֹרִי֮</w:t>
-      </w:r>
-      <w:r>
-        <w:rPr>
-          <w:rtl/>
-        </w:rPr>
-        <w:t xml:space="preserve"> </w:t>
-      </w:r>
-      <w:proofErr w:type="spellStart"/>
-      <w:r>
-        <w:rPr>
-          <w:rFonts w:hint="cs"/>
-          <w:rtl/>
-        </w:rPr>
-        <w:t>וְאֶל־כׇּל־שְׁכֵנָיו</w:t>
-      </w:r>
-      <w:proofErr w:type="spellEnd"/>
-      <w:r>
-        <w:rPr>
-          <w:rFonts w:hint="cs"/>
-          <w:rtl/>
-        </w:rPr>
-        <w:t>֒</w:t>
-      </w:r>
-      <w:r>
-        <w:rPr>
-          <w:rtl/>
-        </w:rPr>
-        <w:t xml:space="preserve"> </w:t>
-      </w:r>
-      <w:r>
-        <w:rPr>
-          <w:rFonts w:hint="cs"/>
-          <w:rtl/>
-        </w:rPr>
-        <w:t>בָּעֲרָבָ֥ה</w:t>
-      </w:r>
-      <w:r>
-        <w:rPr>
-          <w:rtl/>
-        </w:rPr>
-        <w:t xml:space="preserve"> </w:t>
-      </w:r>
-      <w:r>
-        <w:rPr>
-          <w:rFonts w:hint="cs"/>
-          <w:rtl/>
-        </w:rPr>
-        <w:t>בָהָ֛ר</w:t>
-      </w:r>
-      <w:r>
-        <w:rPr>
-          <w:rtl/>
-        </w:rPr>
-        <w:t xml:space="preserve"> </w:t>
-      </w:r>
-      <w:r>
-        <w:rPr>
-          <w:rFonts w:hint="cs"/>
-          <w:rtl/>
-        </w:rPr>
-        <w:t>וּבַשְּׁפֵלָ֥ה</w:t>
-      </w:r>
-      <w:r>
-        <w:rPr>
-          <w:rtl/>
-        </w:rPr>
-        <w:t xml:space="preserve"> </w:t>
-      </w:r>
-      <w:r>
-        <w:rPr>
-          <w:rFonts w:hint="cs"/>
-          <w:rtl/>
-        </w:rPr>
-        <w:t>וּבַנֶּ֖גֶב</w:t>
-      </w:r>
-      <w:r>
-        <w:rPr>
-          <w:rtl/>
-        </w:rPr>
-        <w:t xml:space="preserve"> </w:t>
-      </w:r>
-      <w:r>
-        <w:rPr>
-          <w:rFonts w:hint="cs"/>
-          <w:rtl/>
-        </w:rPr>
-        <w:t>וּבְח֣וֹף</w:t>
-      </w:r>
-      <w:r>
-        <w:rPr>
-          <w:rtl/>
-        </w:rPr>
-        <w:t xml:space="preserve"> </w:t>
-      </w:r>
-      <w:r>
-        <w:rPr>
-          <w:rFonts w:hint="cs"/>
-          <w:rtl/>
-        </w:rPr>
-        <w:t>הַיָּ֑ם</w:t>
-      </w:r>
-      <w:r>
-        <w:rPr>
-          <w:rtl/>
-        </w:rPr>
-        <w:t xml:space="preserve"> </w:t>
-      </w:r>
-      <w:r>
-        <w:rPr>
-          <w:rFonts w:hint="cs"/>
-          <w:rtl/>
-        </w:rPr>
-        <w:t>אֶ֤רֶץ</w:t>
-      </w:r>
-      <w:r>
-        <w:rPr>
-          <w:rtl/>
-        </w:rPr>
-        <w:t xml:space="preserve"> </w:t>
-      </w:r>
-      <w:r>
-        <w:rPr>
-          <w:rFonts w:hint="cs"/>
-          <w:rtl/>
-        </w:rPr>
-        <w:t>הַֽכְּנַעֲנִי֙</w:t>
-      </w:r>
-      <w:r>
-        <w:rPr>
-          <w:rtl/>
-        </w:rPr>
-        <w:t xml:space="preserve"> </w:t>
-      </w:r>
-      <w:r>
-        <w:rPr>
-          <w:rFonts w:hint="cs"/>
-          <w:rtl/>
-        </w:rPr>
-        <w:t>וְהַלְּבָנ֔וֹן</w:t>
-      </w:r>
-      <w:r>
-        <w:rPr>
-          <w:rtl/>
-        </w:rPr>
-        <w:t xml:space="preserve"> </w:t>
-      </w:r>
-      <w:proofErr w:type="spellStart"/>
-      <w:r>
-        <w:rPr>
-          <w:rFonts w:hint="cs"/>
-          <w:rtl/>
-        </w:rPr>
-        <w:t>עַד־הַנָּהָ֥ר</w:t>
-      </w:r>
-      <w:proofErr w:type="spellEnd"/>
-      <w:r>
-        <w:rPr>
-          <w:rtl/>
-        </w:rPr>
-        <w:t xml:space="preserve"> </w:t>
-      </w:r>
-      <w:r>
-        <w:rPr>
-          <w:rFonts w:hint="cs"/>
-          <w:rtl/>
-        </w:rPr>
-        <w:t>הַגָּדֹ֖ל</w:t>
-      </w:r>
-      <w:r>
-        <w:rPr>
-          <w:rtl/>
-        </w:rPr>
-        <w:t xml:space="preserve"> </w:t>
-      </w:r>
-      <w:proofErr w:type="spellStart"/>
-      <w:r>
-        <w:rPr>
-          <w:rFonts w:hint="cs"/>
-          <w:rtl/>
-        </w:rPr>
-        <w:t>נְהַר־פְּרָֽת</w:t>
-      </w:r>
-      <w:proofErr w:type="spellEnd"/>
-      <w:r>
-        <w:rPr>
-          <w:rFonts w:hint="cs"/>
-          <w:rtl/>
-        </w:rPr>
-        <w:t>׃</w:t>
-      </w:r>
-      <w:r>
-        <w:rPr>
-          <w:rtl/>
-        </w:rPr>
-        <w:t xml:space="preserve"> רְאֵ֛ה נָתַ֥תִּי לִפְנֵיכֶ֖ם </w:t>
-      </w:r>
-      <w:proofErr w:type="spellStart"/>
-      <w:r>
-        <w:rPr>
-          <w:rtl/>
-        </w:rPr>
-        <w:t>אֶת־הָאָ֑רֶץ</w:t>
-      </w:r>
-      <w:proofErr w:type="spellEnd"/>
-      <w:r>
-        <w:rPr>
-          <w:rtl/>
-        </w:rPr>
-        <w:t xml:space="preserve"> </w:t>
-      </w:r>
-      <w:r>
-        <w:rPr>
-          <w:b/>
-          <w:bCs/>
-          <w:rtl/>
-        </w:rPr>
-        <w:t xml:space="preserve">בֹּ֚אוּ וּרְשׁ֣וּ </w:t>
-      </w:r>
-      <w:proofErr w:type="spellStart"/>
-      <w:r>
-        <w:rPr>
-          <w:b/>
-          <w:bCs/>
-          <w:rtl/>
-        </w:rPr>
-        <w:t>אֶת־הָאָ֔רֶץ</w:t>
-      </w:r>
-      <w:proofErr w:type="spellEnd"/>
-      <w:r>
-        <w:rPr>
-          <w:rtl/>
-        </w:rPr>
-        <w:t xml:space="preserve"> אֲשֶׁ֣ר נִשְׁבַּ֣ע </w:t>
-      </w:r>
-      <w:r>
-        <w:rPr>
-          <w:rFonts w:hint="cs"/>
-          <w:rtl/>
-        </w:rPr>
-        <w:t>ה'</w:t>
-      </w:r>
-      <w:r>
-        <w:rPr>
-          <w:rtl/>
-        </w:rPr>
-        <w:t xml:space="preserve"> </w:t>
-      </w:r>
-      <w:proofErr w:type="spellStart"/>
-      <w:r>
-        <w:rPr>
-          <w:rtl/>
-        </w:rPr>
-        <w:t>לַאֲבֹ֨תֵיכֶ֜ם</w:t>
-      </w:r>
-      <w:proofErr w:type="spellEnd"/>
-      <w:r>
-        <w:rPr>
-          <w:rtl/>
-        </w:rPr>
-        <w:t xml:space="preserve"> לְאַבְרָהָ֨ם לְיִצְחָ֤ק וּֽלְיַעֲקֹב֙ לָתֵ֣ת לָהֶ֔ם וּלְזַרְעָ֖ם אַחֲרֵיהֶֽם</w:t>
-      </w:r>
-      <w:r>
-        <w:rPr>
-          <w:rFonts w:hint="cs"/>
-          <w:rtl/>
-        </w:rPr>
-        <w:t>"</w:t>
-      </w:r>
-      <w:r>
-        <w:rPr>
-          <w:rFonts w:hint="cs"/>
-          <w:rtl/>
-        </w:rPr>
-        <w:t>.</w:t>
-      </w:r>
-      <w:r>
-        <w:rPr>
-          <w:rtl/>
-        </w:rPr>
-        <w:t xml:space="preserve"> </w:t>
-      </w:r>
-      <w:r>
-        <w:rPr>
-          <w:rFonts w:hint="cs"/>
-          <w:rtl/>
-        </w:rPr>
-        <w:t xml:space="preserve">או במילים שלי: </w:t>
-      </w:r>
-      <w:r>
-        <w:rPr>
-          <w:rtl/>
-        </w:rPr>
-        <w:t>די להיות תקועים בתפיסת ה' שמתרכזת ועוצרת את ההיסטוריה הלאומית במעמד הר סיני ובקבלת התורה.</w:t>
-      </w:r>
-      <w:r>
-        <w:rPr>
-          <w:b/>
-          <w:bCs/>
-          <w:rtl/>
-        </w:rPr>
-        <w:t xml:space="preserve"> </w:t>
-      </w:r>
-      <w:proofErr w:type="spellStart"/>
-      <w:r>
-        <w:rPr>
-          <w:b/>
-          <w:bCs/>
-          <w:rtl/>
-        </w:rPr>
-        <w:t>רַב־לָכֶ֥ם</w:t>
-      </w:r>
-      <w:proofErr w:type="spellEnd"/>
-      <w:r>
-        <w:rPr>
-          <w:b/>
-          <w:bCs/>
-          <w:rtl/>
-        </w:rPr>
-        <w:t xml:space="preserve"> שֶׁ֖בֶת בָּהָ֥ר הַזֶּֽה</w:t>
-      </w:r>
-      <w:r>
-        <w:rPr>
-          <w:rFonts w:hint="cs"/>
-          <w:b/>
-          <w:bCs/>
-          <w:rtl/>
-        </w:rPr>
         <w:t xml:space="preserve">! </w:t>
       </w:r>
       <w:r>
         <w:rPr>
           <w:rtl/>
         </w:rPr>
-        <w:t xml:space="preserve">בֹּ֚אוּ וּרְשׁ֣וּ </w:t>
-      </w:r>
-      <w:proofErr w:type="spellStart"/>
-      <w:r>
-        <w:rPr>
-          <w:rtl/>
-        </w:rPr>
-        <w:t>אֶת־הָאָ֔רֶץ</w:t>
-      </w:r>
-      <w:proofErr w:type="spellEnd"/>
+        <w:t>בֹּ֚אוּ וּרְשׁ֣וּ אֶת־הָאָ֔רֶץ</w:t>
+      </w:r>
       <w:r>
         <w:rPr>
           <w:rFonts w:hint="cs"/>
@@ -8755,23 +7434,7 @@
           <w:rFonts w:hint="cs"/>
           <w:rtl/>
         </w:rPr>
-        <w:t xml:space="preserve">שהשיגה נשמתי בסיני ומה שקיבלתי </w:t>
-      </w:r>
-      <w:proofErr w:type="spellStart"/>
-      <w:r>
-        <w:rPr>
-          <w:rFonts w:hint="cs"/>
-          <w:rtl/>
-        </w:rPr>
-        <w:t>מרבותי</w:t>
-      </w:r>
-      <w:proofErr w:type="spellEnd"/>
-      <w:r>
-        <w:rPr>
-          <w:rFonts w:hint="cs"/>
-          <w:rtl/>
-        </w:rPr>
-        <w:t>.</w:t>
+        <w:t>שהשיגה נשמתי בסיני ומה שקיבלתי מרבותי.</w:t>
       </w:r>
     </w:p>
     <w:p>
@@ -9030,7 +7693,6 @@
       <w:pPr>
         <w:pStyle w:val="ae"/>
         <w:rPr>
-          <w:rFonts w:hint="cs"/>
           <w:rtl/>
         </w:rPr>
       </w:pPr>
@@ -9066,9 +7728,6 @@
     <w:p>
       <w:pPr>
         <w:pStyle w:val="ae"/>
-        <w:rPr>
-          <w:rFonts w:hint="cs"/>
-        </w:rPr>
       </w:pPr>
       <w:r>
         <w:rPr>
@@ -9095,9 +7754,6 @@
     <w:p>
       <w:pPr>
         <w:pStyle w:val="ae"/>
-        <w:rPr>
-          <w:rFonts w:hint="cs"/>
-        </w:rPr>
       </w:pPr>
       <w:r>
         <w:rPr>
@@ -9139,7 +7795,6 @@
       <w:pPr>
         <w:pStyle w:val="ae"/>
         <w:rPr>
-          <w:rFonts w:hint="cs"/>
           <w:rtl/>
         </w:rPr>
       </w:pPr>
@@ -9209,9 +7864,6 @@
     <w:p>
       <w:pPr>
         <w:pStyle w:val="ae"/>
-        <w:rPr>
-          <w:rFonts w:hint="cs"/>
-        </w:rPr>
       </w:pPr>
       <w:r>
         <w:rPr>
@@ -9354,20 +8006,7 @@
         <w:rPr>
           <w:rtl/>
         </w:rPr>
-        <w:t xml:space="preserve"> </w:t>
-      </w:r>
-      <w:r>
-        <w:rPr>
-          <w:rtl/>
-        </w:rPr>
-        <w:t>כבר בציטוט עצמו ראוי להעיר שתי הערות: א. כתוב "העם" וידוע שכל פעם שכתוב העם זה ערב רב. ב. כתוב "</w:t>
-      </w:r>
-      <w:proofErr w:type="spellStart"/>
-      <w:r>
-        <w:rPr>
-          <w:rtl/>
-        </w:rPr>
-        <w:t>ה</w:t>
+        <w:t xml:space="preserve"> כבר בציטוט עצמו ראוי להעיר שתי הערות: א. כתוב "העם" וידוע שכל פעם שכתוב העם זה ערב רב. ב. כתוב "ה</w:t>
       </w:r>
       <w:r>
         <w:rPr>
@@ -9375,19 +8014,11 @@
         </w:rPr>
         <w:t>א־להים</w:t>
       </w:r>
-      <w:proofErr w:type="spellEnd"/>
-      <w:r>
-        <w:rPr>
-          <w:rtl/>
-        </w:rPr>
-        <w:t>" וידוע שכל פעם שכתוב "</w:t>
-      </w:r>
-      <w:proofErr w:type="spellStart"/>
-      <w:r>
-        <w:rPr>
-          <w:rtl/>
-        </w:rPr>
-        <w:t>ה</w:t>
+      <w:r>
+        <w:rPr>
+          <w:rtl/>
+        </w:rPr>
+        <w:t>" וידוע שכל פעם שכתוב "ה</w:t>
       </w:r>
       <w:r>
         <w:rPr>
@@ -9395,7 +8026,6 @@
         </w:rPr>
         <w:t>א־להים</w:t>
       </w:r>
-      <w:proofErr w:type="spellEnd"/>
       <w:r>
         <w:rPr>
           <w:rtl/>
@@ -9426,39 +8056,7 @@
           <w:rFonts w:hint="cs"/>
           <w:rtl/>
         </w:rPr>
-        <w:t xml:space="preserve">כפי שמביא למשל </w:t>
-      </w:r>
-      <w:proofErr w:type="spellStart"/>
-      <w:r>
-        <w:rPr>
-          <w:rFonts w:hint="cs"/>
-          <w:rtl/>
-        </w:rPr>
-        <w:t>האוה"ח</w:t>
-      </w:r>
-      <w:proofErr w:type="spellEnd"/>
-      <w:r>
-        <w:rPr>
-          <w:rFonts w:hint="cs"/>
-          <w:rtl/>
-        </w:rPr>
-        <w:t xml:space="preserve"> </w:t>
-      </w:r>
-      <w:proofErr w:type="spellStart"/>
-      <w:r>
-        <w:rPr>
-          <w:rFonts w:hint="cs"/>
-          <w:rtl/>
-        </w:rPr>
-        <w:t>הק</w:t>
-      </w:r>
-      <w:proofErr w:type="spellEnd"/>
-      <w:r>
-        <w:rPr>
-          <w:rFonts w:hint="cs"/>
-          <w:rtl/>
-        </w:rPr>
-        <w:t xml:space="preserve">' ריש </w:t>
+        <w:t xml:space="preserve">כפי שמביא למשל האוה"ח הק' ריש </w:t>
       </w:r>
       <w:r>
         <w:rPr>
@@ -9473,9 +8071,6 @@
     <w:p>
       <w:pPr>
         <w:pStyle w:val="ae"/>
-        <w:rPr>
-          <w:rFonts w:hint="cs"/>
-        </w:rPr>
       </w:pPr>
       <w:r>
         <w:rPr>
@@ -9539,7 +8134,6 @@
       <w:pPr>
         <w:pStyle w:val="ae"/>
         <w:rPr>
-          <w:rFonts w:hint="cs"/>
           <w:rtl/>
         </w:rPr>
       </w:pPr>
@@ -9568,9 +8162,6 @@
     <w:p>
       <w:pPr>
         <w:pStyle w:val="ae"/>
-        <w:rPr>
-          <w:rFonts w:hint="cs"/>
-        </w:rPr>
       </w:pPr>
       <w:r>
         <w:rPr>
@@ -9596,39 +8187,7 @@
           <w:rFonts w:hint="cs"/>
           <w:rtl/>
         </w:rPr>
-        <w:t xml:space="preserve">ספרא </w:t>
-      </w:r>
-      <w:proofErr w:type="spellStart"/>
-      <w:r>
-        <w:rPr>
-          <w:rFonts w:hint="cs"/>
-          <w:rtl/>
-        </w:rPr>
-        <w:t>תנינא</w:t>
-      </w:r>
-      <w:proofErr w:type="spellEnd"/>
-      <w:r>
-        <w:rPr>
-          <w:rFonts w:hint="cs"/>
-          <w:rtl/>
-        </w:rPr>
-        <w:t xml:space="preserve">, נ"ט. הובא דומה בזוהר בהעלותך ובעוד מקומות. הובא בהרחבה בהקדמת </w:t>
-      </w:r>
-      <w:proofErr w:type="spellStart"/>
-      <w:r>
-        <w:rPr>
-          <w:rFonts w:hint="cs"/>
-          <w:rtl/>
-        </w:rPr>
-        <w:t>מהרח"ו</w:t>
-      </w:r>
-      <w:proofErr w:type="spellEnd"/>
-      <w:r>
-        <w:rPr>
-          <w:rFonts w:hint="cs"/>
-          <w:rtl/>
-        </w:rPr>
-        <w:t xml:space="preserve"> לשער ההקדמות. </w:t>
+        <w:t xml:space="preserve">ספרא תנינא, נ"ט. הובא דומה בזוהר בהעלותך ובעוד מקומות. הובא בהרחבה בהקדמת מהרח"ו לשער ההקדמות. </w:t>
       </w:r>
     </w:p>
   </w:footnote>
@@ -9721,9 +8280,45 @@
         </w:rPr>
         <w:t>.</w:t>
       </w:r>
+      <w:r>
+        <w:rPr>
+          <w:rFonts w:hint="cs"/>
+          <w:rtl/>
+        </w:rPr>
+        <w:t xml:space="preserve"> "כן!" גדול מורכב מ-39 פעמים "לא". ה"לא" הם אלו שיוצרים את ה"כן!".</w:t>
+      </w:r>
     </w:p>
   </w:footnote>
   <w:footnote w:id="18">
+    <w:p>
+      <w:pPr>
+        <w:pStyle w:val="ae"/>
+        <w:rPr>
+          <w:rFonts w:hint="cs"/>
+        </w:rPr>
+      </w:pPr>
+      <w:r>
+        <w:rPr>
+          <w:rStyle w:val="af0"/>
+        </w:rPr>
+        <w:footnoteRef/>
+      </w:r>
+      <w:r>
+        <w:rPr>
+          <w:rtl/>
+        </w:rPr>
+        <w:t xml:space="preserve"> </w:t>
+      </w:r>
+      <w:r>
+        <w:rPr>
+          <w:rFonts w:hint="cs"/>
+          <w:rtl/>
+        </w:rPr>
+        <w:t>מילות סימן א' בשו"ע או"ח, יוצרות מרחב למפגש, אך המפגש הוא לא הן בעצמן אלא המרחב שהן יוצרות לו גבול.</w:t>
+      </w:r>
+    </w:p>
+  </w:footnote>
+  <w:footnote w:id="19">
     <w:p>
       <w:pPr>
         <w:pStyle w:val="ae"/>
@@ -10409,6 +9004,7 @@
   <w:style w:type="character" w:default="1" w:styleId="a0">
     <w:name w:val="Default Paragraph Font"/>
     <w:uiPriority w:val="1"/>
+    <w:semiHidden/>
     <w:unhideWhenUsed/>
   </w:style>
   <w:style w:type="table" w:default="1" w:styleId="a1">

--- a/src/articles/דברים-פשוטים/דברים פשוטים פסח תשפו.docx
+++ b/src/articles/דברים-פשוטים/דברים פשוטים פסח תשפו.docx
@@ -180,7 +180,20 @@
         <w:rPr>
           <w:rtl/>
         </w:rPr>
-        <w:t xml:space="preserve"> עד שהתקבל לעבודה אצל המלך, עדיין יחגוג את יום החירות שלו ביום הבריחה מהאדון האכזר אע"פ שהוא יצא וישן מספר שבועות ברחוב. אז גם אנו חוגגים בעיקר את היציאה, ולא את היום שנכנסנו לארץ, כדי שנזכור שאיננו עם ככל העמים, שיש לנו טריטוריה ועם, אלא נהיינו עם ביציאת מצרים, ותכלית יציאת מצריים היא קבלת התורה, וזוהי החירות האמיתית, וזוהי ההשקפה הנכונה. ע"כ תורף דבריו.</w:t>
+        <w:t xml:space="preserve"> עד שהתקבל לעבודה אצל המלך, עדיין יחגוג את יום החירות שלו ביום הבריחה מהאדון האכזר אע"פ שהוא יצא וישן מספר שבועות ברחוב. אז גם אנו חוגגים בעיקר את היציאה, ולא את היום שנכנסנו לארץ, כדי שנזכור שאיננו עם ככל העמים, שיש לנו טריטוריה ועם, אלא נהיינו עם ביציאת מצרים, ותכלית יציאת מצריים היא קבלת התורה, וזוהי החירות האמיתית, וזוהי ההשקפה הנכונה. ע"כ תורף דבריו</w:t>
+      </w:r>
+      <w:r>
+        <w:rPr>
+          <w:rStyle w:val="af0"/>
+          <w:rtl/>
+        </w:rPr>
+        <w:footnoteReference w:id="1"/>
+      </w:r>
+      <w:r>
+        <w:rPr>
+          <w:rtl/>
+        </w:rPr>
+        <w:t>.</w:t>
       </w:r>
     </w:p>
     <w:p>
@@ -628,7 +641,20 @@
         <w:rPr>
           <w:rtl/>
         </w:rPr>
-        <w:t>לֹהֶֽיךָ". עם ישראל נהיה לעם רק כשהוא נכנס לארץ, ואיננו עם, וודאי לא</w:t>
+        <w:t>לֹהֶֽיךָ". עם ישראל נהיה לעם רק כשהוא נכנס לארץ, ואיננו עם</w:t>
+      </w:r>
+      <w:r>
+        <w:rPr>
+          <w:rFonts w:hint="cs"/>
+          <w:rtl/>
+        </w:rPr>
+        <w:t xml:space="preserve"> באופן שלם</w:t>
+      </w:r>
+      <w:r>
+        <w:rPr>
+          <w:rtl/>
+        </w:rPr>
+        <w:t>, וודאי לא</w:t>
       </w:r>
       <w:r>
         <w:rPr>
@@ -1177,6 +1203,146 @@
           <w:rtl/>
         </w:rPr>
         <w:t>ין".</w:t>
+      </w:r>
+      <w:r>
+        <w:rPr>
+          <w:rFonts w:hint="cs"/>
+          <w:rtl/>
+        </w:rPr>
+        <w:t xml:space="preserve"> הקב"ה קורא אמנם לישראל "עמי" </w:t>
+      </w:r>
+      <w:r>
+        <w:rPr>
+          <w:rFonts w:hint="cs"/>
+          <w:rtl/>
+        </w:rPr>
+        <w:t>אפילו</w:t>
+      </w:r>
+      <w:r>
+        <w:rPr>
+          <w:rFonts w:hint="cs"/>
+          <w:rtl/>
+        </w:rPr>
+        <w:t xml:space="preserve"> </w:t>
+      </w:r>
+      <w:r>
+        <w:rPr>
+          <w:rFonts w:hint="cs"/>
+          <w:b/>
+          <w:bCs/>
+          <w:rtl/>
+        </w:rPr>
+        <w:t>לפני</w:t>
+      </w:r>
+      <w:r>
+        <w:rPr>
+          <w:rFonts w:hint="cs"/>
+          <w:rtl/>
+        </w:rPr>
+        <w:t xml:space="preserve"> יציאת מצרים "</w:t>
+      </w:r>
+      <w:r>
+        <w:rPr>
+          <w:rtl/>
+        </w:rPr>
+        <w:t xml:space="preserve">וַיֹּ֣אמֶר </w:t>
+      </w:r>
+      <w:r>
+        <w:rPr>
+          <w:rFonts w:hint="cs"/>
+          <w:rtl/>
+        </w:rPr>
+        <w:t>ה'</w:t>
+      </w:r>
+      <w:r>
+        <w:rPr>
+          <w:rtl/>
+        </w:rPr>
+        <w:t xml:space="preserve"> רָאֹ֥ה רָאִ֛יתִי אֶת־עֳנִ֥י </w:t>
+      </w:r>
+      <w:r>
+        <w:rPr>
+          <w:b/>
+          <w:bCs/>
+          <w:rtl/>
+        </w:rPr>
+        <w:t>עַמִּ֖י</w:t>
+      </w:r>
+      <w:r>
+        <w:rPr>
+          <w:rtl/>
+        </w:rPr>
+        <w:t xml:space="preserve"> </w:t>
+      </w:r>
+      <w:r>
+        <w:rPr>
+          <w:b/>
+          <w:bCs/>
+          <w:rtl/>
+        </w:rPr>
+        <w:t>אֲשֶׁ֣ר</w:t>
+      </w:r>
+      <w:r>
+        <w:rPr>
+          <w:rtl/>
+        </w:rPr>
+        <w:t xml:space="preserve"> </w:t>
+      </w:r>
+      <w:r>
+        <w:rPr>
+          <w:b/>
+          <w:bCs/>
+          <w:rtl/>
+        </w:rPr>
+        <w:t>בְּמִצְרָ֑יִם</w:t>
+      </w:r>
+      <w:r>
+        <w:rPr>
+          <w:rtl/>
+        </w:rPr>
+        <w:t xml:space="preserve"> וְאֶת־צַעֲקָתָ֤ם שָׁמַ֨עְתִּי֙ מִפְּנֵ֣י נֹֽגְשָׂ֔יו כִּ֥י יָדַ֖עְתִּי אֶת־מַכְאֹבָֽיו</w:t>
+      </w:r>
+      <w:r>
+        <w:rPr>
+          <w:rFonts w:hint="cs"/>
+          <w:rtl/>
+        </w:rPr>
+        <w:t xml:space="preserve">", אך קו פרשת המים המים בו נהיינו לעם </w:t>
+      </w:r>
+      <w:r>
+        <w:rPr>
+          <w:rFonts w:hint="eastAsia"/>
+          <w:rtl/>
+        </w:rPr>
+        <w:t>–</w:t>
+      </w:r>
+      <w:r>
+        <w:rPr>
+          <w:rFonts w:hint="cs"/>
+          <w:rtl/>
+        </w:rPr>
+        <w:t xml:space="preserve"> </w:t>
+      </w:r>
+      <w:r>
+        <w:rPr>
+          <w:rFonts w:hint="cs"/>
+          <w:rtl/>
+        </w:rPr>
+        <w:t>ז</w:t>
+      </w:r>
+      <w:r>
+        <w:rPr>
+          <w:rFonts w:hint="cs"/>
+          <w:rtl/>
+        </w:rPr>
+        <w:t>ה</w:t>
+      </w:r>
+      <w:r>
+        <w:rPr>
+          <w:rFonts w:hint="cs"/>
+          <w:rtl/>
+        </w:rPr>
+        <w:t xml:space="preserve"> הכניסה לארץ.</w:t>
       </w:r>
     </w:p>
     <w:p>
@@ -1223,7 +1389,26 @@
         <w:rPr>
           <w:rtl/>
         </w:rPr>
-        <w:t xml:space="preserve"> והקריטית יותר. מטרת יציאת מצריים היא להיות לעם ה' ולשוב לארץ (</w:t>
+        <w:t xml:space="preserve"> והקריטית יותר. מטרת יציאת מצריים היא לשוב לארץ </w:t>
+      </w:r>
+      <w:r>
+        <w:rPr>
+          <w:rFonts w:hint="cs"/>
+          <w:rtl/>
+        </w:rPr>
+        <w:t>ו</w:t>
+      </w:r>
+      <w:r>
+        <w:rPr>
+          <w:rtl/>
+        </w:rPr>
+        <w:t xml:space="preserve">להיות לעם ה' </w:t>
+      </w:r>
+      <w:r>
+        <w:rPr>
+          <w:rtl/>
+        </w:rPr>
+        <w:t>(</w:t>
       </w:r>
       <w:r>
         <w:rPr>
@@ -1793,13 +1978,86 @@
         <w:rPr>
           <w:rtl/>
         </w:rPr>
-        <w:t>׃</w:t>
-      </w:r>
-      <w:r>
-        <w:rPr>
-          <w:rtl/>
-        </w:rPr>
-        <w:t>", וחזר שוב בפרשת כי תוליד בנים: "</w:t>
+        <w:t>"</w:t>
+      </w:r>
+      <w:r>
+        <w:rPr>
+          <w:rFonts w:hint="cs"/>
+          <w:rtl/>
+        </w:rPr>
+        <w:t>, ובפרשת בהר: "</w:t>
+      </w:r>
+      <w:r>
+        <w:rPr>
+          <w:rtl/>
+        </w:rPr>
+        <w:t xml:space="preserve">אֲנִ֗י </w:t>
+      </w:r>
+      <w:r>
+        <w:rPr>
+          <w:rFonts w:hint="cs"/>
+          <w:rtl/>
+        </w:rPr>
+        <w:t>ה'</w:t>
+      </w:r>
+      <w:r>
+        <w:rPr>
+          <w:rtl/>
+        </w:rPr>
+        <w:t xml:space="preserve"> אֱ</w:t>
+      </w:r>
+      <w:r>
+        <w:rPr>
+          <w:rFonts w:hint="cs"/>
+          <w:rtl/>
+        </w:rPr>
+        <w:t>־</w:t>
+      </w:r>
+      <w:r>
+        <w:rPr>
+          <w:rtl/>
+        </w:rPr>
+        <w:t xml:space="preserve">לֹ֣הֵיכֶ֔ם אֲשֶׁר־הֹוצֵ֥אתִי אֶתְכֶ֖ם מֵאֶ֣רֶץ מִצְרָ֑יִם </w:t>
+      </w:r>
+      <w:r>
+        <w:rPr>
+          <w:b/>
+          <w:bCs/>
+          <w:rtl/>
+        </w:rPr>
+        <w:t>לָתֵ֤ת לָכֶם֙ אֶת־אֶ֣רֶץ</w:t>
+      </w:r>
+      <w:r>
+        <w:rPr>
+          <w:rtl/>
+        </w:rPr>
+        <w:t xml:space="preserve"> כְּנַ֔עַן לִהְיֹ֥ות לָכֶ֖ם לֵא</w:t>
+      </w:r>
+      <w:r>
+        <w:rPr>
+          <w:rFonts w:hint="cs"/>
+          <w:rtl/>
+        </w:rPr>
+        <w:t>־</w:t>
+      </w:r>
+      <w:r>
+        <w:rPr>
+          <w:rtl/>
+        </w:rPr>
+        <w:t>לֹהִֽים</w:t>
+      </w:r>
+      <w:r>
+        <w:rPr>
+          <w:rFonts w:hint="cs"/>
+          <w:rtl/>
+        </w:rPr>
+        <w:t>"</w:t>
+      </w:r>
+      <w:r>
+        <w:rPr>
+          <w:rtl/>
+        </w:rPr>
+        <w:t>, וחזר שוב בפרשת כי תוליד בנים: "</w:t>
       </w:r>
       <w:r>
         <w:rPr>
@@ -1826,6 +2084,13 @@
           <w:rtl/>
         </w:rPr>
         <w:t xml:space="preserve"> לשוב לארץ ישראל</w:t>
+      </w:r>
+      <w:r>
+        <w:rPr>
+          <w:rFonts w:hint="cs"/>
+          <w:rtl/>
+        </w:rPr>
+        <w:t xml:space="preserve"> ולהיות עם ה'</w:t>
       </w:r>
       <w:r>
         <w:rPr>
@@ -2132,7 +2397,7 @@
           <w:rStyle w:val="af0"/>
           <w:rtl/>
         </w:rPr>
-        <w:footnoteReference w:id="1"/>
+        <w:footnoteReference w:id="2"/>
       </w:r>
       <w:r>
         <w:rPr>
@@ -2413,7 +2678,7 @@
           <w:rStyle w:val="af0"/>
           <w:rtl/>
         </w:rPr>
-        <w:footnoteReference w:id="2"/>
+        <w:footnoteReference w:id="3"/>
       </w:r>
       <w:r>
         <w:rPr>
@@ -2525,7 +2790,7 @@
           <w:rStyle w:val="af0"/>
           <w:rtl/>
         </w:rPr>
-        <w:footnoteReference w:id="3"/>
+        <w:footnoteReference w:id="4"/>
       </w:r>
       <w:r>
         <w:rPr>
@@ -2552,7 +2817,7 @@
           <w:rStyle w:val="af0"/>
           <w:rtl/>
         </w:rPr>
-        <w:footnoteReference w:id="4"/>
+        <w:footnoteReference w:id="5"/>
       </w:r>
       <w:r>
         <w:rPr>
@@ -2587,7 +2852,7 @@
           <w:rStyle w:val="af0"/>
           <w:rtl/>
         </w:rPr>
-        <w:footnoteReference w:id="5"/>
+        <w:footnoteReference w:id="6"/>
       </w:r>
       <w:r>
         <w:rPr>
@@ -2670,7 +2935,7 @@
           <w:rFonts w:asciiTheme="minorBidi" w:hAnsiTheme="minorBidi" w:cstheme="minorBidi"/>
           <w:rtl/>
         </w:rPr>
-        <w:footnoteReference w:id="6"/>
+        <w:footnoteReference w:id="7"/>
       </w:r>
       <w:r>
         <w:rPr>
@@ -2942,7 +3207,7 @@
           <w:rStyle w:val="af0"/>
           <w:rtl/>
         </w:rPr>
-        <w:footnoteReference w:id="7"/>
+        <w:footnoteReference w:id="8"/>
       </w:r>
       <w:r>
         <w:rPr>
@@ -2991,7 +3256,7 @@
           <w:rStyle w:val="af0"/>
           <w:rtl/>
         </w:rPr>
-        <w:footnoteReference w:id="8"/>
+        <w:footnoteReference w:id="9"/>
       </w:r>
       <w:r>
         <w:rPr>
@@ -3026,7 +3291,7 @@
           <w:rStyle w:val="af0"/>
           <w:rtl/>
         </w:rPr>
-        <w:footnoteReference w:id="9"/>
+        <w:footnoteReference w:id="10"/>
       </w:r>
       <w:r>
         <w:rPr>
@@ -3456,6 +3721,13 @@
           <w:rtl/>
         </w:rPr>
         <w:t xml:space="preserve"> ולכן דווקא פסח הוא חג החירות ולא שבועות</w:t>
+      </w:r>
+      <w:r>
+        <w:rPr>
+          <w:rStyle w:val="af0"/>
+          <w:rtl/>
+        </w:rPr>
+        <w:footnoteReference w:id="11"/>
       </w:r>
       <w:r>
         <w:rPr>
@@ -3525,7 +3797,7 @@
           <w:rStyle w:val="af0"/>
           <w:rtl/>
         </w:rPr>
-        <w:footnoteReference w:id="10"/>
+        <w:footnoteReference w:id="12"/>
       </w:r>
       <w:r>
         <w:rPr>
@@ -3624,6 +3896,26 @@
           <w:rtl/>
         </w:rPr>
         <w:t>את הדרך ואומרת בסיסמאות כבר מי אנחנו.</w:t>
+      </w:r>
+      <w:r>
+        <w:rPr>
+          <w:rFonts w:hint="cs"/>
+          <w:rtl/>
+        </w:rPr>
+        <w:t xml:space="preserve"> כמו שהאבות קיימו את כל התורה </w:t>
+      </w:r>
+      <w:r>
+        <w:rPr>
+          <w:rtl/>
+        </w:rPr>
+        <w:t>–</w:t>
+      </w:r>
+      <w:r>
+        <w:rPr>
+          <w:rFonts w:hint="cs"/>
+          <w:rtl/>
+        </w:rPr>
+        <w:t xml:space="preserve"> ודאי שאנו, בניהם, זה טבוע בנו. אבל זהו הטבע של נשמתנו ויש דרך ארוכה לצאת להגיע לחירות כה עמוקה לגלות את דבר ה' שבנשמתנו אז הקב"ה נתן לנו תורה שנוכל בעזרתה להגיע לכך.</w:t>
       </w:r>
     </w:p>
     <w:p>
@@ -3682,7 +3974,7 @@
           <w:rStyle w:val="af0"/>
           <w:rtl/>
         </w:rPr>
-        <w:footnoteReference w:id="11"/>
+        <w:footnoteReference w:id="13"/>
       </w:r>
       <w:r>
         <w:rPr>
@@ -4363,7 +4655,7 @@
           <w:rStyle w:val="af0"/>
           <w:rtl/>
         </w:rPr>
-        <w:footnoteReference w:id="12"/>
+        <w:footnoteReference w:id="14"/>
       </w:r>
       <w:r>
         <w:rPr>
@@ -4851,7 +5143,35 @@
           <w:rFonts w:hint="cs"/>
           <w:rtl/>
         </w:rPr>
-        <w:t>, והם מספיק חשובים כדי שכ</w:t>
+        <w:t xml:space="preserve">, והם </w:t>
+      </w:r>
+      <w:r>
+        <w:rPr>
+          <w:rFonts w:hint="cs"/>
+          <w:rtl/>
+        </w:rPr>
+        <w:t xml:space="preserve">כה </w:t>
+      </w:r>
+      <w:r>
+        <w:rPr>
+          <w:rFonts w:hint="cs"/>
+          <w:rtl/>
+        </w:rPr>
+        <w:t xml:space="preserve">חשובים </w:t>
+      </w:r>
+      <w:r>
+        <w:rPr>
+          <w:rFonts w:hint="cs"/>
+          <w:rtl/>
+        </w:rPr>
+        <w:t>עד שצריך</w:t>
+      </w:r>
+      <w:r>
+        <w:rPr>
+          <w:rFonts w:hint="cs"/>
+          <w:rtl/>
+        </w:rPr>
+        <w:t xml:space="preserve"> שכ</w:t>
       </w:r>
       <w:r>
         <w:rPr>
@@ -4934,7 +5254,174 @@
           <w:rFonts w:hint="cs"/>
           <w:rtl/>
         </w:rPr>
-        <w:t xml:space="preserve"> הקב"ה אומר ל</w:t>
+        <w:t xml:space="preserve"> </w:t>
+      </w:r>
+      <w:r>
+        <w:rPr>
+          <w:rFonts w:hint="cs"/>
+          <w:rtl/>
+        </w:rPr>
+        <w:t xml:space="preserve">הנמען המקורי של מעמד הר סיני וקבלת התורה בחו"ל, </w:t>
+      </w:r>
+      <w:r>
+        <w:rPr>
+          <w:rFonts w:hint="cs"/>
+          <w:rtl/>
+        </w:rPr>
+        <w:t>היא הערב רב</w:t>
+      </w:r>
+      <w:r>
+        <w:rPr>
+          <w:rFonts w:hint="cs"/>
+          <w:rtl/>
+        </w:rPr>
+        <w:t>,</w:t>
+      </w:r>
+      <w:r>
+        <w:rPr>
+          <w:rFonts w:hint="cs"/>
+          <w:rtl/>
+        </w:rPr>
+        <w:t xml:space="preserve"> כדי שיוכלו להתגבר על פחדם במלחמות לכיבוש הארץ, וישראל קיבלו את התורה</w:t>
+      </w:r>
+      <w:r>
+        <w:rPr>
+          <w:rFonts w:hint="cs"/>
+          <w:rtl/>
+        </w:rPr>
+        <w:t xml:space="preserve"> בסיני ולא בארץ – אגב הערב רב</w:t>
+      </w:r>
+      <w:r>
+        <w:rPr>
+          <w:rFonts w:hint="cs"/>
+          <w:rtl/>
+        </w:rPr>
+        <w:t>.</w:t>
+      </w:r>
+      <w:r>
+        <w:rPr>
+          <w:rFonts w:hint="cs"/>
+          <w:rtl/>
+        </w:rPr>
+        <w:t xml:space="preserve"> אך מפני שאין דבר כזה תורה בחו"ל</w:t>
+      </w:r>
+      <w:r>
+        <w:rPr>
+          <w:rFonts w:hint="cs"/>
+          <w:rtl/>
+        </w:rPr>
+        <w:t xml:space="preserve"> ("כי מציון תצא תורה")</w:t>
+      </w:r>
+      <w:r>
+        <w:rPr>
+          <w:rFonts w:hint="cs"/>
+          <w:rtl/>
+        </w:rPr>
+        <w:t>, וודאי לא נבואה בחו"ל</w:t>
+      </w:r>
+      <w:r>
+        <w:rPr>
+          <w:rFonts w:hint="cs"/>
+          <w:rtl/>
+        </w:rPr>
+        <w:t xml:space="preserve"> (</w:t>
+      </w:r>
+      <w:r>
+        <w:rPr>
+          <w:rFonts w:hint="cs"/>
+          <w:rtl/>
+        </w:rPr>
+        <w:t>"</w:t>
+      </w:r>
+      <w:r>
+        <w:rPr>
+          <w:rtl/>
+        </w:rPr>
+        <w:t>כל מי שהתנבא – לא התנבא כי אם בה או בעבורה</w:t>
+      </w:r>
+      <w:r>
+        <w:rPr>
+          <w:rFonts w:hint="cs"/>
+          <w:rtl/>
+        </w:rPr>
+        <w:t xml:space="preserve">", </w:t>
+      </w:r>
+      <w:r>
+        <w:rPr>
+          <w:rFonts w:hint="cs"/>
+          <w:rtl/>
+        </w:rPr>
+        <w:t>כוזרי ב' י"ד)</w:t>
+      </w:r>
+      <w:r>
+        <w:rPr>
+          <w:rFonts w:hint="cs"/>
+          <w:rtl/>
+        </w:rPr>
+        <w:t xml:space="preserve">, וגם לא צבור בחו"ל, </w:t>
+      </w:r>
+      <w:r>
+        <w:rPr>
+          <w:rFonts w:hint="cs"/>
+          <w:rtl/>
+        </w:rPr>
+        <w:t xml:space="preserve">לכן הקב"ה </w:t>
+      </w:r>
+      <w:r>
+        <w:rPr>
+          <w:rFonts w:hint="cs"/>
+          <w:rtl/>
+        </w:rPr>
+        <w:t>תלש</w:t>
+      </w:r>
+      <w:r>
+        <w:rPr>
+          <w:rFonts w:hint="cs"/>
+          <w:rtl/>
+        </w:rPr>
+        <w:t xml:space="preserve"> את הר המוריה</w:t>
+      </w:r>
+      <w:r>
+        <w:rPr>
+          <w:rFonts w:hint="cs"/>
+          <w:rtl/>
+        </w:rPr>
+        <w:t xml:space="preserve"> ממקומו</w:t>
+      </w:r>
+      <w:r>
+        <w:rPr>
+          <w:rFonts w:hint="cs"/>
+          <w:rtl/>
+        </w:rPr>
+        <w:t xml:space="preserve"> והביאו לסיני</w:t>
+      </w:r>
+      <w:r>
+        <w:rPr>
+          <w:rStyle w:val="af0"/>
+          <w:rtl/>
+        </w:rPr>
+        <w:footnoteReference w:id="15"/>
+      </w:r>
+      <w:r>
+        <w:rPr>
+          <w:rFonts w:hint="cs"/>
+          <w:rtl/>
+        </w:rPr>
+        <w:t>...</w:t>
+      </w:r>
+      <w:r>
+        <w:rPr>
+          <w:rFonts w:hint="cs"/>
+          <w:rtl/>
+        </w:rPr>
+        <w:t xml:space="preserve"> </w:t>
+      </w:r>
+      <w:r>
+        <w:rPr>
+          <w:rFonts w:hint="cs"/>
+          <w:rtl/>
+        </w:rPr>
+        <w:t>הקב"ה אומר ל</w:t>
       </w:r>
       <w:r>
         <w:rPr>
@@ -4960,83 +5447,92 @@
       <w:r>
         <w:rPr>
           <w:rFonts w:hint="cs"/>
-          <w:rtl/>
-        </w:rPr>
-        <w:t xml:space="preserve">לישראל </w:t>
-      </w:r>
-      <w:r>
-        <w:rPr>
-          <w:rFonts w:hint="cs"/>
-          <w:rtl/>
-        </w:rPr>
-        <w:t>"</w:t>
-      </w:r>
-      <w:r>
-        <w:rPr>
-          <w:rtl/>
-        </w:rPr>
-        <w:t>אַתֶּ֣ם רְאִיתֶ֔ם</w:t>
-      </w:r>
-      <w:r>
-        <w:rPr>
-          <w:rFonts w:hint="cs"/>
-          <w:rtl/>
-        </w:rPr>
-        <w:t>...</w:t>
-      </w:r>
-      <w:r>
-        <w:rPr>
-          <w:rtl/>
-        </w:rPr>
-        <w:t xml:space="preserve"> וִהְיִ֨יתֶם לִ֤י סְגֻלָּה֙</w:t>
-      </w:r>
-      <w:r>
-        <w:rPr>
-          <w:rFonts w:hint="cs"/>
-          <w:rtl/>
-        </w:rPr>
-        <w:t>...</w:t>
-      </w:r>
-      <w:r>
-        <w:rPr>
-          <w:rFonts w:hint="cs"/>
-          <w:rtl/>
-        </w:rPr>
-        <w:t>", ומשם כל הסיפור הוא מול</w:t>
-      </w:r>
-      <w:r>
-        <w:rPr>
-          <w:rFonts w:hint="cs"/>
-          <w:rtl/>
-        </w:rPr>
-        <w:t xml:space="preserve"> "העם"</w:t>
-      </w:r>
-      <w:r>
-        <w:rPr>
-          <w:rFonts w:hint="cs"/>
-          <w:rtl/>
-        </w:rPr>
-        <w:t>.</w:t>
-      </w:r>
-      <w:r>
-        <w:rPr>
-          <w:rFonts w:hint="cs"/>
-          <w:rtl/>
-        </w:rPr>
-        <w:t xml:space="preserve"> אבל מעמד הר סיני שהיה בכפייה "</w:t>
-      </w:r>
-      <w:r>
-        <w:rPr>
-          <w:rtl/>
-        </w:rPr>
-        <w:t xml:space="preserve">וַיִּֽתְיַצְּב֖וּ </w:t>
-      </w:r>
-      <w:r>
-        <w:rPr>
           <w:b/>
           <w:bCs/>
           <w:rtl/>
         </w:rPr>
+        <w:t>לישראל</w:t>
+      </w:r>
+      <w:r>
+        <w:rPr>
+          <w:rFonts w:hint="cs"/>
+          <w:rtl/>
+        </w:rPr>
+        <w:t xml:space="preserve"> </w:t>
+      </w:r>
+      <w:r>
+        <w:rPr>
+          <w:rFonts w:hint="cs"/>
+          <w:rtl/>
+        </w:rPr>
+        <w:t>"</w:t>
+      </w:r>
+      <w:r>
+        <w:rPr>
+          <w:rtl/>
+        </w:rPr>
+        <w:t>אַתֶּ֣ם רְאִיתֶ֔ם</w:t>
+      </w:r>
+      <w:r>
+        <w:rPr>
+          <w:rFonts w:hint="cs"/>
+          <w:rtl/>
+        </w:rPr>
+        <w:t>...</w:t>
+      </w:r>
+      <w:r>
+        <w:rPr>
+          <w:rtl/>
+        </w:rPr>
+        <w:t xml:space="preserve"> וִהְיִ֨יתֶם לִ֤י סְגֻלָּה֙</w:t>
+      </w:r>
+      <w:r>
+        <w:rPr>
+          <w:rFonts w:hint="cs"/>
+          <w:rtl/>
+        </w:rPr>
+        <w:t>...</w:t>
+      </w:r>
+      <w:r>
+        <w:rPr>
+          <w:rFonts w:hint="cs"/>
+          <w:rtl/>
+        </w:rPr>
+        <w:t>", ומשם כל הסיפור הוא מול</w:t>
+      </w:r>
+      <w:r>
+        <w:rPr>
+          <w:rFonts w:hint="cs"/>
+          <w:rtl/>
+        </w:rPr>
+        <w:t xml:space="preserve"> "העם"</w:t>
+      </w:r>
+      <w:r>
+        <w:rPr>
+          <w:rFonts w:hint="cs"/>
+          <w:rtl/>
+        </w:rPr>
+        <w:t>.</w:t>
+      </w:r>
+      <w:r>
+        <w:rPr>
+          <w:rFonts w:hint="cs"/>
+          <w:rtl/>
+        </w:rPr>
+        <w:t xml:space="preserve"> אבל מעמד הר סיני שהיה בכפייה "</w:t>
+      </w:r>
+      <w:r>
+        <w:rPr>
+          <w:rtl/>
+        </w:rPr>
+        <w:t xml:space="preserve">וַיִּֽתְיַצְּב֖וּ </w:t>
+      </w:r>
+      <w:r>
+        <w:rPr>
+          <w:b/>
+          <w:bCs/>
+          <w:rtl/>
+        </w:rPr>
         <w:t>בְּתַחְתִּ֥ית הָהָֽר</w:t>
       </w:r>
       <w:r>
@@ -5070,7 +5566,7 @@
           <w:rStyle w:val="af0"/>
           <w:rtl/>
         </w:rPr>
-        <w:footnoteReference w:id="13"/>
+        <w:footnoteReference w:id="16"/>
       </w:r>
       <w:r>
         <w:rPr>
@@ -5118,7 +5614,7 @@
           <w:rStyle w:val="af0"/>
           <w:rtl/>
         </w:rPr>
-        <w:footnoteReference w:id="14"/>
+        <w:footnoteReference w:id="17"/>
       </w:r>
       <w:r>
         <w:rPr>
@@ -5385,7 +5881,7 @@
           <w:rStyle w:val="af0"/>
           <w:rtl/>
         </w:rPr>
-        <w:footnoteReference w:id="15"/>
+        <w:footnoteReference w:id="18"/>
       </w:r>
       <w:r>
         <w:rPr>
@@ -5856,7 +6352,7 @@
           <w:rStyle w:val="af0"/>
           <w:rtl/>
         </w:rPr>
-        <w:footnoteReference w:id="16"/>
+        <w:footnoteReference w:id="19"/>
       </w:r>
       <w:r>
         <w:rPr>
@@ -6445,7 +6941,7 @@
           <w:rStyle w:val="af0"/>
           <w:rtl/>
         </w:rPr>
-        <w:footnoteReference w:id="17"/>
+        <w:footnoteReference w:id="20"/>
       </w:r>
       <w:r>
         <w:rPr>
@@ -6487,7 +6983,7 @@
           <w:rStyle w:val="af0"/>
           <w:rtl/>
         </w:rPr>
-        <w:footnoteReference w:id="18"/>
+        <w:footnoteReference w:id="21"/>
       </w:r>
       <w:r>
         <w:rPr>
@@ -6623,7 +7119,6 @@
           <w:rFonts w:hint="cs"/>
           <w:rtl/>
         </w:rPr>
-        <w:lastRenderedPageBreak/>
         <w:t xml:space="preserve">ניסיתי </w:t>
       </w:r>
       <w:r>
@@ -6838,7 +7333,7 @@
           <w:rStyle w:val="af0"/>
           <w:rtl/>
         </w:rPr>
-        <w:footnoteReference w:id="19"/>
+        <w:footnoteReference w:id="22"/>
       </w:r>
       <w:r>
         <w:rPr>
@@ -7594,6 +8089,7 @@
       <w:pPr>
         <w:pStyle w:val="ae"/>
         <w:rPr>
+          <w:rFonts w:hint="cs"/>
           <w:rtl/>
         </w:rPr>
       </w:pPr>
@@ -7614,77 +8110,20 @@
           <w:rFonts w:hint="cs"/>
           <w:rtl/>
         </w:rPr>
-        <w:t>כגון מאמר על חג מתן תורה</w:t>
-      </w:r>
-      <w:r>
-        <w:rPr>
-          <w:rFonts w:hint="cs"/>
-          <w:rtl/>
-        </w:rPr>
-        <w:t>,</w:t>
-      </w:r>
-      <w:r>
-        <w:rPr>
-          <w:rFonts w:hint="cs"/>
-          <w:rtl/>
-        </w:rPr>
-        <w:t xml:space="preserve"> </w:t>
-      </w:r>
-      <w:r>
-        <w:rPr>
-          <w:rFonts w:hint="cs"/>
-          <w:rtl/>
-        </w:rPr>
-        <w:t>"</w:t>
-      </w:r>
-      <w:r>
-        <w:rPr>
-          <w:rFonts w:hint="cs"/>
-          <w:rtl/>
-        </w:rPr>
-        <w:t>מבוא למחשבת בית יוסף</w:t>
-      </w:r>
-      <w:r>
-        <w:rPr>
-          <w:rFonts w:hint="cs"/>
-          <w:rtl/>
-        </w:rPr>
-        <w:t>"</w:t>
-      </w:r>
-      <w:r>
-        <w:rPr>
-          <w:rFonts w:hint="cs"/>
-          <w:rtl/>
-        </w:rPr>
-        <w:t xml:space="preserve"> ו</w:t>
-      </w:r>
-      <w:r>
-        <w:rPr>
-          <w:rFonts w:hint="cs"/>
-          <w:rtl/>
-        </w:rPr>
-        <w:t>"</w:t>
-      </w:r>
-      <w:r>
-        <w:rPr>
-          <w:rFonts w:hint="cs"/>
-          <w:rtl/>
-        </w:rPr>
-        <w:t>מבוא קצר בענייני ידיעה וסנהדרין</w:t>
-      </w:r>
-      <w:r>
-        <w:rPr>
-          <w:rFonts w:hint="cs"/>
-          <w:rtl/>
-        </w:rPr>
-        <w:t>"</w:t>
-      </w:r>
-      <w:r>
-        <w:rPr>
-          <w:rFonts w:hint="cs"/>
-          <w:rtl/>
-        </w:rPr>
-        <w:t>.</w:t>
+        <w:t xml:space="preserve">וכפועל יוצא מדבריו אע"פ שלא ברור אם הוא אכן סובר כך </w:t>
+      </w:r>
+      <w:r>
+        <w:rPr>
+          <w:rtl/>
+        </w:rPr>
+        <w:t>–</w:t>
+      </w:r>
+      <w:r>
+        <w:rPr>
+          <w:rFonts w:hint="cs"/>
+          <w:rtl/>
+        </w:rPr>
+        <w:t xml:space="preserve"> אין סיבה לחגוג את יום העצמאות.</w:t>
       </w:r>
     </w:p>
   </w:footnote>
@@ -7713,14 +8152,77 @@
           <w:rFonts w:hint="cs"/>
           <w:rtl/>
         </w:rPr>
-        <w:t xml:space="preserve">זוהר אחרי </w:t>
-      </w:r>
-      <w:r>
-        <w:rPr>
-          <w:rFonts w:hint="cs"/>
-          <w:rtl/>
-        </w:rPr>
-        <w:t>מות, דף ע"ג.</w:t>
+        <w:t>כגון מאמר על חג מתן תורה</w:t>
+      </w:r>
+      <w:r>
+        <w:rPr>
+          <w:rFonts w:hint="cs"/>
+          <w:rtl/>
+        </w:rPr>
+        <w:t>,</w:t>
+      </w:r>
+      <w:r>
+        <w:rPr>
+          <w:rFonts w:hint="cs"/>
+          <w:rtl/>
+        </w:rPr>
+        <w:t xml:space="preserve"> </w:t>
+      </w:r>
+      <w:r>
+        <w:rPr>
+          <w:rFonts w:hint="cs"/>
+          <w:rtl/>
+        </w:rPr>
+        <w:t>"</w:t>
+      </w:r>
+      <w:r>
+        <w:rPr>
+          <w:rFonts w:hint="cs"/>
+          <w:rtl/>
+        </w:rPr>
+        <w:t>מבוא למחשבת בית יוסף</w:t>
+      </w:r>
+      <w:r>
+        <w:rPr>
+          <w:rFonts w:hint="cs"/>
+          <w:rtl/>
+        </w:rPr>
+        <w:t>"</w:t>
+      </w:r>
+      <w:r>
+        <w:rPr>
+          <w:rFonts w:hint="cs"/>
+          <w:rtl/>
+        </w:rPr>
+        <w:t xml:space="preserve"> ו</w:t>
+      </w:r>
+      <w:r>
+        <w:rPr>
+          <w:rFonts w:hint="cs"/>
+          <w:rtl/>
+        </w:rPr>
+        <w:t>"</w:t>
+      </w:r>
+      <w:r>
+        <w:rPr>
+          <w:rFonts w:hint="cs"/>
+          <w:rtl/>
+        </w:rPr>
+        <w:t>מבוא קצר בענייני ידיעה וסנהדרין</w:t>
+      </w:r>
+      <w:r>
+        <w:rPr>
+          <w:rFonts w:hint="cs"/>
+          <w:rtl/>
+        </w:rPr>
+        <w:t>"</w:t>
+      </w:r>
+      <w:r>
+        <w:rPr>
+          <w:rFonts w:hint="cs"/>
+          <w:rtl/>
+        </w:rPr>
+        <w:t>.</w:t>
       </w:r>
     </w:p>
   </w:footnote>
@@ -7728,6 +8230,9 @@
     <w:p>
       <w:pPr>
         <w:pStyle w:val="ae"/>
+        <w:rPr>
+          <w:rtl/>
+        </w:rPr>
       </w:pPr>
       <w:r>
         <w:rPr>
@@ -7746,7 +8251,14 @@
           <w:rFonts w:hint="cs"/>
           <w:rtl/>
         </w:rPr>
-        <w:t>זוהר אמור, צ"ג:</w:t>
+        <w:t xml:space="preserve">זוהר אחרי </w:t>
+      </w:r>
+      <w:r>
+        <w:rPr>
+          <w:rFonts w:hint="cs"/>
+          <w:rtl/>
+        </w:rPr>
+        <w:t>מות, דף ע"ג.</w:t>
       </w:r>
     </w:p>
   </w:footnote>
@@ -7772,21 +8284,7 @@
           <w:rFonts w:hint="cs"/>
           <w:rtl/>
         </w:rPr>
-        <w:t>זוהר תרומה</w:t>
-      </w:r>
-      <w:r>
-        <w:rPr>
-          <w:rFonts w:hint="cs"/>
-          <w:rtl/>
-        </w:rPr>
-        <w:t>,</w:t>
-      </w:r>
-      <w:r>
-        <w:rPr>
-          <w:rFonts w:hint="cs"/>
-          <w:rtl/>
-        </w:rPr>
-        <w:t xml:space="preserve"> קס"א:</w:t>
+        <w:t>זוהר אמור, צ"ג:</w:t>
       </w:r>
     </w:p>
   </w:footnote>
@@ -7794,9 +8292,6 @@
     <w:p>
       <w:pPr>
         <w:pStyle w:val="ae"/>
-        <w:rPr>
-          <w:rtl/>
-        </w:rPr>
       </w:pPr>
       <w:r>
         <w:rPr>
@@ -7812,9 +8307,24 @@
       </w:r>
       <w:r>
         <w:rPr>
-          <w:rtl/>
-        </w:rPr>
-        <w:t>תנא דבי אליהו רבה י"ד.</w:t>
+          <w:rFonts w:hint="cs"/>
+          <w:rtl/>
+        </w:rPr>
+        <w:t>זוהר תרומה</w:t>
+      </w:r>
+      <w:r>
+        <w:rPr>
+          <w:rFonts w:hint="cs"/>
+          <w:rtl/>
+        </w:rPr>
+        <w:t>,</w:t>
+      </w:r>
+      <w:r>
+        <w:rPr>
+          <w:rFonts w:hint="cs"/>
+          <w:rtl/>
+        </w:rPr>
+        <w:t xml:space="preserve"> קס"א:</w:t>
       </w:r>
     </w:p>
   </w:footnote>
@@ -7842,21 +8352,7 @@
         <w:rPr>
           <w:rtl/>
         </w:rPr>
-        <w:t>אע"פ שהיא מנשמת משה ולא  מנשמת משיח</w:t>
-      </w:r>
-      <w:r>
-        <w:rPr>
-          <w:rFonts w:hint="cs"/>
-          <w:rtl/>
-        </w:rPr>
-        <w:t>.</w:t>
-      </w:r>
-      <w:r>
-        <w:rPr>
-          <w:rFonts w:hint="cs"/>
-          <w:rtl/>
-        </w:rPr>
-        <w:t xml:space="preserve"> עיין שמונה קבצים ח' קנ"ז.</w:t>
+        <w:t>תנא דבי אליהו רבה י"ד.</w:t>
       </w:r>
     </w:p>
   </w:footnote>
@@ -7864,6 +8360,9 @@
     <w:p>
       <w:pPr>
         <w:pStyle w:val="ae"/>
+        <w:rPr>
+          <w:rtl/>
+        </w:rPr>
       </w:pPr>
       <w:r>
         <w:rPr>
@@ -7879,10 +8378,23 @@
       </w:r>
       <w:r>
         <w:rPr>
-          <w:rFonts w:hint="cs"/>
-          <w:rtl/>
-        </w:rPr>
-        <w:t>ישעיהו נ"א, ז'.</w:t>
+          <w:rtl/>
+        </w:rPr>
+        <w:t>אע"פ שהיא מנשמת משה ולא  מנשמת משיח</w:t>
+      </w:r>
+      <w:r>
+        <w:rPr>
+          <w:rFonts w:hint="cs"/>
+          <w:rtl/>
+        </w:rPr>
+        <w:t>.</w:t>
+      </w:r>
+      <w:r>
+        <w:rPr>
+          <w:rFonts w:hint="cs"/>
+          <w:rtl/>
+        </w:rPr>
+        <w:t xml:space="preserve"> עיין שמונה קבצים ח' קנ"ז.</w:t>
       </w:r>
     </w:p>
   </w:footnote>
@@ -7890,9 +8402,6 @@
     <w:p>
       <w:pPr>
         <w:pStyle w:val="ae"/>
-        <w:rPr>
-          <w:rtl/>
-        </w:rPr>
       </w:pPr>
       <w:r>
         <w:rPr>
@@ -7911,14 +8420,7 @@
           <w:rFonts w:hint="cs"/>
           <w:rtl/>
         </w:rPr>
-        <w:t>כידוע ששניהם בספירת בינה</w:t>
-      </w:r>
-      <w:r>
-        <w:rPr>
-          <w:rFonts w:hint="cs"/>
-          <w:rtl/>
-        </w:rPr>
-        <w:t>.</w:t>
+        <w:t>ישעיהו נ"א, ז'.</w:t>
       </w:r>
     </w:p>
   </w:footnote>
@@ -7926,6 +8428,9 @@
     <w:p>
       <w:pPr>
         <w:pStyle w:val="ae"/>
+        <w:rPr>
+          <w:rtl/>
+        </w:rPr>
       </w:pPr>
       <w:r>
         <w:rPr>
@@ -7944,14 +8449,14 @@
           <w:rFonts w:hint="cs"/>
           <w:rtl/>
         </w:rPr>
-        <w:t xml:space="preserve">שזו כידוע עבודת הענן שגילו בני אהרון נדב ואביהוא ושאנו </w:t>
-      </w:r>
-      <w:r>
-        <w:rPr>
-          <w:rFonts w:hint="cs"/>
-          <w:rtl/>
-        </w:rPr>
-        <w:t>מגלים אותה בעקבותיהם כל יום כיפור.</w:t>
+        <w:t>כידוע ששניהם בספירת בינה</w:t>
+      </w:r>
+      <w:r>
+        <w:rPr>
+          <w:rFonts w:hint="cs"/>
+          <w:rtl/>
+        </w:rPr>
+        <w:t>.</w:t>
       </w:r>
     </w:p>
   </w:footnote>
@@ -7959,9 +8464,6 @@
     <w:p>
       <w:pPr>
         <w:pStyle w:val="ae"/>
-        <w:rPr>
-          <w:rtl/>
-        </w:rPr>
       </w:pPr>
       <w:r>
         <w:rPr>
@@ -7980,14 +8482,14 @@
           <w:rFonts w:hint="cs"/>
           <w:rtl/>
         </w:rPr>
-        <w:t xml:space="preserve">פרק ו' </w:t>
-      </w:r>
-      <w:r>
-        <w:rPr>
-          <w:rFonts w:hint="cs"/>
-          <w:rtl/>
-        </w:rPr>
-        <w:t>בהקדמה לנבחר באמונות ובדעות.</w:t>
+        <w:t xml:space="preserve">שזו כידוע עבודת הענן שגילו בני אהרון נדב ואביהוא ושאנו </w:t>
+      </w:r>
+      <w:r>
+        <w:rPr>
+          <w:rFonts w:hint="cs"/>
+          <w:rtl/>
+        </w:rPr>
+        <w:t>מגלים אותה בעקבותיהם כל יום כיפור.</w:t>
       </w:r>
     </w:p>
   </w:footnote>
@@ -7995,6 +8497,10 @@
     <w:p>
       <w:pPr>
         <w:pStyle w:val="ae"/>
+        <w:rPr>
+          <w:rFonts w:hint="cs"/>
+          <w:rtl/>
+        </w:rPr>
       </w:pPr>
       <w:r>
         <w:rPr>
@@ -8006,31 +8512,14 @@
         <w:rPr>
           <w:rtl/>
         </w:rPr>
-        <w:t xml:space="preserve"> כבר בציטוט עצמו ראוי להעיר שתי הערות: א. כתוב "העם" וידוע שכל פעם שכתוב העם זה ערב רב. ב. כתוב "ה</w:t>
-      </w:r>
-      <w:r>
-        <w:rPr>
-          <w:rtl/>
-        </w:rPr>
-        <w:t>א־להים</w:t>
-      </w:r>
-      <w:r>
-        <w:rPr>
-          <w:rtl/>
-        </w:rPr>
-        <w:t>" וידוע שכל פעם שכתוב "ה</w:t>
-      </w:r>
-      <w:r>
-        <w:rPr>
-          <w:rtl/>
-        </w:rPr>
-        <w:t>א־להים</w:t>
-      </w:r>
-      <w:r>
-        <w:rPr>
-          <w:rtl/>
-        </w:rPr>
-        <w:t>" בה' הידיעה יש שמץ עבודה זרה</w:t>
+        <w:t xml:space="preserve"> </w:t>
+      </w:r>
+      <w:r>
+        <w:rPr>
+          <w:rFonts w:hint="cs"/>
+          <w:rtl/>
+        </w:rPr>
+        <w:t>ולכן כל כך חשוב לחגוג את יום העצמאות! היום שיצאנו לחירות ואנחנו יכולים לשוב להיות עם ה'.</w:t>
       </w:r>
     </w:p>
   </w:footnote>
@@ -8038,6 +8527,9 @@
     <w:p>
       <w:pPr>
         <w:pStyle w:val="ae"/>
+        <w:rPr>
+          <w:rtl/>
+        </w:rPr>
       </w:pPr>
       <w:r>
         <w:rPr>
@@ -8056,14 +8548,14 @@
           <w:rFonts w:hint="cs"/>
           <w:rtl/>
         </w:rPr>
-        <w:t xml:space="preserve">כפי שמביא למשל האוה"ח הק' ריש </w:t>
-      </w:r>
-      <w:r>
-        <w:rPr>
-          <w:rFonts w:hint="cs"/>
-          <w:rtl/>
-        </w:rPr>
-        <w:t>בשלח.</w:t>
+        <w:t xml:space="preserve">פרק ו' </w:t>
+      </w:r>
+      <w:r>
+        <w:rPr>
+          <w:rFonts w:hint="cs"/>
+          <w:rtl/>
+        </w:rPr>
+        <w:t>בהקדמה לנבחר באמונות ובדעות.</w:t>
       </w:r>
     </w:p>
   </w:footnote>
@@ -8082,21 +8574,31 @@
         <w:rPr>
           <w:rtl/>
         </w:rPr>
-        <w:t xml:space="preserve"> </w:t>
-      </w:r>
-      <w:r>
-        <w:rPr>
-          <w:rFonts w:hint="cs"/>
-          <w:rtl/>
-        </w:rPr>
-        <w:t xml:space="preserve">בבלי, שבת </w:t>
-      </w:r>
-      <w:r>
-        <w:rPr>
-          <w:rFonts w:hint="cs"/>
-          <w:rtl/>
-        </w:rPr>
-        <w:t>פ"ח.</w:t>
+        <w:t xml:space="preserve"> כבר בציטוט עצמו ראוי להעיר שתי הערות: א. כתוב "העם" וידוע שכל פעם שכתוב העם זה ערב רב. ב. כתוב "ה</w:t>
+      </w:r>
+      <w:r>
+        <w:rPr>
+          <w:rtl/>
+        </w:rPr>
+        <w:t>א־להים</w:t>
+      </w:r>
+      <w:r>
+        <w:rPr>
+          <w:rtl/>
+        </w:rPr>
+        <w:t>" וידוע שכל פעם שכתוב "ה</w:t>
+      </w:r>
+      <w:r>
+        <w:rPr>
+          <w:rtl/>
+        </w:rPr>
+        <w:t>א־להים</w:t>
+      </w:r>
+      <w:r>
+        <w:rPr>
+          <w:rtl/>
+        </w:rPr>
+        <w:t>" בה' הידיעה יש שמץ עבודה זרה</w:t>
       </w:r>
     </w:p>
   </w:footnote>
@@ -8104,9 +8606,6 @@
     <w:p>
       <w:pPr>
         <w:pStyle w:val="ae"/>
-        <w:rPr>
-          <w:rtl/>
-        </w:rPr>
       </w:pPr>
       <w:r>
         <w:rPr>
@@ -8125,7 +8624,34 @@
           <w:rFonts w:hint="cs"/>
           <w:rtl/>
         </w:rPr>
-        <w:t>כמבואר באריכות במאמר מבוא קצר בענייני ידיעה וסנהדרין.</w:t>
+        <w:t xml:space="preserve">כפי שמביא למשל האוה"ח הק' ריש </w:t>
+      </w:r>
+      <w:r>
+        <w:rPr>
+          <w:rFonts w:hint="cs"/>
+          <w:rtl/>
+        </w:rPr>
+        <w:t>בשלח.</w:t>
+      </w:r>
+      <w:r>
+        <w:rPr>
+          <w:rFonts w:hint="cs"/>
+          <w:rtl/>
+        </w:rPr>
+        <w:t xml:space="preserve"> ובאופן יותר כללי רש"י על ויהי העם כמתאוננים </w:t>
+      </w:r>
+      <w:r>
+        <w:rPr>
+          <w:rtl/>
+        </w:rPr>
+        <w:t>–</w:t>
+      </w:r>
+      <w:r>
+        <w:rPr>
+          <w:rFonts w:hint="cs"/>
+          <w:rtl/>
+        </w:rPr>
+        <w:t xml:space="preserve"> אין העם אלא רשעים.</w:t>
       </w:r>
     </w:p>
   </w:footnote>
@@ -8134,6 +8660,7 @@
       <w:pPr>
         <w:pStyle w:val="ae"/>
         <w:rPr>
+          <w:rFonts w:hint="cs"/>
           <w:rtl/>
         </w:rPr>
       </w:pPr>
@@ -8149,12 +8676,22 @@
         </w:rPr>
         <w:t xml:space="preserve"> </w:t>
       </w:r>
-      <w:r>
-        <w:rPr>
-          <w:rFonts w:hint="cs"/>
-          <w:rtl/>
-        </w:rPr>
-        <w:t>חול.</w:t>
+      <w:hyperlink r:id="rId1" w:history="1">
+        <w:r>
+          <w:rPr>
+            <w:rStyle w:val="Hyperlink"/>
+            <w:rFonts w:hint="cs"/>
+            <w:rtl/>
+          </w:rPr>
+          <w:t>מדרש שוחר טוב ס"ח, ט'</w:t>
+        </w:r>
+      </w:hyperlink>
+      <w:r>
+        <w:rPr>
+          <w:rFonts w:hint="cs"/>
+          <w:rtl/>
+        </w:rPr>
+        <w:t>.</w:t>
       </w:r>
     </w:p>
   </w:footnote>
@@ -8180,14 +8717,14 @@
           <w:rFonts w:hint="cs"/>
           <w:rtl/>
         </w:rPr>
-        <w:t xml:space="preserve">זוהר חדש, </w:t>
-      </w:r>
-      <w:r>
-        <w:rPr>
-          <w:rFonts w:hint="cs"/>
-          <w:rtl/>
-        </w:rPr>
-        <w:t xml:space="preserve">ספרא תנינא, נ"ט. הובא דומה בזוהר בהעלותך ובעוד מקומות. הובא בהרחבה בהקדמת מהרח"ו לשער ההקדמות. </w:t>
+        <w:t xml:space="preserve">בבלי, שבת </w:t>
+      </w:r>
+      <w:r>
+        <w:rPr>
+          <w:rFonts w:hint="cs"/>
+          <w:rtl/>
+        </w:rPr>
+        <w:t>פ"ח.</w:t>
       </w:r>
     </w:p>
   </w:footnote>
@@ -8211,7 +8748,98 @@
         </w:rPr>
         <w:t xml:space="preserve"> </w:t>
       </w:r>
-      <w:hyperlink r:id="rId1" w:history="1">
+      <w:r>
+        <w:rPr>
+          <w:rFonts w:hint="cs"/>
+          <w:rtl/>
+        </w:rPr>
+        <w:t>כמבואר באריכות במאמר מבוא קצר בענייני ידיעה וסנהדרין.</w:t>
+      </w:r>
+    </w:p>
+  </w:footnote>
+  <w:footnote w:id="18">
+    <w:p>
+      <w:pPr>
+        <w:pStyle w:val="ae"/>
+        <w:rPr>
+          <w:rtl/>
+        </w:rPr>
+      </w:pPr>
+      <w:r>
+        <w:rPr>
+          <w:rStyle w:val="af0"/>
+        </w:rPr>
+        <w:footnoteRef/>
+      </w:r>
+      <w:r>
+        <w:rPr>
+          <w:rtl/>
+        </w:rPr>
+        <w:t xml:space="preserve"> </w:t>
+      </w:r>
+      <w:r>
+        <w:rPr>
+          <w:rFonts w:hint="cs"/>
+          <w:rtl/>
+        </w:rPr>
+        <w:t>חול.</w:t>
+      </w:r>
+    </w:p>
+  </w:footnote>
+  <w:footnote w:id="19">
+    <w:p>
+      <w:pPr>
+        <w:pStyle w:val="ae"/>
+      </w:pPr>
+      <w:r>
+        <w:rPr>
+          <w:rStyle w:val="af0"/>
+        </w:rPr>
+        <w:footnoteRef/>
+      </w:r>
+      <w:r>
+        <w:rPr>
+          <w:rtl/>
+        </w:rPr>
+        <w:t xml:space="preserve"> </w:t>
+      </w:r>
+      <w:r>
+        <w:rPr>
+          <w:rFonts w:hint="cs"/>
+          <w:rtl/>
+        </w:rPr>
+        <w:t xml:space="preserve">זוהר חדש, </w:t>
+      </w:r>
+      <w:r>
+        <w:rPr>
+          <w:rFonts w:hint="cs"/>
+          <w:rtl/>
+        </w:rPr>
+        <w:t xml:space="preserve">ספרא תנינא, נ"ט. הובא דומה בזוהר בהעלותך ובעוד מקומות. הובא בהרחבה בהקדמת מהרח"ו לשער ההקדמות. </w:t>
+      </w:r>
+    </w:p>
+  </w:footnote>
+  <w:footnote w:id="20">
+    <w:p>
+      <w:pPr>
+        <w:pStyle w:val="ae"/>
+        <w:rPr>
+          <w:rtl/>
+        </w:rPr>
+      </w:pPr>
+      <w:r>
+        <w:rPr>
+          <w:rStyle w:val="af0"/>
+        </w:rPr>
+        <w:footnoteRef/>
+      </w:r>
+      <w:r>
+        <w:rPr>
+          <w:rtl/>
+        </w:rPr>
+        <w:t xml:space="preserve"> </w:t>
+      </w:r>
+      <w:hyperlink r:id="rId2" w:history="1">
         <w:r>
           <w:rPr>
             <w:rStyle w:val="Hyperlink"/>
@@ -8289,13 +8917,10 @@
       </w:r>
     </w:p>
   </w:footnote>
-  <w:footnote w:id="18">
+  <w:footnote w:id="21">
     <w:p>
       <w:pPr>
         <w:pStyle w:val="ae"/>
-        <w:rPr>
-          <w:rFonts w:hint="cs"/>
-        </w:rPr>
       </w:pPr>
       <w:r>
         <w:rPr>
@@ -8318,7 +8943,7 @@
       </w:r>
     </w:p>
   </w:footnote>
-  <w:footnote w:id="19">
+  <w:footnote w:id="22">
     <w:p>
       <w:pPr>
         <w:pStyle w:val="ae"/>
@@ -9004,7 +9629,6 @@
   <w:style w:type="character" w:default="1" w:styleId="a0">
     <w:name w:val="Default Paragraph Font"/>
     <w:uiPriority w:val="1"/>
-    <w:semiHidden/>
     <w:unhideWhenUsed/>
   </w:style>
   <w:style w:type="table" w:default="1" w:styleId="a1">

--- a/src/articles/דברים-פשוטים/דברים פשוטים פסח תשפו.docx
+++ b/src/articles/דברים-פשוטים/דברים פשוטים פסח תשפו.docx
@@ -2067,16 +2067,42 @@
       </w:r>
       <w:r>
         <w:rPr>
-          <w:rFonts w:hint="cs"/>
-          <w:rtl/>
-        </w:rPr>
-        <w:t>:</w:t>
-      </w:r>
-      <w:r>
-        <w:rPr>
-          <w:rtl/>
-        </w:rPr>
-        <w:t>". ישראל יוצאים ממצרים על מנת</w:t>
+          <w:rtl/>
+        </w:rPr>
+        <w:t>"</w:t>
+      </w:r>
+      <w:r>
+        <w:rPr>
+          <w:rFonts w:hint="cs"/>
+          <w:rtl/>
+        </w:rPr>
+        <w:t xml:space="preserve">, ושוב </w:t>
+      </w:r>
+      <w:r>
+        <w:rPr>
+          <w:rFonts w:hint="cs"/>
+          <w:rtl/>
+        </w:rPr>
+        <w:t>בהמשך פרשת ואתחנן "</w:t>
+      </w:r>
+      <w:r>
+        <w:rPr>
+          <w:rtl/>
+        </w:rPr>
+        <w:t>וְאוֹתָ֖נוּ הוֹצִ֣יא מִשָּׁ֑ם לְמַ֙עַן֙ הָבִ֣יא אֹתָ֔נוּ לָ֤תֶת לָ֙נוּ֙ אֶת־הָאָ֔רֶץ אֲשֶׁ֥ר נִשְׁבַּ֖ע לַאֲבֹתֵֽינוּ</w:t>
+      </w:r>
+      <w:r>
+        <w:rPr>
+          <w:rFonts w:hint="cs"/>
+          <w:rtl/>
+        </w:rPr>
+        <w:t>"</w:t>
+      </w:r>
+      <w:r>
+        <w:rPr>
+          <w:rtl/>
+        </w:rPr>
+        <w:t>. ישראל יוצאים ממצרים על מנת</w:t>
       </w:r>
       <w:r>
         <w:rPr>
@@ -2356,7 +2382,15 @@
           <w:rFonts w:hint="cs"/>
           <w:rtl/>
         </w:rPr>
-        <w:t>שהיא עוזרת לך להיות אתה.</w:t>
+        <w:t xml:space="preserve">שהיא </w:t>
+      </w:r>
+      <w:r>
+        <w:rPr>
+          <w:rFonts w:hint="cs"/>
+          <w:rtl/>
+        </w:rPr>
+        <w:lastRenderedPageBreak/>
+        <w:t>עוזרת לך להיות אתה.</w:t>
       </w:r>
       <w:r>
         <w:rPr>
@@ -2404,7 +2438,7 @@
           <w:rFonts w:hint="cs"/>
           <w:rtl/>
         </w:rPr>
-        <w:t xml:space="preserve">. </w:t>
+        <w:t>.</w:t>
       </w:r>
     </w:p>
     <w:p>
@@ -2418,7 +2452,6 @@
           <w:rFonts w:hint="cs"/>
           <w:rtl/>
         </w:rPr>
-        <w:lastRenderedPageBreak/>
         <w:t xml:space="preserve">בהקשר זה של חירות, </w:t>
       </w:r>
       <w:r>
@@ -3736,6 +3769,13 @@
         </w:rPr>
         <w:t>.</w:t>
       </w:r>
+      <w:r>
+        <w:rPr>
+          <w:rStyle w:val="af0"/>
+          <w:rtl/>
+        </w:rPr>
+        <w:footnoteReference w:id="12"/>
+      </w:r>
     </w:p>
     <w:p>
       <w:pPr>
@@ -3797,7 +3837,7 @@
           <w:rStyle w:val="af0"/>
           <w:rtl/>
         </w:rPr>
-        <w:footnoteReference w:id="12"/>
+        <w:footnoteReference w:id="13"/>
       </w:r>
       <w:r>
         <w:rPr>
@@ -3974,7 +4014,7 @@
           <w:rStyle w:val="af0"/>
           <w:rtl/>
         </w:rPr>
-        <w:footnoteReference w:id="13"/>
+        <w:footnoteReference w:id="14"/>
       </w:r>
       <w:r>
         <w:rPr>
@@ -4648,14 +4688,22 @@
           <w:rFonts w:hint="cs"/>
           <w:rtl/>
         </w:rPr>
-        <w:t>אכן הזוהר מדגיש בעקבות הפשט שכל פעם שכתוב "העם" הכוונה לערב רב</w:t>
+        <w:t xml:space="preserve">אכן הזוהר מדגיש בעקבות הפשט שכל פעם </w:t>
+      </w:r>
+      <w:r>
+        <w:rPr>
+          <w:rFonts w:hint="cs"/>
+          <w:rtl/>
+        </w:rPr>
+        <w:lastRenderedPageBreak/>
+        <w:t>שכתוב "העם" הכוונה לערב רב</w:t>
       </w:r>
       <w:r>
         <w:rPr>
           <w:rStyle w:val="af0"/>
           <w:rtl/>
         </w:rPr>
-        <w:footnoteReference w:id="14"/>
+        <w:footnoteReference w:id="15"/>
       </w:r>
       <w:r>
         <w:rPr>
@@ -4752,7 +4800,7 @@
           <w:rFonts w:hint="cs"/>
           <w:rtl/>
         </w:rPr>
-        <w:t xml:space="preserve"> ועוד קבוצה, "העם"</w:t>
+        <w:t>ועוד קבוצה, "העם"</w:t>
       </w:r>
       <w:r>
         <w:rPr>
@@ -4850,7 +4898,6 @@
           <w:rFonts w:hint="cs"/>
           <w:rtl/>
         </w:rPr>
-        <w:lastRenderedPageBreak/>
         <w:t>התוכנית המקורית של ה' ליצי</w:t>
       </w:r>
       <w:r>
@@ -5400,7 +5447,7 @@
           <w:rStyle w:val="af0"/>
           <w:rtl/>
         </w:rPr>
-        <w:footnoteReference w:id="15"/>
+        <w:footnoteReference w:id="16"/>
       </w:r>
       <w:r>
         <w:rPr>
@@ -5566,7 +5613,7 @@
           <w:rStyle w:val="af0"/>
           <w:rtl/>
         </w:rPr>
-        <w:footnoteReference w:id="16"/>
+        <w:footnoteReference w:id="17"/>
       </w:r>
       <w:r>
         <w:rPr>
@@ -5614,7 +5661,7 @@
           <w:rStyle w:val="af0"/>
           <w:rtl/>
         </w:rPr>
-        <w:footnoteReference w:id="17"/>
+        <w:footnoteReference w:id="18"/>
       </w:r>
       <w:r>
         <w:rPr>
@@ -5881,7 +5928,7 @@
           <w:rStyle w:val="af0"/>
           <w:rtl/>
         </w:rPr>
-        <w:footnoteReference w:id="18"/>
+        <w:footnoteReference w:id="19"/>
       </w:r>
       <w:r>
         <w:rPr>
@@ -6352,7 +6399,7 @@
           <w:rStyle w:val="af0"/>
           <w:rtl/>
         </w:rPr>
-        <w:footnoteReference w:id="19"/>
+        <w:footnoteReference w:id="20"/>
       </w:r>
       <w:r>
         <w:rPr>
@@ -6941,7 +6988,7 @@
           <w:rStyle w:val="af0"/>
           <w:rtl/>
         </w:rPr>
-        <w:footnoteReference w:id="20"/>
+        <w:footnoteReference w:id="21"/>
       </w:r>
       <w:r>
         <w:rPr>
@@ -6983,7 +7030,7 @@
           <w:rStyle w:val="af0"/>
           <w:rtl/>
         </w:rPr>
-        <w:footnoteReference w:id="21"/>
+        <w:footnoteReference w:id="22"/>
       </w:r>
       <w:r>
         <w:rPr>
@@ -7333,7 +7380,7 @@
           <w:rStyle w:val="af0"/>
           <w:rtl/>
         </w:rPr>
-        <w:footnoteReference w:id="22"/>
+        <w:footnoteReference w:id="23"/>
       </w:r>
       <w:r>
         <w:rPr>
@@ -8089,7 +8136,6 @@
       <w:pPr>
         <w:pStyle w:val="ae"/>
         <w:rPr>
-          <w:rFonts w:hint="cs"/>
           <w:rtl/>
         </w:rPr>
       </w:pPr>
@@ -8498,7 +8544,6 @@
       <w:pPr>
         <w:pStyle w:val="ae"/>
         <w:rPr>
-          <w:rFonts w:hint="cs"/>
           <w:rtl/>
         </w:rPr>
       </w:pPr>
@@ -8539,23 +8584,80 @@
       </w:r>
       <w:r>
         <w:rPr>
-          <w:rtl/>
-        </w:rPr>
-        <w:t xml:space="preserve"> </w:t>
-      </w:r>
-      <w:r>
-        <w:rPr>
-          <w:rFonts w:hint="cs"/>
-          <w:rtl/>
-        </w:rPr>
-        <w:t xml:space="preserve">פרק ו' </w:t>
-      </w:r>
-      <w:r>
-        <w:rPr>
-          <w:rFonts w:hint="cs"/>
-          <w:rtl/>
-        </w:rPr>
-        <w:t>בהקדמה לנבחר באמונות ובדעות.</w:t>
+          <w:rFonts w:hint="cs"/>
+          <w:rtl/>
+        </w:rPr>
+        <w:t xml:space="preserve"> </w:t>
+      </w:r>
+      <w:r>
+        <w:rPr>
+          <w:rFonts w:hint="cs"/>
+          <w:rtl/>
+        </w:rPr>
+        <w:t>שוב ראיתי</w:t>
+      </w:r>
+      <w:r>
+        <w:rPr>
+          <w:rFonts w:hint="cs"/>
+          <w:rtl/>
+        </w:rPr>
+        <w:t xml:space="preserve"> אחרי רואי, חידושי אגדות </w:t>
+      </w:r>
+      <w:r>
+        <w:rPr>
+          <w:rFonts w:hint="cs"/>
+          <w:rtl/>
+        </w:rPr>
+        <w:t>ל</w:t>
+      </w:r>
+      <w:r>
+        <w:rPr>
+          <w:rFonts w:hint="cs"/>
+          <w:rtl/>
+        </w:rPr>
+        <w:t xml:space="preserve">מהרש"א ז"ל </w:t>
+      </w:r>
+      <w:r>
+        <w:rPr>
+          <w:rFonts w:hint="cs"/>
+          <w:rtl/>
+        </w:rPr>
+        <w:t xml:space="preserve">ברכות נ"ד: סוף ד"ה </w:t>
+      </w:r>
+      <w:r>
+        <w:rPr>
+          <w:rFonts w:hint="cs"/>
+          <w:rtl/>
+        </w:rPr>
+        <w:t>"ארבעה צריכין להודות": "</w:t>
+      </w:r>
+      <w:r>
+        <w:rPr>
+          <w:b/>
+          <w:bCs/>
+          <w:rtl/>
+        </w:rPr>
+        <w:t>שלא באו ישראל לידי חירות גמור עד אחר שכבשו א"י</w:t>
+      </w:r>
+      <w:r>
+        <w:rPr>
+          <w:rtl/>
+        </w:rPr>
+        <w:t xml:space="preserve"> שניטל יד האויבים לגמרי מעלינו</w:t>
+      </w:r>
+      <w:r>
+        <w:rPr>
+          <w:rFonts w:hint="cs"/>
+          <w:rtl/>
+        </w:rPr>
+        <w:t>...</w:t>
+      </w:r>
+      <w:r>
+        <w:rPr>
+          <w:rFonts w:hint="cs"/>
+          <w:rtl/>
+        </w:rPr>
+        <w:t>".</w:t>
       </w:r>
     </w:p>
   </w:footnote>
@@ -8563,6 +8665,9 @@
     <w:p>
       <w:pPr>
         <w:pStyle w:val="ae"/>
+        <w:rPr>
+          <w:rtl/>
+        </w:rPr>
       </w:pPr>
       <w:r>
         <w:rPr>
@@ -8574,31 +8679,21 @@
         <w:rPr>
           <w:rtl/>
         </w:rPr>
-        <w:t xml:space="preserve"> כבר בציטוט עצמו ראוי להעיר שתי הערות: א. כתוב "העם" וידוע שכל פעם שכתוב העם זה ערב רב. ב. כתוב "ה</w:t>
-      </w:r>
-      <w:r>
-        <w:rPr>
-          <w:rtl/>
-        </w:rPr>
-        <w:t>א־להים</w:t>
-      </w:r>
-      <w:r>
-        <w:rPr>
-          <w:rtl/>
-        </w:rPr>
-        <w:t>" וידוע שכל פעם שכתוב "ה</w:t>
-      </w:r>
-      <w:r>
-        <w:rPr>
-          <w:rtl/>
-        </w:rPr>
-        <w:t>א־להים</w:t>
-      </w:r>
-      <w:r>
-        <w:rPr>
-          <w:rtl/>
-        </w:rPr>
-        <w:t>" בה' הידיעה יש שמץ עבודה זרה</w:t>
+        <w:t xml:space="preserve"> </w:t>
+      </w:r>
+      <w:r>
+        <w:rPr>
+          <w:rFonts w:hint="cs"/>
+          <w:rtl/>
+        </w:rPr>
+        <w:t xml:space="preserve">פרק ו' </w:t>
+      </w:r>
+      <w:r>
+        <w:rPr>
+          <w:rFonts w:hint="cs"/>
+          <w:rtl/>
+        </w:rPr>
+        <w:t>בהקדמה לנבחר באמונות ובדעות.</w:t>
       </w:r>
     </w:p>
   </w:footnote>
@@ -8617,41 +8712,31 @@
         <w:rPr>
           <w:rtl/>
         </w:rPr>
-        <w:t xml:space="preserve"> </w:t>
-      </w:r>
-      <w:r>
-        <w:rPr>
-          <w:rFonts w:hint="cs"/>
-          <w:rtl/>
-        </w:rPr>
-        <w:t xml:space="preserve">כפי שמביא למשל האוה"ח הק' ריש </w:t>
-      </w:r>
-      <w:r>
-        <w:rPr>
-          <w:rFonts w:hint="cs"/>
-          <w:rtl/>
-        </w:rPr>
-        <w:t>בשלח.</w:t>
-      </w:r>
-      <w:r>
-        <w:rPr>
-          <w:rFonts w:hint="cs"/>
-          <w:rtl/>
-        </w:rPr>
-        <w:t xml:space="preserve"> ובאופן יותר כללי רש"י על ויהי העם כמתאוננים </w:t>
-      </w:r>
-      <w:r>
-        <w:rPr>
-          <w:rtl/>
-        </w:rPr>
-        <w:t>–</w:t>
-      </w:r>
-      <w:r>
-        <w:rPr>
-          <w:rFonts w:hint="cs"/>
-          <w:rtl/>
-        </w:rPr>
-        <w:t xml:space="preserve"> אין העם אלא רשעים.</w:t>
+        <w:t xml:space="preserve"> כבר בציטוט עצמו ראוי להעיר שתי הערות: א. כתוב "העם" וידוע שכל פעם שכתוב העם זה ערב רב. ב. כתוב "ה</w:t>
+      </w:r>
+      <w:r>
+        <w:rPr>
+          <w:rtl/>
+        </w:rPr>
+        <w:t>א־להים</w:t>
+      </w:r>
+      <w:r>
+        <w:rPr>
+          <w:rtl/>
+        </w:rPr>
+        <w:t>" וידוע שכל פעם שכתוב "ה</w:t>
+      </w:r>
+      <w:r>
+        <w:rPr>
+          <w:rtl/>
+        </w:rPr>
+        <w:t>א־להים</w:t>
+      </w:r>
+      <w:r>
+        <w:rPr>
+          <w:rtl/>
+        </w:rPr>
+        <w:t>" בה' הידיעה יש שמץ עבודה זרה</w:t>
       </w:r>
     </w:p>
   </w:footnote>
@@ -8659,8 +8744,60 @@
     <w:p>
       <w:pPr>
         <w:pStyle w:val="ae"/>
-        <w:rPr>
-          <w:rFonts w:hint="cs"/>
+      </w:pPr>
+      <w:r>
+        <w:rPr>
+          <w:rStyle w:val="af0"/>
+        </w:rPr>
+        <w:footnoteRef/>
+      </w:r>
+      <w:r>
+        <w:rPr>
+          <w:rtl/>
+        </w:rPr>
+        <w:t xml:space="preserve"> </w:t>
+      </w:r>
+      <w:r>
+        <w:rPr>
+          <w:rFonts w:hint="cs"/>
+          <w:rtl/>
+        </w:rPr>
+        <w:t xml:space="preserve">כפי שמביא למשל האוה"ח הק' ריש </w:t>
+      </w:r>
+      <w:r>
+        <w:rPr>
+          <w:rFonts w:hint="cs"/>
+          <w:rtl/>
+        </w:rPr>
+        <w:t>בשלח.</w:t>
+      </w:r>
+      <w:r>
+        <w:rPr>
+          <w:rFonts w:hint="cs"/>
+          <w:rtl/>
+        </w:rPr>
+        <w:t xml:space="preserve"> ובאופן יותר כללי רש"י על ויהי העם כמתאוננים </w:t>
+      </w:r>
+      <w:r>
+        <w:rPr>
+          <w:rtl/>
+        </w:rPr>
+        <w:t>–</w:t>
+      </w:r>
+      <w:r>
+        <w:rPr>
+          <w:rFonts w:hint="cs"/>
+          <w:rtl/>
+        </w:rPr>
+        <w:t xml:space="preserve"> אין העם אלא רשעים.</w:t>
+      </w:r>
+    </w:p>
+  </w:footnote>
+  <w:footnote w:id="16">
+    <w:p>
+      <w:pPr>
+        <w:pStyle w:val="ae"/>
+        <w:rPr>
           <w:rtl/>
         </w:rPr>
       </w:pPr>
@@ -8695,7 +8832,7 @@
       </w:r>
     </w:p>
   </w:footnote>
-  <w:footnote w:id="16">
+  <w:footnote w:id="17">
     <w:p>
       <w:pPr>
         <w:pStyle w:val="ae"/>
@@ -8725,35 +8862,6 @@
           <w:rtl/>
         </w:rPr>
         <w:t>פ"ח.</w:t>
-      </w:r>
-    </w:p>
-  </w:footnote>
-  <w:footnote w:id="17">
-    <w:p>
-      <w:pPr>
-        <w:pStyle w:val="ae"/>
-        <w:rPr>
-          <w:rtl/>
-        </w:rPr>
-      </w:pPr>
-      <w:r>
-        <w:rPr>
-          <w:rStyle w:val="af0"/>
-        </w:rPr>
-        <w:footnoteRef/>
-      </w:r>
-      <w:r>
-        <w:rPr>
-          <w:rtl/>
-        </w:rPr>
-        <w:t xml:space="preserve"> </w:t>
-      </w:r>
-      <w:r>
-        <w:rPr>
-          <w:rFonts w:hint="cs"/>
-          <w:rtl/>
-        </w:rPr>
-        <w:t>כמבואר באריכות במאמר מבוא קצר בענייני ידיעה וסנהדרין.</w:t>
       </w:r>
     </w:p>
   </w:footnote>
@@ -8782,7 +8890,7 @@
           <w:rFonts w:hint="cs"/>
           <w:rtl/>
         </w:rPr>
-        <w:t>חול.</w:t>
+        <w:t>כמבואר באריכות במאמר מבוא קצר בענייני ידיעה וסנהדרין.</w:t>
       </w:r>
     </w:p>
   </w:footnote>
@@ -8790,6 +8898,9 @@
     <w:p>
       <w:pPr>
         <w:pStyle w:val="ae"/>
+        <w:rPr>
+          <w:rtl/>
+        </w:rPr>
       </w:pPr>
       <w:r>
         <w:rPr>
@@ -8808,18 +8919,44 @@
           <w:rFonts w:hint="cs"/>
           <w:rtl/>
         </w:rPr>
-        <w:t xml:space="preserve">זוהר חדש, </w:t>
-      </w:r>
-      <w:r>
-        <w:rPr>
-          <w:rFonts w:hint="cs"/>
-          <w:rtl/>
-        </w:rPr>
-        <w:t xml:space="preserve">ספרא תנינא, נ"ט. הובא דומה בזוהר בהעלותך ובעוד מקומות. הובא בהרחבה בהקדמת מהרח"ו לשער ההקדמות. </w:t>
+        <w:t>חול.</w:t>
       </w:r>
     </w:p>
   </w:footnote>
   <w:footnote w:id="20">
+    <w:p>
+      <w:pPr>
+        <w:pStyle w:val="ae"/>
+      </w:pPr>
+      <w:r>
+        <w:rPr>
+          <w:rStyle w:val="af0"/>
+        </w:rPr>
+        <w:footnoteRef/>
+      </w:r>
+      <w:r>
+        <w:rPr>
+          <w:rtl/>
+        </w:rPr>
+        <w:t xml:space="preserve"> </w:t>
+      </w:r>
+      <w:r>
+        <w:rPr>
+          <w:rFonts w:hint="cs"/>
+          <w:rtl/>
+        </w:rPr>
+        <w:t xml:space="preserve">זוהר חדש, </w:t>
+      </w:r>
+      <w:r>
+        <w:rPr>
+          <w:rFonts w:hint="cs"/>
+          <w:rtl/>
+        </w:rPr>
+        <w:t xml:space="preserve">ספרא תנינא, נ"ט. הובא דומה בזוהר בהעלותך ובעוד מקומות. הובא בהרחבה בהקדמת מהרח"ו לשער ההקדמות. </w:t>
+      </w:r>
+    </w:p>
+  </w:footnote>
+  <w:footnote w:id="21">
     <w:p>
       <w:pPr>
         <w:pStyle w:val="ae"/>
@@ -8917,7 +9054,7 @@
       </w:r>
     </w:p>
   </w:footnote>
-  <w:footnote w:id="21">
+  <w:footnote w:id="22">
     <w:p>
       <w:pPr>
         <w:pStyle w:val="ae"/>
@@ -8943,7 +9080,7 @@
       </w:r>
     </w:p>
   </w:footnote>
-  <w:footnote w:id="22">
+  <w:footnote w:id="23">
     <w:p>
       <w:pPr>
         <w:pStyle w:val="ae"/>
@@ -9629,6 +9766,7 @@
   <w:style w:type="character" w:default="1" w:styleId="a0">
     <w:name w:val="Default Paragraph Font"/>
     <w:uiPriority w:val="1"/>
+    <w:semiHidden/>
     <w:unhideWhenUsed/>
   </w:style>
   <w:style w:type="table" w:default="1" w:styleId="a1">
